--- a/report/MLOps_Assignment1_Report_2025AE05303.docx
+++ b/report/MLOps_Assignment1_Report_2025AE05303.docx
@@ -391,7 +391,7 @@
               <w:spacing w:after="0" w:line="222"/>
               <w:jc w:val="left"/>
             </w:pPr>
-            <w:hyperlink w:history="1" r:id="rIduev7b-hoxrlldtuiaqy7-">
+            <w:hyperlink w:history="1" r:id="rIdlb1nwpkesjvgdffyjtul-">
               <w:r>
                 <w:rPr>
                   <w:color w:val="0563C1"/>
@@ -443,7 +443,7 @@
                 <w:sz w:val="16"/>
                 <w:szCs w:val="16"/>
               </w:rPr>
-              <w:t xml:space="preserve">Container image</w:t>
+              <w:t xml:space="preserve">Demo video</w:t>
             </w:r>
           </w:p>
         </w:tc>
@@ -469,13 +469,17 @@
               <w:spacing w:after="0" w:line="222"/>
               <w:jc w:val="left"/>
             </w:pPr>
-            <w:r>
-              <w:rPr>
-                <w:sz w:val="16"/>
-                <w:szCs w:val="16"/>
-              </w:rPr>
-              <w:t xml:space="preserve">ghcr.io/snehanjaligandham/heart-disease-api:latest  (built, tested and published by the CI pipeline)</w:t>
-            </w:r>
+            <w:hyperlink w:history="1" r:id="rIdve6iwsy8lfsk2dltd4whm">
+              <w:r>
+                <w:rPr>
+                  <w:color w:val="0563C1"/>
+                  <w:sz w:val="16"/>
+                  <w:szCs w:val="16"/>
+                  <w:u w:val="single"/>
+                </w:rPr>
+                <w:t xml:space="preserve">https://drive.google.com/file/d/1LBT4Bhkk0Xh9PKlxUtrgJyhp2BtB-PTL/view?usp=sharing</w:t>
+              </w:r>
+            </w:hyperlink>
           </w:p>
         </w:tc>
       </w:tr>
@@ -510,7 +514,7 @@
                 <w:sz w:val="16"/>
                 <w:szCs w:val="16"/>
               </w:rPr>
-              <w:t xml:space="preserve">API endpoint</w:t>
+              <w:t xml:space="preserve">Container image</w:t>
             </w:r>
           </w:p>
         </w:tc>
@@ -541,7 +545,74 @@
                 <w:sz w:val="16"/>
                 <w:szCs w:val="16"/>
               </w:rPr>
-              <w:t xml:space="preserve">POST http://localhost:8080/predict — Kubernetes on Docker Desktop; deployment steps in Section 10</w:t>
+              <w:t xml:space="preserve">ghcr.io/snehanjaligandham/heart-disease-api:latest  (built, tested and published by the CI pipeline)</w:t>
+            </w:r>
+          </w:p>
+        </w:tc>
+      </w:tr>
+      <w:tr>
+        <w:trPr>
+          <w:cantSplit/>
+        </w:trPr>
+        <w:tc>
+          <w:tcPr>
+            <w:tcW w:type="dxa" w:w="1982"/>
+            <w:tcBorders>
+              <w:top w:val="single" w:color="C9D3DE" w:sz="4"/>
+              <w:left w:val="single" w:color="C9D3DE" w:sz="4"/>
+              <w:bottom w:val="single" w:color="C9D3DE" w:sz="4"/>
+              <w:right w:val="single" w:color="C9D3DE" w:sz="4"/>
+            </w:tcBorders>
+            <w:shd w:fill="F4F7FB" w:color="auto" w:val="clear"/>
+            <w:tcMar>
+              <w:top w:type="dxa" w:w="25"/>
+              <w:left w:type="dxa" w:w="70"/>
+              <w:bottom w:type="dxa" w:w="25"/>
+              <w:right w:type="dxa" w:w="70"/>
+            </w:tcMar>
+          </w:tcPr>
+          <w:p>
+            <w:pPr>
+              <w:spacing w:after="0" w:line="222"/>
+              <w:jc w:val="left"/>
+            </w:pPr>
+            <w:r>
+              <w:rPr>
+                <w:sz w:val="16"/>
+                <w:szCs w:val="16"/>
+              </w:rPr>
+              <w:t xml:space="preserve">API access</w:t>
+            </w:r>
+          </w:p>
+        </w:tc>
+        <w:tc>
+          <w:tcPr>
+            <w:tcW w:type="dxa" w:w="8324"/>
+            <w:tcBorders>
+              <w:top w:val="single" w:color="C9D3DE" w:sz="4"/>
+              <w:left w:val="single" w:color="C9D3DE" w:sz="4"/>
+              <w:bottom w:val="single" w:color="C9D3DE" w:sz="4"/>
+              <w:right w:val="single" w:color="C9D3DE" w:sz="4"/>
+            </w:tcBorders>
+            <w:shd w:fill="F4F7FB" w:color="auto" w:val="clear"/>
+            <w:tcMar>
+              <w:top w:type="dxa" w:w="25"/>
+              <w:left w:type="dxa" w:w="70"/>
+              <w:bottom w:type="dxa" w:w="25"/>
+              <w:right w:type="dxa" w:w="70"/>
+            </w:tcMar>
+          </w:tcPr>
+          <w:p>
+            <w:pPr>
+              <w:spacing w:after="0" w:line="222"/>
+              <w:jc w:val="left"/>
+            </w:pPr>
+            <w:r>
+              <w:rPr>
+                <w:sz w:val="16"/>
+                <w:szCs w:val="16"/>
+              </w:rPr>
+              <w:t xml:space="preserve">Local Kubernetes (Docker Desktop): POST http://localhost:8080/predict — setup in Section 6.1, access instructions in Section 9.1</w:t>
             </w:r>
           </w:p>
         </w:tc>
@@ -629,7 +700,7 @@
         <w:t xml:space="preserve">Contributions.</w:t>
       </w:r>
       <w:r>
-        <w:t xml:space="preserve"> (i) A verified, leak-free data pipeline with documented exploratory analysis; (ii) a transparent model-selection protocol with an over-fitting check and a tested engineered feature; (iii) full experiment tracking and model registration; (iv) a packaged model that reproduces identically on three independent machines; (v) a five-stage CI/CD pipeline with 199 tests that demonstrably blocks faulty changes; (vi) a hardened container and a Kubernetes deployment verified under load, failure and update; and (vii) monitoring with tested alert rules and working data-drift detection. Table 1 maps each required deliverable to its location in the repository; all 77 screenshots are indexed by task in </w:t>
+        <w:t xml:space="preserve"> (i) A verified, leak-free data pipeline with documented exploratory analysis; (ii) a transparent model-selection protocol with an over-fitting check and a tested engineered feature; (iii) full experiment tracking and model registration; (iv) a packaged model that reproduces identically on three independent machines; (v) a five-stage CI/CD pipeline with 199 tests that demonstrably blocks faulty changes; (vi) a hardened container and a Kubernetes deployment verified under load, failure and update; and (vii) monitoring with tested alert rules and working data-drift detection. Table 1 maps each required deliverable to its location in the repository; all 80 screenshots are indexed by task in </w:t>
       </w:r>
       <w:r>
         <w:rPr>
@@ -3291,343 +3362,15 @@
     <w:p>
       <w:pPr>
         <w:keepNext/>
-        <w:spacing w:after="40" w:before="60"/>
-        <w:jc w:val="center"/>
-      </w:pPr>
-      <w:r>
-        <w:rPr>
-          <w:b/>
-          <w:bCs/>
-          <w:color w:val="5B6B7C"/>
-          <w:sz w:val="16"/>
-          <w:szCs w:val="16"/>
-        </w:rPr>
-        <w:t xml:space="preserve">Table 4. </w:t>
-      </w:r>
-      <w:r>
-        <w:rPr>
-          <w:i/>
-          <w:iCs/>
-          <w:color w:val="5B6B7C"/>
-          <w:sz w:val="16"/>
-          <w:szCs w:val="16"/>
-        </w:rPr>
-        <w:t xml:space="preserve">Principal findings of the exploratory analysis and their consequence for modelling.</w:t>
-      </w:r>
-    </w:p>
-    <w:tbl>
-      <w:tblPr>
-        <w:tblW w:type="dxa" w:w="10306"/>
-        <w:tblBorders>
-          <w:top w:val="single" w:color="auto" w:sz="4"/>
-          <w:left w:val="single" w:color="auto" w:sz="4"/>
-          <w:bottom w:val="single" w:color="auto" w:sz="4"/>
-          <w:right w:val="single" w:color="auto" w:sz="4"/>
-          <w:insideH w:val="single" w:color="auto" w:sz="4"/>
-          <w:insideV w:val="single" w:color="auto" w:sz="4"/>
-        </w:tblBorders>
-      </w:tblPr>
-      <w:tblGrid>
-        <w:gridCol w:w="6210"/>
-        <w:gridCol w:w="4096"/>
-      </w:tblGrid>
-      <w:tr>
-        <w:trPr>
-          <w:tblHeader/>
-        </w:trPr>
-        <w:tc>
-          <w:tcPr>
-            <w:tcW w:type="dxa" w:w="6210"/>
-            <w:tcBorders>
-              <w:top w:val="single" w:color="C9D3DE" w:sz="4"/>
-              <w:left w:val="single" w:color="C9D3DE" w:sz="4"/>
-              <w:bottom w:val="single" w:color="C9D3DE" w:sz="4"/>
-              <w:right w:val="single" w:color="C9D3DE" w:sz="4"/>
-            </w:tcBorders>
-            <w:shd w:fill="DCE6F2" w:color="auto" w:val="clear"/>
-            <w:tcMar>
-              <w:top w:type="dxa" w:w="25"/>
-              <w:left w:type="dxa" w:w="70"/>
-              <w:bottom w:type="dxa" w:w="25"/>
-              <w:right w:type="dxa" w:w="70"/>
-            </w:tcMar>
-          </w:tcPr>
-          <w:p>
-            <w:pPr>
-              <w:spacing w:after="0" w:line="222"/>
-              <w:jc w:val="left"/>
-            </w:pPr>
-            <w:r>
-              <w:rPr>
-                <w:b/>
-                <w:bCs/>
-                <w:sz w:val="16"/>
-                <w:szCs w:val="16"/>
-              </w:rPr>
-              <w:t xml:space="preserve">Finding</w:t>
-            </w:r>
-          </w:p>
-        </w:tc>
-        <w:tc>
-          <w:tcPr>
-            <w:tcW w:type="dxa" w:w="4096"/>
-            <w:tcBorders>
-              <w:top w:val="single" w:color="C9D3DE" w:sz="4"/>
-              <w:left w:val="single" w:color="C9D3DE" w:sz="4"/>
-              <w:bottom w:val="single" w:color="C9D3DE" w:sz="4"/>
-              <w:right w:val="single" w:color="C9D3DE" w:sz="4"/>
-            </w:tcBorders>
-            <w:shd w:fill="DCE6F2" w:color="auto" w:val="clear"/>
-            <w:tcMar>
-              <w:top w:type="dxa" w:w="25"/>
-              <w:left w:type="dxa" w:w="70"/>
-              <w:bottom w:type="dxa" w:w="25"/>
-              <w:right w:type="dxa" w:w="70"/>
-            </w:tcMar>
-          </w:tcPr>
-          <w:p>
-            <w:pPr>
-              <w:spacing w:after="0" w:line="222"/>
-              <w:jc w:val="left"/>
-            </w:pPr>
-            <w:r>
-              <w:rPr>
-                <w:b/>
-                <w:bCs/>
-                <w:sz w:val="16"/>
-                <w:szCs w:val="16"/>
-              </w:rPr>
-              <w:t xml:space="preserve">Consequence</w:t>
-            </w:r>
-          </w:p>
-        </w:tc>
-      </w:tr>
-      <w:tr>
-        <w:trPr>
-          <w:cantSplit/>
-        </w:trPr>
-        <w:tc>
-          <w:tcPr>
-            <w:tcW w:type="dxa" w:w="6210"/>
-            <w:tcBorders>
-              <w:top w:val="single" w:color="C9D3DE" w:sz="4"/>
-              <w:left w:val="single" w:color="C9D3DE" w:sz="4"/>
-              <w:bottom w:val="single" w:color="C9D3DE" w:sz="4"/>
-              <w:right w:val="single" w:color="C9D3DE" w:sz="4"/>
-            </w:tcBorders>
-            <w:shd w:fill="FFFFFF" w:color="auto" w:val="clear"/>
-            <w:tcMar>
-              <w:top w:type="dxa" w:w="25"/>
-              <w:left w:type="dxa" w:w="70"/>
-              <w:bottom w:type="dxa" w:w="25"/>
-              <w:right w:type="dxa" w:w="70"/>
-            </w:tcMar>
-          </w:tcPr>
-          <w:p>
-            <w:pPr>
-              <w:spacing w:after="0" w:line="222"/>
-              <w:jc w:val="left"/>
-            </w:pPr>
-            <w:r>
-              <w:rPr>
-                <w:sz w:val="16"/>
-                <w:szCs w:val="16"/>
-              </w:rPr>
-              <w:t xml:space="preserve">The strongest associations with the target are thal (r = 0.53), ca (0.46), exang (0.43), oldpeak (0.42), cp (0.41) and thalach (−0.42); cholesterol (0.09) and fasting blood sugar (0.03) are weak predictors on their own.</w:t>
-            </w:r>
-          </w:p>
-        </w:tc>
-        <w:tc>
-          <w:tcPr>
-            <w:tcW w:type="dxa" w:w="4096"/>
-            <w:tcBorders>
-              <w:top w:val="single" w:color="C9D3DE" w:sz="4"/>
-              <w:left w:val="single" w:color="C9D3DE" w:sz="4"/>
-              <w:bottom w:val="single" w:color="C9D3DE" w:sz="4"/>
-              <w:right w:val="single" w:color="C9D3DE" w:sz="4"/>
-            </w:tcBorders>
-            <w:shd w:fill="FFFFFF" w:color="auto" w:val="clear"/>
-            <w:tcMar>
-              <w:top w:type="dxa" w:w="25"/>
-              <w:left w:type="dxa" w:w="70"/>
-              <w:bottom w:type="dxa" w:w="25"/>
-              <w:right w:type="dxa" w:w="70"/>
-            </w:tcMar>
-          </w:tcPr>
-          <w:p>
-            <w:pPr>
-              <w:spacing w:after="0" w:line="222"/>
-              <w:jc w:val="left"/>
-            </w:pPr>
-            <w:r>
-              <w:rPr>
-                <w:sz w:val="16"/>
-                <w:szCs w:val="16"/>
-              </w:rPr>
-              <w:t xml:space="preserve">A linear model is a strong candidate. All attributes are retained and regularisation decides their weight.</w:t>
-            </w:r>
-          </w:p>
-        </w:tc>
-      </w:tr>
-      <w:tr>
-        <w:trPr>
-          <w:cantSplit/>
-        </w:trPr>
-        <w:tc>
-          <w:tcPr>
-            <w:tcW w:type="dxa" w:w="6210"/>
-            <w:tcBorders>
-              <w:top w:val="single" w:color="C9D3DE" w:sz="4"/>
-              <w:left w:val="single" w:color="C9D3DE" w:sz="4"/>
-              <w:bottom w:val="single" w:color="C9D3DE" w:sz="4"/>
-              <w:right w:val="single" w:color="C9D3DE" w:sz="4"/>
-            </w:tcBorders>
-            <w:shd w:fill="F4F7FB" w:color="auto" w:val="clear"/>
-            <w:tcMar>
-              <w:top w:type="dxa" w:w="25"/>
-              <w:left w:type="dxa" w:w="70"/>
-              <w:bottom w:type="dxa" w:w="25"/>
-              <w:right w:type="dxa" w:w="70"/>
-            </w:tcMar>
-          </w:tcPr>
-          <w:p>
-            <w:pPr>
-              <w:spacing w:after="0" w:line="222"/>
-              <w:jc w:val="left"/>
-            </w:pPr>
-            <w:r>
-              <w:rPr>
-                <w:sz w:val="16"/>
-                <w:szCs w:val="16"/>
-              </w:rPr>
-              <w:t xml:space="preserve">Patients with disease are older (mean 56.6 vs 52.6 years), reach a lower maximum heart rate (139 vs 158 bpm) and show more ST depression (1.57 vs 0.59) and more blocked vessels (1.14 vs 0.27).</w:t>
-            </w:r>
-          </w:p>
-        </w:tc>
-        <w:tc>
-          <w:tcPr>
-            <w:tcW w:type="dxa" w:w="4096"/>
-            <w:tcBorders>
-              <w:top w:val="single" w:color="C9D3DE" w:sz="4"/>
-              <w:left w:val="single" w:color="C9D3DE" w:sz="4"/>
-              <w:bottom w:val="single" w:color="C9D3DE" w:sz="4"/>
-              <w:right w:val="single" w:color="C9D3DE" w:sz="4"/>
-            </w:tcBorders>
-            <w:shd w:fill="F4F7FB" w:color="auto" w:val="clear"/>
-            <w:tcMar>
-              <w:top w:type="dxa" w:w="25"/>
-              <w:left w:type="dxa" w:w="70"/>
-              <w:bottom w:type="dxa" w:w="25"/>
-              <w:right w:type="dxa" w:w="70"/>
-            </w:tcMar>
-          </w:tcPr>
-          <w:p>
-            <w:pPr>
-              <w:spacing w:after="0" w:line="222"/>
-              <w:jc w:val="left"/>
-            </w:pPr>
-            <w:r>
-              <w:rPr>
-                <w:sz w:val="16"/>
-                <w:szCs w:val="16"/>
-              </w:rPr>
-              <w:t xml:space="preserve">Motivates an age-adjusted heart-rate feature (Section 4.2).</w:t>
-            </w:r>
-          </w:p>
-        </w:tc>
-      </w:tr>
-      <w:tr>
-        <w:trPr>
-          <w:cantSplit/>
-        </w:trPr>
-        <w:tc>
-          <w:tcPr>
-            <w:tcW w:type="dxa" w:w="6210"/>
-            <w:tcBorders>
-              <w:top w:val="single" w:color="C9D3DE" w:sz="4"/>
-              <w:left w:val="single" w:color="C9D3DE" w:sz="4"/>
-              <w:bottom w:val="single" w:color="C9D3DE" w:sz="4"/>
-              <w:right w:val="single" w:color="C9D3DE" w:sz="4"/>
-            </w:tcBorders>
-            <w:shd w:fill="FFFFFF" w:color="auto" w:val="clear"/>
-            <w:tcMar>
-              <w:top w:type="dxa" w:w="25"/>
-              <w:left w:type="dxa" w:w="70"/>
-              <w:bottom w:type="dxa" w:w="25"/>
-              <w:right w:type="dxa" w:w="70"/>
-            </w:tcMar>
-          </w:tcPr>
-          <w:p>
-            <w:pPr>
-              <w:spacing w:after="0" w:line="222"/>
-              <w:jc w:val="left"/>
-            </w:pPr>
-            <w:r>
-              <w:rPr>
-                <w:sz w:val="16"/>
-                <w:szCs w:val="16"/>
-              </w:rPr>
-              <w:t xml:space="preserve">Several attributes are skewed (cholesterol up to 564 mg/dl) but physiologically plausible; cp, thal, slope and restecg are category codes rather than quantities.</w:t>
-            </w:r>
-          </w:p>
-        </w:tc>
-        <w:tc>
-          <w:tcPr>
-            <w:tcW w:type="dxa" w:w="4096"/>
-            <w:tcBorders>
-              <w:top w:val="single" w:color="C9D3DE" w:sz="4"/>
-              <w:left w:val="single" w:color="C9D3DE" w:sz="4"/>
-              <w:bottom w:val="single" w:color="C9D3DE" w:sz="4"/>
-              <w:right w:val="single" w:color="C9D3DE" w:sz="4"/>
-            </w:tcBorders>
-            <w:shd w:fill="FFFFFF" w:color="auto" w:val="clear"/>
-            <w:tcMar>
-              <w:top w:type="dxa" w:w="25"/>
-              <w:left w:type="dxa" w:w="70"/>
-              <w:bottom w:type="dxa" w:w="25"/>
-              <w:right w:type="dxa" w:w="70"/>
-            </w:tcMar>
-          </w:tcPr>
-          <w:p>
-            <w:pPr>
-              <w:spacing w:after="0" w:line="222"/>
-              <w:jc w:val="left"/>
-            </w:pPr>
-            <w:r>
-              <w:rPr>
-                <w:sz w:val="16"/>
-                <w:szCs w:val="16"/>
-              </w:rPr>
-              <w:t xml:space="preserve">Outliers are kept; median imputation and standardisation for numeric attributes; one-hot encoding for codes.</w:t>
-            </w:r>
-          </w:p>
-        </w:tc>
-      </w:tr>
-    </w:tbl>
-    <w:p>
-      <w:pPr>
-        <w:spacing w:after="60"/>
-      </w:pPr>
-      <w:r>
-        <w:rPr>
-          <w:sz w:val="8"/>
-          <w:szCs w:val="8"/>
-        </w:rPr>
-        <w:t xml:space="preserve"/>
-      </w:r>
-    </w:p>
-    <w:p>
-      <w:pPr>
-        <w:keepNext/>
         <w:spacing w:before="40"/>
         <w:jc w:val="center"/>
       </w:pPr>
       <w:r>
         <w:drawing>
           <wp:inline distT="0" distB="0" distL="0" distR="0">
-            <wp:extent cx="5791200" cy="409575"/>
+            <wp:extent cx="3219450" cy="1143000"/>
             <wp:effectExtent t="0" r="0" b="0" l="0"/>
-            <wp:docPr id="1" name="c_task1_02_data_download.png" descr="Data acquisition re-executed on BITS Prayogshala: the downloaded file matches the recorded SHA-256 checksum." title="c_task1_02_data_download.png"/>
+            <wp:docPr id="1" name="eda_target_distribution.png" descr="Class balance after binarisation: 164 patients without and 139 with heart disease (45.9 % positive)." title="eda_target_distribution.png"/>
             <wp:cNvGraphicFramePr>
               <a:graphicFrameLocks xmlns:a="http://schemas.openxmlformats.org/drawingml/2006/main" noChangeAspect="1"/>
             </wp:cNvGraphicFramePr>
@@ -3650,6 +3393,407 @@
                   <pic:spPr bwMode="auto">
                     <a:xfrm>
                       <a:off x="0" y="0"/>
+                      <a:ext cx="3219450" cy="1143000"/>
+                    </a:xfrm>
+                    <a:prstGeom prst="rect">
+                      <a:avLst/>
+                    </a:prstGeom>
+                  </pic:spPr>
+                </pic:pic>
+              </a:graphicData>
+            </a:graphic>
+          </wp:inline>
+        </w:drawing>
+      </w:r>
+    </w:p>
+    <w:p>
+      <w:pPr>
+        <w:spacing w:after="110" w:before="30"/>
+        <w:jc w:val="center"/>
+      </w:pPr>
+      <w:r>
+        <w:rPr>
+          <w:b/>
+          <w:bCs/>
+          <w:color w:val="5B6B7C"/>
+          <w:sz w:val="16"/>
+          <w:szCs w:val="16"/>
+        </w:rPr>
+        <w:t xml:space="preserve">Figure 3. </w:t>
+      </w:r>
+      <w:r>
+        <w:rPr>
+          <w:i/>
+          <w:iCs/>
+          <w:color w:val="5B6B7C"/>
+          <w:sz w:val="16"/>
+          <w:szCs w:val="16"/>
+        </w:rPr>
+        <w:t xml:space="preserve">Class balance after binarisation: 164 patients without and 139 with heart disease (45.9 % positive).</w:t>
+      </w:r>
+    </w:p>
+    <w:p>
+      <w:pPr>
+        <w:keepNext/>
+        <w:spacing w:after="40" w:before="60"/>
+        <w:jc w:val="center"/>
+      </w:pPr>
+      <w:r>
+        <w:rPr>
+          <w:b/>
+          <w:bCs/>
+          <w:color w:val="5B6B7C"/>
+          <w:sz w:val="16"/>
+          <w:szCs w:val="16"/>
+        </w:rPr>
+        <w:t xml:space="preserve">Table 4. </w:t>
+      </w:r>
+      <w:r>
+        <w:rPr>
+          <w:i/>
+          <w:iCs/>
+          <w:color w:val="5B6B7C"/>
+          <w:sz w:val="16"/>
+          <w:szCs w:val="16"/>
+        </w:rPr>
+        <w:t xml:space="preserve">Principal findings of the exploratory analysis and their consequence for modelling.</w:t>
+      </w:r>
+    </w:p>
+    <w:tbl>
+      <w:tblPr>
+        <w:tblW w:type="dxa" w:w="10306"/>
+        <w:tblBorders>
+          <w:top w:val="single" w:color="auto" w:sz="4"/>
+          <w:left w:val="single" w:color="auto" w:sz="4"/>
+          <w:bottom w:val="single" w:color="auto" w:sz="4"/>
+          <w:right w:val="single" w:color="auto" w:sz="4"/>
+          <w:insideH w:val="single" w:color="auto" w:sz="4"/>
+          <w:insideV w:val="single" w:color="auto" w:sz="4"/>
+        </w:tblBorders>
+      </w:tblPr>
+      <w:tblGrid>
+        <w:gridCol w:w="6210"/>
+        <w:gridCol w:w="4096"/>
+      </w:tblGrid>
+      <w:tr>
+        <w:trPr>
+          <w:tblHeader/>
+        </w:trPr>
+        <w:tc>
+          <w:tcPr>
+            <w:tcW w:type="dxa" w:w="6210"/>
+            <w:tcBorders>
+              <w:top w:val="single" w:color="C9D3DE" w:sz="4"/>
+              <w:left w:val="single" w:color="C9D3DE" w:sz="4"/>
+              <w:bottom w:val="single" w:color="C9D3DE" w:sz="4"/>
+              <w:right w:val="single" w:color="C9D3DE" w:sz="4"/>
+            </w:tcBorders>
+            <w:shd w:fill="DCE6F2" w:color="auto" w:val="clear"/>
+            <w:tcMar>
+              <w:top w:type="dxa" w:w="25"/>
+              <w:left w:type="dxa" w:w="70"/>
+              <w:bottom w:type="dxa" w:w="25"/>
+              <w:right w:type="dxa" w:w="70"/>
+            </w:tcMar>
+          </w:tcPr>
+          <w:p>
+            <w:pPr>
+              <w:spacing w:after="0" w:line="222"/>
+              <w:jc w:val="left"/>
+            </w:pPr>
+            <w:r>
+              <w:rPr>
+                <w:b/>
+                <w:bCs/>
+                <w:sz w:val="16"/>
+                <w:szCs w:val="16"/>
+              </w:rPr>
+              <w:t xml:space="preserve">Finding</w:t>
+            </w:r>
+          </w:p>
+        </w:tc>
+        <w:tc>
+          <w:tcPr>
+            <w:tcW w:type="dxa" w:w="4096"/>
+            <w:tcBorders>
+              <w:top w:val="single" w:color="C9D3DE" w:sz="4"/>
+              <w:left w:val="single" w:color="C9D3DE" w:sz="4"/>
+              <w:bottom w:val="single" w:color="C9D3DE" w:sz="4"/>
+              <w:right w:val="single" w:color="C9D3DE" w:sz="4"/>
+            </w:tcBorders>
+            <w:shd w:fill="DCE6F2" w:color="auto" w:val="clear"/>
+            <w:tcMar>
+              <w:top w:type="dxa" w:w="25"/>
+              <w:left w:type="dxa" w:w="70"/>
+              <w:bottom w:type="dxa" w:w="25"/>
+              <w:right w:type="dxa" w:w="70"/>
+            </w:tcMar>
+          </w:tcPr>
+          <w:p>
+            <w:pPr>
+              <w:spacing w:after="0" w:line="222"/>
+              <w:jc w:val="left"/>
+            </w:pPr>
+            <w:r>
+              <w:rPr>
+                <w:b/>
+                <w:bCs/>
+                <w:sz w:val="16"/>
+                <w:szCs w:val="16"/>
+              </w:rPr>
+              <w:t xml:space="preserve">Consequence</w:t>
+            </w:r>
+          </w:p>
+        </w:tc>
+      </w:tr>
+      <w:tr>
+        <w:trPr>
+          <w:cantSplit/>
+        </w:trPr>
+        <w:tc>
+          <w:tcPr>
+            <w:tcW w:type="dxa" w:w="6210"/>
+            <w:tcBorders>
+              <w:top w:val="single" w:color="C9D3DE" w:sz="4"/>
+              <w:left w:val="single" w:color="C9D3DE" w:sz="4"/>
+              <w:bottom w:val="single" w:color="C9D3DE" w:sz="4"/>
+              <w:right w:val="single" w:color="C9D3DE" w:sz="4"/>
+            </w:tcBorders>
+            <w:shd w:fill="FFFFFF" w:color="auto" w:val="clear"/>
+            <w:tcMar>
+              <w:top w:type="dxa" w:w="25"/>
+              <w:left w:type="dxa" w:w="70"/>
+              <w:bottom w:type="dxa" w:w="25"/>
+              <w:right w:type="dxa" w:w="70"/>
+            </w:tcMar>
+          </w:tcPr>
+          <w:p>
+            <w:pPr>
+              <w:spacing w:after="0" w:line="222"/>
+              <w:jc w:val="left"/>
+            </w:pPr>
+            <w:r>
+              <w:rPr>
+                <w:sz w:val="16"/>
+                <w:szCs w:val="16"/>
+              </w:rPr>
+              <w:t xml:space="preserve">The strongest associations with the target are thal (r = 0.53), ca (0.46), exang (0.43), oldpeak (0.42), cp (0.41) and thalach (−0.42); cholesterol (0.09) and fasting blood sugar (0.03) are weak predictors on their own.</w:t>
+            </w:r>
+          </w:p>
+        </w:tc>
+        <w:tc>
+          <w:tcPr>
+            <w:tcW w:type="dxa" w:w="4096"/>
+            <w:tcBorders>
+              <w:top w:val="single" w:color="C9D3DE" w:sz="4"/>
+              <w:left w:val="single" w:color="C9D3DE" w:sz="4"/>
+              <w:bottom w:val="single" w:color="C9D3DE" w:sz="4"/>
+              <w:right w:val="single" w:color="C9D3DE" w:sz="4"/>
+            </w:tcBorders>
+            <w:shd w:fill="FFFFFF" w:color="auto" w:val="clear"/>
+            <w:tcMar>
+              <w:top w:type="dxa" w:w="25"/>
+              <w:left w:type="dxa" w:w="70"/>
+              <w:bottom w:type="dxa" w:w="25"/>
+              <w:right w:type="dxa" w:w="70"/>
+            </w:tcMar>
+          </w:tcPr>
+          <w:p>
+            <w:pPr>
+              <w:spacing w:after="0" w:line="222"/>
+              <w:jc w:val="left"/>
+            </w:pPr>
+            <w:r>
+              <w:rPr>
+                <w:sz w:val="16"/>
+                <w:szCs w:val="16"/>
+              </w:rPr>
+              <w:t xml:space="preserve">A linear model is a strong candidate. All attributes are retained and regularisation decides their weight.</w:t>
+            </w:r>
+          </w:p>
+        </w:tc>
+      </w:tr>
+      <w:tr>
+        <w:trPr>
+          <w:cantSplit/>
+        </w:trPr>
+        <w:tc>
+          <w:tcPr>
+            <w:tcW w:type="dxa" w:w="6210"/>
+            <w:tcBorders>
+              <w:top w:val="single" w:color="C9D3DE" w:sz="4"/>
+              <w:left w:val="single" w:color="C9D3DE" w:sz="4"/>
+              <w:bottom w:val="single" w:color="C9D3DE" w:sz="4"/>
+              <w:right w:val="single" w:color="C9D3DE" w:sz="4"/>
+            </w:tcBorders>
+            <w:shd w:fill="F4F7FB" w:color="auto" w:val="clear"/>
+            <w:tcMar>
+              <w:top w:type="dxa" w:w="25"/>
+              <w:left w:type="dxa" w:w="70"/>
+              <w:bottom w:type="dxa" w:w="25"/>
+              <w:right w:type="dxa" w:w="70"/>
+            </w:tcMar>
+          </w:tcPr>
+          <w:p>
+            <w:pPr>
+              <w:spacing w:after="0" w:line="222"/>
+              <w:jc w:val="left"/>
+            </w:pPr>
+            <w:r>
+              <w:rPr>
+                <w:sz w:val="16"/>
+                <w:szCs w:val="16"/>
+              </w:rPr>
+              <w:t xml:space="preserve">Patients with disease are older (mean 56.6 vs 52.6 years), reach a lower maximum heart rate (139 vs 158 bpm) and show more ST depression (1.57 vs 0.59) and more blocked vessels (1.14 vs 0.27).</w:t>
+            </w:r>
+          </w:p>
+        </w:tc>
+        <w:tc>
+          <w:tcPr>
+            <w:tcW w:type="dxa" w:w="4096"/>
+            <w:tcBorders>
+              <w:top w:val="single" w:color="C9D3DE" w:sz="4"/>
+              <w:left w:val="single" w:color="C9D3DE" w:sz="4"/>
+              <w:bottom w:val="single" w:color="C9D3DE" w:sz="4"/>
+              <w:right w:val="single" w:color="C9D3DE" w:sz="4"/>
+            </w:tcBorders>
+            <w:shd w:fill="F4F7FB" w:color="auto" w:val="clear"/>
+            <w:tcMar>
+              <w:top w:type="dxa" w:w="25"/>
+              <w:left w:type="dxa" w:w="70"/>
+              <w:bottom w:type="dxa" w:w="25"/>
+              <w:right w:type="dxa" w:w="70"/>
+            </w:tcMar>
+          </w:tcPr>
+          <w:p>
+            <w:pPr>
+              <w:spacing w:after="0" w:line="222"/>
+              <w:jc w:val="left"/>
+            </w:pPr>
+            <w:r>
+              <w:rPr>
+                <w:sz w:val="16"/>
+                <w:szCs w:val="16"/>
+              </w:rPr>
+              <w:t xml:space="preserve">Motivates an age-adjusted heart-rate feature (Section 4.2).</w:t>
+            </w:r>
+          </w:p>
+        </w:tc>
+      </w:tr>
+      <w:tr>
+        <w:trPr>
+          <w:cantSplit/>
+        </w:trPr>
+        <w:tc>
+          <w:tcPr>
+            <w:tcW w:type="dxa" w:w="6210"/>
+            <w:tcBorders>
+              <w:top w:val="single" w:color="C9D3DE" w:sz="4"/>
+              <w:left w:val="single" w:color="C9D3DE" w:sz="4"/>
+              <w:bottom w:val="single" w:color="C9D3DE" w:sz="4"/>
+              <w:right w:val="single" w:color="C9D3DE" w:sz="4"/>
+            </w:tcBorders>
+            <w:shd w:fill="FFFFFF" w:color="auto" w:val="clear"/>
+            <w:tcMar>
+              <w:top w:type="dxa" w:w="25"/>
+              <w:left w:type="dxa" w:w="70"/>
+              <w:bottom w:type="dxa" w:w="25"/>
+              <w:right w:type="dxa" w:w="70"/>
+            </w:tcMar>
+          </w:tcPr>
+          <w:p>
+            <w:pPr>
+              <w:spacing w:after="0" w:line="222"/>
+              <w:jc w:val="left"/>
+            </w:pPr>
+            <w:r>
+              <w:rPr>
+                <w:sz w:val="16"/>
+                <w:szCs w:val="16"/>
+              </w:rPr>
+              <w:t xml:space="preserve">Several attributes are skewed (cholesterol up to 564 mg/dl) but physiologically plausible; cp, thal, slope and restecg are category codes rather than quantities.</w:t>
+            </w:r>
+          </w:p>
+        </w:tc>
+        <w:tc>
+          <w:tcPr>
+            <w:tcW w:type="dxa" w:w="4096"/>
+            <w:tcBorders>
+              <w:top w:val="single" w:color="C9D3DE" w:sz="4"/>
+              <w:left w:val="single" w:color="C9D3DE" w:sz="4"/>
+              <w:bottom w:val="single" w:color="C9D3DE" w:sz="4"/>
+              <w:right w:val="single" w:color="C9D3DE" w:sz="4"/>
+            </w:tcBorders>
+            <w:shd w:fill="FFFFFF" w:color="auto" w:val="clear"/>
+            <w:tcMar>
+              <w:top w:type="dxa" w:w="25"/>
+              <w:left w:type="dxa" w:w="70"/>
+              <w:bottom w:type="dxa" w:w="25"/>
+              <w:right w:type="dxa" w:w="70"/>
+            </w:tcMar>
+          </w:tcPr>
+          <w:p>
+            <w:pPr>
+              <w:spacing w:after="0" w:line="222"/>
+              <w:jc w:val="left"/>
+            </w:pPr>
+            <w:r>
+              <w:rPr>
+                <w:sz w:val="16"/>
+                <w:szCs w:val="16"/>
+              </w:rPr>
+              <w:t xml:space="preserve">Outliers are kept; median imputation and standardisation for numeric attributes; one-hot encoding for codes.</w:t>
+            </w:r>
+          </w:p>
+        </w:tc>
+      </w:tr>
+    </w:tbl>
+    <w:p>
+      <w:pPr>
+        <w:spacing w:after="60"/>
+      </w:pPr>
+      <w:r>
+        <w:rPr>
+          <w:sz w:val="8"/>
+          <w:szCs w:val="8"/>
+        </w:rPr>
+        <w:t xml:space="preserve"/>
+      </w:r>
+    </w:p>
+    <w:p>
+      <w:pPr>
+        <w:keepNext/>
+        <w:spacing w:before="40"/>
+        <w:jc w:val="center"/>
+      </w:pPr>
+      <w:r>
+        <w:drawing>
+          <wp:inline distT="0" distB="0" distL="0" distR="0">
+            <wp:extent cx="5791200" cy="409575"/>
+            <wp:effectExtent t="0" r="0" b="0" l="0"/>
+            <wp:docPr id="1" name="c_task1_02_data_download.png" descr="Data acquisition re-executed on BITS Prayogshala: the downloaded file matches the recorded SHA-256 checksum." title="c_task1_02_data_download.png"/>
+            <wp:cNvGraphicFramePr>
+              <a:graphicFrameLocks xmlns:a="http://schemas.openxmlformats.org/drawingml/2006/main" noChangeAspect="1"/>
+            </wp:cNvGraphicFramePr>
+            <a:graphic xmlns:a="http://schemas.openxmlformats.org/drawingml/2006/main">
+              <a:graphicData uri="http://schemas.openxmlformats.org/drawingml/2006/picture">
+                <pic:pic xmlns:pic="http://schemas.openxmlformats.org/drawingml/2006/picture">
+                  <pic:nvPicPr>
+                    <pic:cNvPr id="0" name="" descr=""/>
+                    <pic:cNvPicPr>
+                      <a:picLocks noChangeAspect="1" noChangeArrowheads="1"/>
+                    </pic:cNvPicPr>
+                  </pic:nvPicPr>
+                  <pic:blipFill>
+                    <a:blip r:embed="rId13" cstate="none"/>
+                    <a:srcRect/>
+                    <a:stretch>
+                      <a:fillRect/>
+                    </a:stretch>
+                  </pic:blipFill>
+                  <pic:spPr bwMode="auto">
+                    <a:xfrm>
+                      <a:off x="0" y="0"/>
                       <a:ext cx="5791200" cy="409575"/>
                     </a:xfrm>
                     <a:prstGeom prst="rect">
@@ -3676,7 +3820,7 @@
           <w:sz w:val="16"/>
           <w:szCs w:val="16"/>
         </w:rPr>
-        <w:t xml:space="preserve">Figure 3. </w:t>
+        <w:t xml:space="preserve">Figure 4. </w:t>
       </w:r>
       <w:r>
         <w:rPr>
@@ -5618,7 +5762,7 @@
                           </pic:cNvPicPr>
                         </pic:nvPicPr>
                         <pic:blipFill>
-                          <a:blip r:embed="rId13" cstate="none"/>
+                          <a:blip r:embed="rId14" cstate="none"/>
                           <a:srcRect/>
                           <a:stretch>
                             <a:fillRect/>
@@ -5661,506 +5805,6 @@
                   <wp:extent cx="3124200" cy="1095375"/>
                   <wp:effectExtent t="0" r="0" b="0" l="0"/>
                   <wp:docPr id="1" name="feature_drivers.png" descr="Selected model on the test set: ROC curve and confusion matrix (left). Logistic Regression coefficients and Random Forest importances agree on the leading predictors ca, thal, cp and thalach (right)." title="feature_drivers.png"/>
-                  <wp:cNvGraphicFramePr>
-                    <a:graphicFrameLocks xmlns:a="http://schemas.openxmlformats.org/drawingml/2006/main" noChangeAspect="1"/>
-                  </wp:cNvGraphicFramePr>
-                  <a:graphic xmlns:a="http://schemas.openxmlformats.org/drawingml/2006/main">
-                    <a:graphicData uri="http://schemas.openxmlformats.org/drawingml/2006/picture">
-                      <pic:pic xmlns:pic="http://schemas.openxmlformats.org/drawingml/2006/picture">
-                        <pic:nvPicPr>
-                          <pic:cNvPr id="0" name="" descr=""/>
-                          <pic:cNvPicPr>
-                            <a:picLocks noChangeAspect="1" noChangeArrowheads="1"/>
-                          </pic:cNvPicPr>
-                        </pic:nvPicPr>
-                        <pic:blipFill>
-                          <a:blip r:embed="rId14" cstate="none"/>
-                          <a:srcRect/>
-                          <a:stretch>
-                            <a:fillRect/>
-                          </a:stretch>
-                        </pic:blipFill>
-                        <pic:spPr bwMode="auto">
-                          <a:xfrm>
-                            <a:off x="0" y="0"/>
-                            <a:ext cx="3124200" cy="1095375"/>
-                          </a:xfrm>
-                          <a:prstGeom prst="rect">
-                            <a:avLst/>
-                          </a:prstGeom>
-                        </pic:spPr>
-                      </pic:pic>
-                    </a:graphicData>
-                  </a:graphic>
-                </wp:inline>
-              </w:drawing>
-            </w:r>
-          </w:p>
-        </w:tc>
-      </w:tr>
-    </w:tbl>
-    <w:p>
-      <w:pPr>
-        <w:spacing w:after="110" w:before="30"/>
-        <w:jc w:val="center"/>
-      </w:pPr>
-      <w:r>
-        <w:rPr>
-          <w:b/>
-          <w:bCs/>
-          <w:color w:val="5B6B7C"/>
-          <w:sz w:val="16"/>
-          <w:szCs w:val="16"/>
-        </w:rPr>
-        <w:t xml:space="preserve">Figure 4. </w:t>
-      </w:r>
-      <w:r>
-        <w:rPr>
-          <w:i/>
-          <w:iCs/>
-          <w:color w:val="5B6B7C"/>
-          <w:sz w:val="16"/>
-          <w:szCs w:val="16"/>
-        </w:rPr>
-        <w:t xml:space="preserve">Selected model on the test set: ROC curve and confusion matrix (left). Logistic Regression coefficients and Random Forest importances agree on the leading predictors ca, thal, cp and thalach (right).</w:t>
-      </w:r>
-    </w:p>
-    <w:p>
-      <w:pPr>
-        <w:pStyle w:val="Heading1"/>
-        <w:pageBreakBefore/>
-      </w:pPr>
-      <w:r>
-        <w:t xml:space="preserve">5. Experiment tracking</w:t>
-      </w:r>
-    </w:p>
-    <w:p>
-      <w:pPr>
-        <w:spacing w:after="40" w:line="242"/>
-        <w:jc w:val="both"/>
-      </w:pPr>
-      <w:r>
-        <w:t xml:space="preserve">Reproducible research requires that every result can be traced back to the code, data and settings that produced it. All training runs are therefore recorded in the MLflow [4] experiment </w:t>
-      </w:r>
-      <w:r>
-        <w:rPr>
-          <w:rFonts w:ascii="Consolas" w:cs="Consolas" w:eastAsia="Consolas" w:hAnsi="Consolas"/>
-          <w:color w:val="333333"/>
-          <w:sz w:val="17"/>
-          <w:szCs w:val="17"/>
-        </w:rPr>
-        <w:t xml:space="preserve">heart-disease-classification</w:t>
-      </w:r>
-      <w:r>
-        <w:t xml:space="preserve">, organised as summarised in Table 7.</w:t>
-      </w:r>
-    </w:p>
-    <w:p>
-      <w:pPr>
-        <w:keepNext/>
-        <w:spacing w:after="40" w:before="60"/>
-        <w:jc w:val="center"/>
-      </w:pPr>
-      <w:r>
-        <w:rPr>
-          <w:b/>
-          <w:bCs/>
-          <w:color w:val="5B6B7C"/>
-          <w:sz w:val="16"/>
-          <w:szCs w:val="16"/>
-        </w:rPr>
-        <w:t xml:space="preserve">Table 7. </w:t>
-      </w:r>
-      <w:r>
-        <w:rPr>
-          <w:i/>
-          <w:iCs/>
-          <w:color w:val="5B6B7C"/>
-          <w:sz w:val="16"/>
-          <w:szCs w:val="16"/>
-        </w:rPr>
-        <w:t xml:space="preserve">Information recorded by MLflow at each level.</w:t>
-      </w:r>
-    </w:p>
-    <w:tbl>
-      <w:tblPr>
-        <w:tblW w:type="dxa" w:w="10306"/>
-        <w:tblBorders>
-          <w:top w:val="single" w:color="auto" w:sz="4"/>
-          <w:left w:val="single" w:color="auto" w:sz="4"/>
-          <w:bottom w:val="single" w:color="auto" w:sz="4"/>
-          <w:right w:val="single" w:color="auto" w:sz="4"/>
-          <w:insideH w:val="single" w:color="auto" w:sz="4"/>
-          <w:insideV w:val="single" w:color="auto" w:sz="4"/>
-        </w:tblBorders>
-      </w:tblPr>
-      <w:tblGrid>
-        <w:gridCol w:w="2775"/>
-        <w:gridCol w:w="7531"/>
-      </w:tblGrid>
-      <w:tr>
-        <w:trPr>
-          <w:tblHeader/>
-        </w:trPr>
-        <w:tc>
-          <w:tcPr>
-            <w:tcW w:type="dxa" w:w="2775"/>
-            <w:tcBorders>
-              <w:top w:val="single" w:color="C9D3DE" w:sz="4"/>
-              <w:left w:val="single" w:color="C9D3DE" w:sz="4"/>
-              <w:bottom w:val="single" w:color="C9D3DE" w:sz="4"/>
-              <w:right w:val="single" w:color="C9D3DE" w:sz="4"/>
-            </w:tcBorders>
-            <w:shd w:fill="DCE6F2" w:color="auto" w:val="clear"/>
-            <w:tcMar>
-              <w:top w:type="dxa" w:w="25"/>
-              <w:left w:type="dxa" w:w="70"/>
-              <w:bottom w:type="dxa" w:w="25"/>
-              <w:right w:type="dxa" w:w="70"/>
-            </w:tcMar>
-          </w:tcPr>
-          <w:p>
-            <w:pPr>
-              <w:spacing w:after="0" w:line="222"/>
-              <w:jc w:val="left"/>
-            </w:pPr>
-            <w:r>
-              <w:rPr>
-                <w:b/>
-                <w:bCs/>
-                <w:sz w:val="16"/>
-                <w:szCs w:val="16"/>
-              </w:rPr>
-              <w:t xml:space="preserve">Level</w:t>
-            </w:r>
-          </w:p>
-        </w:tc>
-        <w:tc>
-          <w:tcPr>
-            <w:tcW w:type="dxa" w:w="7531"/>
-            <w:tcBorders>
-              <w:top w:val="single" w:color="C9D3DE" w:sz="4"/>
-              <w:left w:val="single" w:color="C9D3DE" w:sz="4"/>
-              <w:bottom w:val="single" w:color="C9D3DE" w:sz="4"/>
-              <w:right w:val="single" w:color="C9D3DE" w:sz="4"/>
-            </w:tcBorders>
-            <w:shd w:fill="DCE6F2" w:color="auto" w:val="clear"/>
-            <w:tcMar>
-              <w:top w:type="dxa" w:w="25"/>
-              <w:left w:type="dxa" w:w="70"/>
-              <w:bottom w:type="dxa" w:w="25"/>
-              <w:right w:type="dxa" w:w="70"/>
-            </w:tcMar>
-          </w:tcPr>
-          <w:p>
-            <w:pPr>
-              <w:spacing w:after="0" w:line="222"/>
-              <w:jc w:val="left"/>
-            </w:pPr>
-            <w:r>
-              <w:rPr>
-                <w:b/>
-                <w:bCs/>
-                <w:sz w:val="16"/>
-                <w:szCs w:val="16"/>
-              </w:rPr>
-              <w:t xml:space="preserve">Recorded information</w:t>
-            </w:r>
-          </w:p>
-        </w:tc>
-      </w:tr>
-      <w:tr>
-        <w:trPr>
-          <w:cantSplit/>
-        </w:trPr>
-        <w:tc>
-          <w:tcPr>
-            <w:tcW w:type="dxa" w:w="2775"/>
-            <w:tcBorders>
-              <w:top w:val="single" w:color="C9D3DE" w:sz="4"/>
-              <w:left w:val="single" w:color="C9D3DE" w:sz="4"/>
-              <w:bottom w:val="single" w:color="C9D3DE" w:sz="4"/>
-              <w:right w:val="single" w:color="C9D3DE" w:sz="4"/>
-            </w:tcBorders>
-            <w:shd w:fill="FFFFFF" w:color="auto" w:val="clear"/>
-            <w:tcMar>
-              <w:top w:type="dxa" w:w="25"/>
-              <w:left w:type="dxa" w:w="70"/>
-              <w:bottom w:type="dxa" w:w="25"/>
-              <w:right w:type="dxa" w:w="70"/>
-            </w:tcMar>
-          </w:tcPr>
-          <w:p>
-            <w:pPr>
-              <w:spacing w:after="0" w:line="222"/>
-              <w:jc w:val="left"/>
-            </w:pPr>
-            <w:r>
-              <w:rPr>
-                <w:sz w:val="16"/>
-                <w:szCs w:val="16"/>
-              </w:rPr>
-              <w:t xml:space="preserve">Parent run (one per training execution)</w:t>
-            </w:r>
-          </w:p>
-        </w:tc>
-        <w:tc>
-          <w:tcPr>
-            <w:tcW w:type="dxa" w:w="7531"/>
-            <w:tcBorders>
-              <w:top w:val="single" w:color="C9D3DE" w:sz="4"/>
-              <w:left w:val="single" w:color="C9D3DE" w:sz="4"/>
-              <w:bottom w:val="single" w:color="C9D3DE" w:sz="4"/>
-              <w:right w:val="single" w:color="C9D3DE" w:sz="4"/>
-            </w:tcBorders>
-            <w:shd w:fill="FFFFFF" w:color="auto" w:val="clear"/>
-            <w:tcMar>
-              <w:top w:type="dxa" w:w="25"/>
-              <w:left w:type="dxa" w:w="70"/>
-              <w:bottom w:type="dxa" w:w="25"/>
-              <w:right w:type="dxa" w:w="70"/>
-            </w:tcMar>
-          </w:tcPr>
-          <w:p>
-            <w:pPr>
-              <w:spacing w:after="0" w:line="222"/>
-              <w:jc w:val="left"/>
-            </w:pPr>
-            <w:r>
-              <w:rPr>
-                <w:sz w:val="16"/>
-                <w:szCs w:val="16"/>
-              </w:rPr>
-              <w:t xml:space="preserve">Git commit, Python and library versions; split ratio, number of folds, random seed, data SHA-256 and the selection rule; the training dataset registered as an MLflow input; the model-comparison table, feature-ablation table, ROC curves and the written reason for the selection.</w:t>
-            </w:r>
-          </w:p>
-        </w:tc>
-      </w:tr>
-      <w:tr>
-        <w:trPr>
-          <w:cantSplit/>
-        </w:trPr>
-        <w:tc>
-          <w:tcPr>
-            <w:tcW w:type="dxa" w:w="2775"/>
-            <w:tcBorders>
-              <w:top w:val="single" w:color="C9D3DE" w:sz="4"/>
-              <w:left w:val="single" w:color="C9D3DE" w:sz="4"/>
-              <w:bottom w:val="single" w:color="C9D3DE" w:sz="4"/>
-              <w:right w:val="single" w:color="C9D3DE" w:sz="4"/>
-            </w:tcBorders>
-            <w:shd w:fill="F4F7FB" w:color="auto" w:val="clear"/>
-            <w:tcMar>
-              <w:top w:type="dxa" w:w="25"/>
-              <w:left w:type="dxa" w:w="70"/>
-              <w:bottom w:type="dxa" w:w="25"/>
-              <w:right w:type="dxa" w:w="70"/>
-            </w:tcMar>
-          </w:tcPr>
-          <w:p>
-            <w:pPr>
-              <w:spacing w:after="0" w:line="222"/>
-              <w:jc w:val="left"/>
-            </w:pPr>
-            <w:r>
-              <w:rPr>
-                <w:sz w:val="16"/>
-                <w:szCs w:val="16"/>
-              </w:rPr>
-              <w:t xml:space="preserve">Child run (one per model family)</w:t>
-            </w:r>
-          </w:p>
-        </w:tc>
-        <w:tc>
-          <w:tcPr>
-            <w:tcW w:type="dxa" w:w="7531"/>
-            <w:tcBorders>
-              <w:top w:val="single" w:color="C9D3DE" w:sz="4"/>
-              <w:left w:val="single" w:color="C9D3DE" w:sz="4"/>
-              <w:bottom w:val="single" w:color="C9D3DE" w:sz="4"/>
-              <w:right w:val="single" w:color="C9D3DE" w:sz="4"/>
-            </w:tcBorders>
-            <w:shd w:fill="F4F7FB" w:color="auto" w:val="clear"/>
-            <w:tcMar>
-              <w:top w:type="dxa" w:w="25"/>
-              <w:left w:type="dxa" w:w="70"/>
-              <w:bottom w:type="dxa" w:w="25"/>
-              <w:right w:type="dxa" w:w="70"/>
-            </w:tcMar>
-          </w:tcPr>
-          <w:p>
-            <w:pPr>
-              <w:spacing w:after="0" w:line="222"/>
-              <w:jc w:val="left"/>
-            </w:pPr>
-            <w:r>
-              <w:rPr>
-                <w:sz w:val="16"/>
-                <w:szCs w:val="16"/>
-              </w:rPr>
-              <w:t xml:space="preserve">Best hyper-parameters; mean and standard deviation of five cross-validated metrics; test-set metrics; the full cross-validation results; confusion-matrix and feature-importance plots; the fitted pipeline as an MLflow model with input signature, example input and its source files.</w:t>
-            </w:r>
-          </w:p>
-        </w:tc>
-      </w:tr>
-      <w:tr>
-        <w:trPr>
-          <w:cantSplit/>
-        </w:trPr>
-        <w:tc>
-          <w:tcPr>
-            <w:tcW w:type="dxa" w:w="2775"/>
-            <w:tcBorders>
-              <w:top w:val="single" w:color="C9D3DE" w:sz="4"/>
-              <w:left w:val="single" w:color="C9D3DE" w:sz="4"/>
-              <w:bottom w:val="single" w:color="C9D3DE" w:sz="4"/>
-              <w:right w:val="single" w:color="C9D3DE" w:sz="4"/>
-            </w:tcBorders>
-            <w:shd w:fill="FFFFFF" w:color="auto" w:val="clear"/>
-            <w:tcMar>
-              <w:top w:type="dxa" w:w="25"/>
-              <w:left w:type="dxa" w:w="70"/>
-              <w:bottom w:type="dxa" w:w="25"/>
-              <w:right w:type="dxa" w:w="70"/>
-            </w:tcMar>
-          </w:tcPr>
-          <w:p>
-            <w:pPr>
-              <w:spacing w:after="0" w:line="222"/>
-              <w:jc w:val="left"/>
-            </w:pPr>
-            <w:r>
-              <w:rPr>
-                <w:sz w:val="16"/>
-                <w:szCs w:val="16"/>
-              </w:rPr>
-              <w:t xml:space="preserve">Model registry</w:t>
-            </w:r>
-          </w:p>
-        </w:tc>
-        <w:tc>
-          <w:tcPr>
-            <w:tcW w:type="dxa" w:w="7531"/>
-            <w:tcBorders>
-              <w:top w:val="single" w:color="C9D3DE" w:sz="4"/>
-              <w:left w:val="single" w:color="C9D3DE" w:sz="4"/>
-              <w:bottom w:val="single" w:color="C9D3DE" w:sz="4"/>
-              <w:right w:val="single" w:color="C9D3DE" w:sz="4"/>
-            </w:tcBorders>
-            <w:shd w:fill="FFFFFF" w:color="auto" w:val="clear"/>
-            <w:tcMar>
-              <w:top w:type="dxa" w:w="25"/>
-              <w:left w:type="dxa" w:w="70"/>
-              <w:bottom w:type="dxa" w:w="25"/>
-              <w:right w:type="dxa" w:w="70"/>
-            </w:tcMar>
-          </w:tcPr>
-          <w:p>
-            <w:pPr>
-              <w:spacing w:after="0" w:line="222"/>
-              <w:jc w:val="left"/>
-            </w:pPr>
-            <w:r>
-              <w:rPr>
-                <w:sz w:val="16"/>
-                <w:szCs w:val="16"/>
-              </w:rPr>
-              <w:t xml:space="preserve">The selected model is registered as </w:t>
-            </w:r>
-            <w:r>
-              <w:rPr>
-                <w:rFonts w:ascii="Consolas" w:cs="Consolas" w:eastAsia="Consolas" w:hAnsi="Consolas"/>
-                <w:color w:val="333333"/>
-                <w:sz w:val="16"/>
-                <w:szCs w:val="16"/>
-              </w:rPr>
-              <w:t xml:space="preserve">heart-disease-classifier</w:t>
-            </w:r>
-            <w:r>
-              <w:rPr>
-                <w:sz w:val="16"/>
-                <w:szCs w:val="16"/>
-              </w:rPr>
-              <w:t xml:space="preserve">, and the alias </w:t>
-            </w:r>
-            <w:r>
-              <w:rPr>
-                <w:rFonts w:ascii="Consolas" w:cs="Consolas" w:eastAsia="Consolas" w:hAnsi="Consolas"/>
-                <w:color w:val="333333"/>
-                <w:sz w:val="16"/>
-                <w:szCs w:val="16"/>
-              </w:rPr>
-              <w:t xml:space="preserve">@champion</w:t>
-            </w:r>
-            <w:r>
-              <w:rPr>
-                <w:sz w:val="16"/>
-                <w:szCs w:val="16"/>
-              </w:rPr>
-              <w:t xml:space="preserve"> is moved to the new version, identifying the model that should be deployed.</w:t>
-            </w:r>
-          </w:p>
-        </w:tc>
-      </w:tr>
-    </w:tbl>
-    <w:p>
-      <w:pPr>
-        <w:spacing w:after="60"/>
-      </w:pPr>
-      <w:r>
-        <w:rPr>
-          <w:sz w:val="8"/>
-          <w:szCs w:val="8"/>
-        </w:rPr>
-        <w:t xml:space="preserve"/>
-      </w:r>
-    </w:p>
-    <w:p>
-      <w:pPr>
-        <w:spacing w:after="80" w:line="242"/>
-        <w:jc w:val="both"/>
-      </w:pPr>
-      <w:r>
-        <w:t xml:space="preserve">A unit test asserts that the metrics stored in MLflow are identical to those returned by the training code, so the tracking record cannot silently diverge from the actual results.</w:t>
-      </w:r>
-    </w:p>
-    <w:tbl>
-      <w:tblPr>
-        <w:tblW w:type="dxa" w:w="10306"/>
-        <w:tblBorders>
-          <w:top w:val="none" w:color="FFFFFF" w:sz="0"/>
-          <w:left w:val="none" w:color="FFFFFF" w:sz="0"/>
-          <w:bottom w:val="none" w:color="FFFFFF" w:sz="0"/>
-          <w:right w:val="none" w:color="FFFFFF" w:sz="0"/>
-          <w:insideH w:val="none" w:color="FFFFFF" w:sz="0"/>
-          <w:insideV w:val="none" w:color="FFFFFF" w:sz="0"/>
-        </w:tblBorders>
-      </w:tblPr>
-      <w:tblGrid>
-        <w:gridCol w:w="5153"/>
-        <w:gridCol w:w="5153"/>
-      </w:tblGrid>
-      <w:tr>
-        <w:tc>
-          <w:tcPr>
-            <w:tcW w:type="dxa" w:w="5153"/>
-            <w:tcBorders>
-              <w:top w:val="none" w:color="FFFFFF" w:sz="0"/>
-              <w:left w:val="none" w:color="FFFFFF" w:sz="0"/>
-              <w:bottom w:val="none" w:color="FFFFFF" w:sz="0"/>
-              <w:right w:val="none" w:color="FFFFFF" w:sz="0"/>
-            </w:tcBorders>
-          </w:tcPr>
-          <w:p>
-            <w:pPr>
-              <w:jc w:val="center"/>
-            </w:pPr>
-            <w:r>
-              <w:drawing>
-                <wp:inline distT="0" distB="0" distL="0" distR="0">
-                  <wp:extent cx="3124200" cy="1562100"/>
-                  <wp:effectExtent t="0" r="0" b="0" l="0"/>
-                  <wp:docPr id="1" name="c_task3_01_parent_run.png" descr="MLflow on the development laptop: the parent run with its summary metrics (left) and the nested Logistic Regression run with all fifteen logged metrics (right)." title="c_task3_01_parent_run.png"/>
                   <wp:cNvGraphicFramePr>
                     <a:graphicFrameLocks xmlns:a="http://schemas.openxmlformats.org/drawingml/2006/main" noChangeAspect="1"/>
                   </wp:cNvGraphicFramePr>
@@ -6183,7 +5827,7 @@
                         <pic:spPr bwMode="auto">
                           <a:xfrm>
                             <a:off x="0" y="0"/>
-                            <a:ext cx="3124200" cy="1562100"/>
+                            <a:ext cx="3124200" cy="1095375"/>
                           </a:xfrm>
                           <a:prstGeom prst="rect">
                             <a:avLst/>
@@ -6197,6 +5841,450 @@
             </w:r>
           </w:p>
         </w:tc>
+      </w:tr>
+    </w:tbl>
+    <w:p>
+      <w:pPr>
+        <w:spacing w:after="110" w:before="30"/>
+        <w:jc w:val="center"/>
+      </w:pPr>
+      <w:r>
+        <w:rPr>
+          <w:b/>
+          <w:bCs/>
+          <w:color w:val="5B6B7C"/>
+          <w:sz w:val="16"/>
+          <w:szCs w:val="16"/>
+        </w:rPr>
+        <w:t xml:space="preserve">Figure 5. </w:t>
+      </w:r>
+      <w:r>
+        <w:rPr>
+          <w:i/>
+          <w:iCs/>
+          <w:color w:val="5B6B7C"/>
+          <w:sz w:val="16"/>
+          <w:szCs w:val="16"/>
+        </w:rPr>
+        <w:t xml:space="preserve">Selected model on the test set: ROC curve and confusion matrix (left). Logistic Regression coefficients and Random Forest importances agree on the leading predictors ca, thal, cp and thalach (right).</w:t>
+      </w:r>
+    </w:p>
+    <w:p>
+      <w:pPr>
+        <w:pStyle w:val="Heading1"/>
+        <w:pageBreakBefore/>
+      </w:pPr>
+      <w:r>
+        <w:t xml:space="preserve">5. Experiment tracking</w:t>
+      </w:r>
+    </w:p>
+    <w:p>
+      <w:pPr>
+        <w:spacing w:after="40" w:line="242"/>
+        <w:jc w:val="both"/>
+      </w:pPr>
+      <w:r>
+        <w:t xml:space="preserve">Reproducible research requires that every result can be traced back to the code, data and settings that produced it. All training runs are therefore recorded in the MLflow [4] experiment </w:t>
+      </w:r>
+      <w:r>
+        <w:rPr>
+          <w:rFonts w:ascii="Consolas" w:cs="Consolas" w:eastAsia="Consolas" w:hAnsi="Consolas"/>
+          <w:color w:val="333333"/>
+          <w:sz w:val="17"/>
+          <w:szCs w:val="17"/>
+        </w:rPr>
+        <w:t xml:space="preserve">heart-disease-classification</w:t>
+      </w:r>
+      <w:r>
+        <w:t xml:space="preserve">, organised as summarised in Table 7.</w:t>
+      </w:r>
+    </w:p>
+    <w:p>
+      <w:pPr>
+        <w:keepNext/>
+        <w:spacing w:after="40" w:before="60"/>
+        <w:jc w:val="center"/>
+      </w:pPr>
+      <w:r>
+        <w:rPr>
+          <w:b/>
+          <w:bCs/>
+          <w:color w:val="5B6B7C"/>
+          <w:sz w:val="16"/>
+          <w:szCs w:val="16"/>
+        </w:rPr>
+        <w:t xml:space="preserve">Table 7. </w:t>
+      </w:r>
+      <w:r>
+        <w:rPr>
+          <w:i/>
+          <w:iCs/>
+          <w:color w:val="5B6B7C"/>
+          <w:sz w:val="16"/>
+          <w:szCs w:val="16"/>
+        </w:rPr>
+        <w:t xml:space="preserve">Information recorded by MLflow at each level.</w:t>
+      </w:r>
+    </w:p>
+    <w:tbl>
+      <w:tblPr>
+        <w:tblW w:type="dxa" w:w="10306"/>
+        <w:tblBorders>
+          <w:top w:val="single" w:color="auto" w:sz="4"/>
+          <w:left w:val="single" w:color="auto" w:sz="4"/>
+          <w:bottom w:val="single" w:color="auto" w:sz="4"/>
+          <w:right w:val="single" w:color="auto" w:sz="4"/>
+          <w:insideH w:val="single" w:color="auto" w:sz="4"/>
+          <w:insideV w:val="single" w:color="auto" w:sz="4"/>
+        </w:tblBorders>
+      </w:tblPr>
+      <w:tblGrid>
+        <w:gridCol w:w="2775"/>
+        <w:gridCol w:w="7531"/>
+      </w:tblGrid>
+      <w:tr>
+        <w:trPr>
+          <w:tblHeader/>
+        </w:trPr>
+        <w:tc>
+          <w:tcPr>
+            <w:tcW w:type="dxa" w:w="2775"/>
+            <w:tcBorders>
+              <w:top w:val="single" w:color="C9D3DE" w:sz="4"/>
+              <w:left w:val="single" w:color="C9D3DE" w:sz="4"/>
+              <w:bottom w:val="single" w:color="C9D3DE" w:sz="4"/>
+              <w:right w:val="single" w:color="C9D3DE" w:sz="4"/>
+            </w:tcBorders>
+            <w:shd w:fill="DCE6F2" w:color="auto" w:val="clear"/>
+            <w:tcMar>
+              <w:top w:type="dxa" w:w="25"/>
+              <w:left w:type="dxa" w:w="70"/>
+              <w:bottom w:type="dxa" w:w="25"/>
+              <w:right w:type="dxa" w:w="70"/>
+            </w:tcMar>
+          </w:tcPr>
+          <w:p>
+            <w:pPr>
+              <w:spacing w:after="0" w:line="222"/>
+              <w:jc w:val="left"/>
+            </w:pPr>
+            <w:r>
+              <w:rPr>
+                <w:b/>
+                <w:bCs/>
+                <w:sz w:val="16"/>
+                <w:szCs w:val="16"/>
+              </w:rPr>
+              <w:t xml:space="preserve">Level</w:t>
+            </w:r>
+          </w:p>
+        </w:tc>
+        <w:tc>
+          <w:tcPr>
+            <w:tcW w:type="dxa" w:w="7531"/>
+            <w:tcBorders>
+              <w:top w:val="single" w:color="C9D3DE" w:sz="4"/>
+              <w:left w:val="single" w:color="C9D3DE" w:sz="4"/>
+              <w:bottom w:val="single" w:color="C9D3DE" w:sz="4"/>
+              <w:right w:val="single" w:color="C9D3DE" w:sz="4"/>
+            </w:tcBorders>
+            <w:shd w:fill="DCE6F2" w:color="auto" w:val="clear"/>
+            <w:tcMar>
+              <w:top w:type="dxa" w:w="25"/>
+              <w:left w:type="dxa" w:w="70"/>
+              <w:bottom w:type="dxa" w:w="25"/>
+              <w:right w:type="dxa" w:w="70"/>
+            </w:tcMar>
+          </w:tcPr>
+          <w:p>
+            <w:pPr>
+              <w:spacing w:after="0" w:line="222"/>
+              <w:jc w:val="left"/>
+            </w:pPr>
+            <w:r>
+              <w:rPr>
+                <w:b/>
+                <w:bCs/>
+                <w:sz w:val="16"/>
+                <w:szCs w:val="16"/>
+              </w:rPr>
+              <w:t xml:space="preserve">Recorded information</w:t>
+            </w:r>
+          </w:p>
+        </w:tc>
+      </w:tr>
+      <w:tr>
+        <w:trPr>
+          <w:cantSplit/>
+        </w:trPr>
+        <w:tc>
+          <w:tcPr>
+            <w:tcW w:type="dxa" w:w="2775"/>
+            <w:tcBorders>
+              <w:top w:val="single" w:color="C9D3DE" w:sz="4"/>
+              <w:left w:val="single" w:color="C9D3DE" w:sz="4"/>
+              <w:bottom w:val="single" w:color="C9D3DE" w:sz="4"/>
+              <w:right w:val="single" w:color="C9D3DE" w:sz="4"/>
+            </w:tcBorders>
+            <w:shd w:fill="FFFFFF" w:color="auto" w:val="clear"/>
+            <w:tcMar>
+              <w:top w:type="dxa" w:w="25"/>
+              <w:left w:type="dxa" w:w="70"/>
+              <w:bottom w:type="dxa" w:w="25"/>
+              <w:right w:type="dxa" w:w="70"/>
+            </w:tcMar>
+          </w:tcPr>
+          <w:p>
+            <w:pPr>
+              <w:spacing w:after="0" w:line="222"/>
+              <w:jc w:val="left"/>
+            </w:pPr>
+            <w:r>
+              <w:rPr>
+                <w:sz w:val="16"/>
+                <w:szCs w:val="16"/>
+              </w:rPr>
+              <w:t xml:space="preserve">Parent run (one per training execution)</w:t>
+            </w:r>
+          </w:p>
+        </w:tc>
+        <w:tc>
+          <w:tcPr>
+            <w:tcW w:type="dxa" w:w="7531"/>
+            <w:tcBorders>
+              <w:top w:val="single" w:color="C9D3DE" w:sz="4"/>
+              <w:left w:val="single" w:color="C9D3DE" w:sz="4"/>
+              <w:bottom w:val="single" w:color="C9D3DE" w:sz="4"/>
+              <w:right w:val="single" w:color="C9D3DE" w:sz="4"/>
+            </w:tcBorders>
+            <w:shd w:fill="FFFFFF" w:color="auto" w:val="clear"/>
+            <w:tcMar>
+              <w:top w:type="dxa" w:w="25"/>
+              <w:left w:type="dxa" w:w="70"/>
+              <w:bottom w:type="dxa" w:w="25"/>
+              <w:right w:type="dxa" w:w="70"/>
+            </w:tcMar>
+          </w:tcPr>
+          <w:p>
+            <w:pPr>
+              <w:spacing w:after="0" w:line="222"/>
+              <w:jc w:val="left"/>
+            </w:pPr>
+            <w:r>
+              <w:rPr>
+                <w:sz w:val="16"/>
+                <w:szCs w:val="16"/>
+              </w:rPr>
+              <w:t xml:space="preserve">Git commit, Python and library versions; split ratio, number of folds, random seed, data SHA-256 and the selection rule; the training dataset registered as an MLflow input; the model-comparison table, feature-ablation table, ROC curves and the written reason for the selection.</w:t>
+            </w:r>
+          </w:p>
+        </w:tc>
+      </w:tr>
+      <w:tr>
+        <w:trPr>
+          <w:cantSplit/>
+        </w:trPr>
+        <w:tc>
+          <w:tcPr>
+            <w:tcW w:type="dxa" w:w="2775"/>
+            <w:tcBorders>
+              <w:top w:val="single" w:color="C9D3DE" w:sz="4"/>
+              <w:left w:val="single" w:color="C9D3DE" w:sz="4"/>
+              <w:bottom w:val="single" w:color="C9D3DE" w:sz="4"/>
+              <w:right w:val="single" w:color="C9D3DE" w:sz="4"/>
+            </w:tcBorders>
+            <w:shd w:fill="F4F7FB" w:color="auto" w:val="clear"/>
+            <w:tcMar>
+              <w:top w:type="dxa" w:w="25"/>
+              <w:left w:type="dxa" w:w="70"/>
+              <w:bottom w:type="dxa" w:w="25"/>
+              <w:right w:type="dxa" w:w="70"/>
+            </w:tcMar>
+          </w:tcPr>
+          <w:p>
+            <w:pPr>
+              <w:spacing w:after="0" w:line="222"/>
+              <w:jc w:val="left"/>
+            </w:pPr>
+            <w:r>
+              <w:rPr>
+                <w:sz w:val="16"/>
+                <w:szCs w:val="16"/>
+              </w:rPr>
+              <w:t xml:space="preserve">Child run (one per model family)</w:t>
+            </w:r>
+          </w:p>
+        </w:tc>
+        <w:tc>
+          <w:tcPr>
+            <w:tcW w:type="dxa" w:w="7531"/>
+            <w:tcBorders>
+              <w:top w:val="single" w:color="C9D3DE" w:sz="4"/>
+              <w:left w:val="single" w:color="C9D3DE" w:sz="4"/>
+              <w:bottom w:val="single" w:color="C9D3DE" w:sz="4"/>
+              <w:right w:val="single" w:color="C9D3DE" w:sz="4"/>
+            </w:tcBorders>
+            <w:shd w:fill="F4F7FB" w:color="auto" w:val="clear"/>
+            <w:tcMar>
+              <w:top w:type="dxa" w:w="25"/>
+              <w:left w:type="dxa" w:w="70"/>
+              <w:bottom w:type="dxa" w:w="25"/>
+              <w:right w:type="dxa" w:w="70"/>
+            </w:tcMar>
+          </w:tcPr>
+          <w:p>
+            <w:pPr>
+              <w:spacing w:after="0" w:line="222"/>
+              <w:jc w:val="left"/>
+            </w:pPr>
+            <w:r>
+              <w:rPr>
+                <w:sz w:val="16"/>
+                <w:szCs w:val="16"/>
+              </w:rPr>
+              <w:t xml:space="preserve">Best hyper-parameters; mean and standard deviation of five cross-validated metrics; test-set metrics; the full cross-validation results; confusion-matrix and feature-importance plots; the fitted pipeline as an MLflow model with input signature, example input and its source files.</w:t>
+            </w:r>
+          </w:p>
+        </w:tc>
+      </w:tr>
+      <w:tr>
+        <w:trPr>
+          <w:cantSplit/>
+        </w:trPr>
+        <w:tc>
+          <w:tcPr>
+            <w:tcW w:type="dxa" w:w="2775"/>
+            <w:tcBorders>
+              <w:top w:val="single" w:color="C9D3DE" w:sz="4"/>
+              <w:left w:val="single" w:color="C9D3DE" w:sz="4"/>
+              <w:bottom w:val="single" w:color="C9D3DE" w:sz="4"/>
+              <w:right w:val="single" w:color="C9D3DE" w:sz="4"/>
+            </w:tcBorders>
+            <w:shd w:fill="FFFFFF" w:color="auto" w:val="clear"/>
+            <w:tcMar>
+              <w:top w:type="dxa" w:w="25"/>
+              <w:left w:type="dxa" w:w="70"/>
+              <w:bottom w:type="dxa" w:w="25"/>
+              <w:right w:type="dxa" w:w="70"/>
+            </w:tcMar>
+          </w:tcPr>
+          <w:p>
+            <w:pPr>
+              <w:spacing w:after="0" w:line="222"/>
+              <w:jc w:val="left"/>
+            </w:pPr>
+            <w:r>
+              <w:rPr>
+                <w:sz w:val="16"/>
+                <w:szCs w:val="16"/>
+              </w:rPr>
+              <w:t xml:space="preserve">Model registry</w:t>
+            </w:r>
+          </w:p>
+        </w:tc>
+        <w:tc>
+          <w:tcPr>
+            <w:tcW w:type="dxa" w:w="7531"/>
+            <w:tcBorders>
+              <w:top w:val="single" w:color="C9D3DE" w:sz="4"/>
+              <w:left w:val="single" w:color="C9D3DE" w:sz="4"/>
+              <w:bottom w:val="single" w:color="C9D3DE" w:sz="4"/>
+              <w:right w:val="single" w:color="C9D3DE" w:sz="4"/>
+            </w:tcBorders>
+            <w:shd w:fill="FFFFFF" w:color="auto" w:val="clear"/>
+            <w:tcMar>
+              <w:top w:type="dxa" w:w="25"/>
+              <w:left w:type="dxa" w:w="70"/>
+              <w:bottom w:type="dxa" w:w="25"/>
+              <w:right w:type="dxa" w:w="70"/>
+            </w:tcMar>
+          </w:tcPr>
+          <w:p>
+            <w:pPr>
+              <w:spacing w:after="0" w:line="222"/>
+              <w:jc w:val="left"/>
+            </w:pPr>
+            <w:r>
+              <w:rPr>
+                <w:sz w:val="16"/>
+                <w:szCs w:val="16"/>
+              </w:rPr>
+              <w:t xml:space="preserve">The selected model is registered as </w:t>
+            </w:r>
+            <w:r>
+              <w:rPr>
+                <w:rFonts w:ascii="Consolas" w:cs="Consolas" w:eastAsia="Consolas" w:hAnsi="Consolas"/>
+                <w:color w:val="333333"/>
+                <w:sz w:val="16"/>
+                <w:szCs w:val="16"/>
+              </w:rPr>
+              <w:t xml:space="preserve">heart-disease-classifier</w:t>
+            </w:r>
+            <w:r>
+              <w:rPr>
+                <w:sz w:val="16"/>
+                <w:szCs w:val="16"/>
+              </w:rPr>
+              <w:t xml:space="preserve">, and the alias </w:t>
+            </w:r>
+            <w:r>
+              <w:rPr>
+                <w:rFonts w:ascii="Consolas" w:cs="Consolas" w:eastAsia="Consolas" w:hAnsi="Consolas"/>
+                <w:color w:val="333333"/>
+                <w:sz w:val="16"/>
+                <w:szCs w:val="16"/>
+              </w:rPr>
+              <w:t xml:space="preserve">@champion</w:t>
+            </w:r>
+            <w:r>
+              <w:rPr>
+                <w:sz w:val="16"/>
+                <w:szCs w:val="16"/>
+              </w:rPr>
+              <w:t xml:space="preserve"> is moved to the new version, identifying the model that should be deployed.</w:t>
+            </w:r>
+          </w:p>
+        </w:tc>
+      </w:tr>
+    </w:tbl>
+    <w:p>
+      <w:pPr>
+        <w:spacing w:after="60"/>
+      </w:pPr>
+      <w:r>
+        <w:rPr>
+          <w:sz w:val="8"/>
+          <w:szCs w:val="8"/>
+        </w:rPr>
+        <w:t xml:space="preserve"/>
+      </w:r>
+    </w:p>
+    <w:p>
+      <w:pPr>
+        <w:spacing w:after="80" w:line="242"/>
+        <w:jc w:val="both"/>
+      </w:pPr>
+      <w:r>
+        <w:t xml:space="preserve">A unit test asserts that the metrics stored in MLflow are identical to those returned by the training code, so the tracking record cannot silently diverge from the actual results.</w:t>
+      </w:r>
+    </w:p>
+    <w:tbl>
+      <w:tblPr>
+        <w:tblW w:type="dxa" w:w="10306"/>
+        <w:tblBorders>
+          <w:top w:val="none" w:color="FFFFFF" w:sz="0"/>
+          <w:left w:val="none" w:color="FFFFFF" w:sz="0"/>
+          <w:bottom w:val="none" w:color="FFFFFF" w:sz="0"/>
+          <w:right w:val="none" w:color="FFFFFF" w:sz="0"/>
+          <w:insideH w:val="none" w:color="FFFFFF" w:sz="0"/>
+          <w:insideV w:val="none" w:color="FFFFFF" w:sz="0"/>
+        </w:tblBorders>
+      </w:tblPr>
+      <w:tblGrid>
+        <w:gridCol w:w="5153"/>
+        <w:gridCol w:w="5153"/>
+      </w:tblGrid>
+      <w:tr>
         <w:tc>
           <w:tcPr>
             <w:tcW w:type="dxa" w:w="5153"/>
@@ -6214,9 +6302,9 @@
             <w:r>
               <w:drawing>
                 <wp:inline distT="0" distB="0" distL="0" distR="0">
-                  <wp:extent cx="3124200" cy="1838325"/>
+                  <wp:extent cx="3124200" cy="1562100"/>
                   <wp:effectExtent t="0" r="0" b="0" l="0"/>
-                  <wp:docPr id="1" name="c_task3_06_lr_run.png" descr="MLflow on the development laptop: the parent run with its summary metrics (left) and the nested Logistic Regression run with all fifteen logged metrics (right)." title="c_task3_06_lr_run.png"/>
+                  <wp:docPr id="1" name="c_task3_01_parent_run.png" descr="MLflow on the development laptop: the parent run with its summary metrics (left) and the nested Logistic Regression run with all fifteen logged metrics (right)." title="c_task3_01_parent_run.png"/>
                   <wp:cNvGraphicFramePr>
                     <a:graphicFrameLocks xmlns:a="http://schemas.openxmlformats.org/drawingml/2006/main" noChangeAspect="1"/>
                   </wp:cNvGraphicFramePr>
@@ -6239,6 +6327,62 @@
                         <pic:spPr bwMode="auto">
                           <a:xfrm>
                             <a:off x="0" y="0"/>
+                            <a:ext cx="3124200" cy="1562100"/>
+                          </a:xfrm>
+                          <a:prstGeom prst="rect">
+                            <a:avLst/>
+                          </a:prstGeom>
+                        </pic:spPr>
+                      </pic:pic>
+                    </a:graphicData>
+                  </a:graphic>
+                </wp:inline>
+              </w:drawing>
+            </w:r>
+          </w:p>
+        </w:tc>
+        <w:tc>
+          <w:tcPr>
+            <w:tcW w:type="dxa" w:w="5153"/>
+            <w:tcBorders>
+              <w:top w:val="none" w:color="FFFFFF" w:sz="0"/>
+              <w:left w:val="none" w:color="FFFFFF" w:sz="0"/>
+              <w:bottom w:val="none" w:color="FFFFFF" w:sz="0"/>
+              <w:right w:val="none" w:color="FFFFFF" w:sz="0"/>
+            </w:tcBorders>
+          </w:tcPr>
+          <w:p>
+            <w:pPr>
+              <w:jc w:val="center"/>
+            </w:pPr>
+            <w:r>
+              <w:drawing>
+                <wp:inline distT="0" distB="0" distL="0" distR="0">
+                  <wp:extent cx="3124200" cy="1838325"/>
+                  <wp:effectExtent t="0" r="0" b="0" l="0"/>
+                  <wp:docPr id="1" name="c_task3_06_lr_run.png" descr="MLflow on the development laptop: the parent run with its summary metrics (left) and the nested Logistic Regression run with all fifteen logged metrics (right)." title="c_task3_06_lr_run.png"/>
+                  <wp:cNvGraphicFramePr>
+                    <a:graphicFrameLocks xmlns:a="http://schemas.openxmlformats.org/drawingml/2006/main" noChangeAspect="1"/>
+                  </wp:cNvGraphicFramePr>
+                  <a:graphic xmlns:a="http://schemas.openxmlformats.org/drawingml/2006/main">
+                    <a:graphicData uri="http://schemas.openxmlformats.org/drawingml/2006/picture">
+                      <pic:pic xmlns:pic="http://schemas.openxmlformats.org/drawingml/2006/picture">
+                        <pic:nvPicPr>
+                          <pic:cNvPr id="0" name="" descr=""/>
+                          <pic:cNvPicPr>
+                            <a:picLocks noChangeAspect="1" noChangeArrowheads="1"/>
+                          </pic:cNvPicPr>
+                        </pic:nvPicPr>
+                        <pic:blipFill>
+                          <a:blip r:embed="rId17" cstate="none"/>
+                          <a:srcRect/>
+                          <a:stretch>
+                            <a:fillRect/>
+                          </a:stretch>
+                        </pic:blipFill>
+                        <pic:spPr bwMode="auto">
+                          <a:xfrm>
+                            <a:off x="0" y="0"/>
                             <a:ext cx="3124200" cy="1838325"/>
                           </a:xfrm>
                           <a:prstGeom prst="rect">
@@ -6268,7 +6412,7 @@
           <w:sz w:val="16"/>
           <w:szCs w:val="16"/>
         </w:rPr>
-        <w:t xml:space="preserve">Figure 5. </w:t>
+        <w:t xml:space="preserve">Figure 6. </w:t>
       </w:r>
       <w:r>
         <w:rPr>
@@ -6318,7 +6462,7 @@
         <w:t xml:space="preserve">0cc22ed3</w:t>
       </w:r>
       <w:r>
-        <w:t xml:space="preserve"> for every run, which demonstrates that all models were trained on identical data (Figure 6). Each execution registered a new model version, and the </w:t>
+        <w:t xml:space="preserve"> for every run, which demonstrates that all models were trained on identical data (Figure 7). Each execution registered a new model version, and the </w:t>
       </w:r>
       <w:r>
         <w:rPr>
@@ -6330,7 +6474,7 @@
         <w:t xml:space="preserve">@champion</w:t>
       </w:r>
       <w:r>
-        <w:t xml:space="preserve"> alias moved to the most recent one without manual intervention (Figure 7, right).</w:t>
+        <w:t xml:space="preserve"> alias moved to the most recent one without manual intervention (Figure 8, right).</w:t>
       </w:r>
     </w:p>
     <w:p>
@@ -6358,7 +6502,7 @@
                     </pic:cNvPicPr>
                   </pic:nvPicPr>
                   <pic:blipFill>
-                    <a:blip r:embed="rId17" cstate="none"/>
+                    <a:blip r:embed="rId18" cstate="none"/>
                     <a:srcRect/>
                     <a:stretch>
                       <a:fillRect/>
@@ -6393,7 +6537,7 @@
           <w:sz w:val="16"/>
           <w:szCs w:val="16"/>
         </w:rPr>
-        <w:t xml:space="preserve">Figure 6. </w:t>
+        <w:t xml:space="preserve">Figure 7. </w:t>
       </w:r>
       <w:r>
         <w:rPr>
@@ -6443,62 +6587,6 @@
                   <wp:extent cx="3124200" cy="914400"/>
                   <wp:effectExtent t="0" r="0" b="0" l="0"/>
                   <wp:docPr id="1" name="c_task3_08_registry.png" descr="Model registry: heart-disease-classifier with the @champion alias on the laptop (left) and versions 1–3 on BITS Prayogshala (right)." title="c_task3_08_registry.png"/>
-                  <wp:cNvGraphicFramePr>
-                    <a:graphicFrameLocks xmlns:a="http://schemas.openxmlformats.org/drawingml/2006/main" noChangeAspect="1"/>
-                  </wp:cNvGraphicFramePr>
-                  <a:graphic xmlns:a="http://schemas.openxmlformats.org/drawingml/2006/main">
-                    <a:graphicData uri="http://schemas.openxmlformats.org/drawingml/2006/picture">
-                      <pic:pic xmlns:pic="http://schemas.openxmlformats.org/drawingml/2006/picture">
-                        <pic:nvPicPr>
-                          <pic:cNvPr id="0" name="" descr=""/>
-                          <pic:cNvPicPr>
-                            <a:picLocks noChangeAspect="1" noChangeArrowheads="1"/>
-                          </pic:cNvPicPr>
-                        </pic:nvPicPr>
-                        <pic:blipFill>
-                          <a:blip r:embed="rId18" cstate="none"/>
-                          <a:srcRect/>
-                          <a:stretch>
-                            <a:fillRect/>
-                          </a:stretch>
-                        </pic:blipFill>
-                        <pic:spPr bwMode="auto">
-                          <a:xfrm>
-                            <a:off x="0" y="0"/>
-                            <a:ext cx="3124200" cy="914400"/>
-                          </a:xfrm>
-                          <a:prstGeom prst="rect">
-                            <a:avLst/>
-                          </a:prstGeom>
-                        </pic:spPr>
-                      </pic:pic>
-                    </a:graphicData>
-                  </a:graphic>
-                </wp:inline>
-              </w:drawing>
-            </w:r>
-          </w:p>
-        </w:tc>
-        <w:tc>
-          <w:tcPr>
-            <w:tcW w:type="dxa" w:w="5153"/>
-            <w:tcBorders>
-              <w:top w:val="none" w:color="FFFFFF" w:sz="0"/>
-              <w:left w:val="none" w:color="FFFFFF" w:sz="0"/>
-              <w:bottom w:val="none" w:color="FFFFFF" w:sz="0"/>
-              <w:right w:val="none" w:color="FFFFFF" w:sz="0"/>
-            </w:tcBorders>
-          </w:tcPr>
-          <w:p>
-            <w:pPr>
-              <w:jc w:val="center"/>
-            </w:pPr>
-            <w:r>
-              <w:drawing>
-                <wp:inline distT="0" distB="0" distL="0" distR="0">
-                  <wp:extent cx="3124200" cy="1171575"/>
-                  <wp:effectExtent t="0" r="0" b="0" l="0"/>
-                  <wp:docPr id="1" name="c_task3_11_prayogshala_registry.png" descr="Model registry: heart-disease-classifier with the @champion alias on the laptop (left) and versions 1–3 on BITS Prayogshala (right)." title="c_task3_11_prayogshala_registry.png"/>
                   <wp:cNvGraphicFramePr>
                     <a:graphicFrameLocks xmlns:a="http://schemas.openxmlformats.org/drawingml/2006/main" noChangeAspect="1"/>
                   </wp:cNvGraphicFramePr>
@@ -6521,6 +6609,62 @@
                         <pic:spPr bwMode="auto">
                           <a:xfrm>
                             <a:off x="0" y="0"/>
+                            <a:ext cx="3124200" cy="914400"/>
+                          </a:xfrm>
+                          <a:prstGeom prst="rect">
+                            <a:avLst/>
+                          </a:prstGeom>
+                        </pic:spPr>
+                      </pic:pic>
+                    </a:graphicData>
+                  </a:graphic>
+                </wp:inline>
+              </w:drawing>
+            </w:r>
+          </w:p>
+        </w:tc>
+        <w:tc>
+          <w:tcPr>
+            <w:tcW w:type="dxa" w:w="5153"/>
+            <w:tcBorders>
+              <w:top w:val="none" w:color="FFFFFF" w:sz="0"/>
+              <w:left w:val="none" w:color="FFFFFF" w:sz="0"/>
+              <w:bottom w:val="none" w:color="FFFFFF" w:sz="0"/>
+              <w:right w:val="none" w:color="FFFFFF" w:sz="0"/>
+            </w:tcBorders>
+          </w:tcPr>
+          <w:p>
+            <w:pPr>
+              <w:jc w:val="center"/>
+            </w:pPr>
+            <w:r>
+              <w:drawing>
+                <wp:inline distT="0" distB="0" distL="0" distR="0">
+                  <wp:extent cx="3124200" cy="1171575"/>
+                  <wp:effectExtent t="0" r="0" b="0" l="0"/>
+                  <wp:docPr id="1" name="c_task3_11_prayogshala_registry.png" descr="Model registry: heart-disease-classifier with the @champion alias on the laptop (left) and versions 1–3 on BITS Prayogshala (right)." title="c_task3_11_prayogshala_registry.png"/>
+                  <wp:cNvGraphicFramePr>
+                    <a:graphicFrameLocks xmlns:a="http://schemas.openxmlformats.org/drawingml/2006/main" noChangeAspect="1"/>
+                  </wp:cNvGraphicFramePr>
+                  <a:graphic xmlns:a="http://schemas.openxmlformats.org/drawingml/2006/main">
+                    <a:graphicData uri="http://schemas.openxmlformats.org/drawingml/2006/picture">
+                      <pic:pic xmlns:pic="http://schemas.openxmlformats.org/drawingml/2006/picture">
+                        <pic:nvPicPr>
+                          <pic:cNvPr id="0" name="" descr=""/>
+                          <pic:cNvPicPr>
+                            <a:picLocks noChangeAspect="1" noChangeArrowheads="1"/>
+                          </pic:cNvPicPr>
+                        </pic:nvPicPr>
+                        <pic:blipFill>
+                          <a:blip r:embed="rId20" cstate="none"/>
+                          <a:srcRect/>
+                          <a:stretch>
+                            <a:fillRect/>
+                          </a:stretch>
+                        </pic:blipFill>
+                        <pic:spPr bwMode="auto">
+                          <a:xfrm>
+                            <a:off x="0" y="0"/>
                             <a:ext cx="3124200" cy="1171575"/>
                           </a:xfrm>
                           <a:prstGeom prst="rect">
@@ -6550,7 +6694,7 @@
           <w:sz w:val="16"/>
           <w:szCs w:val="16"/>
         </w:rPr>
-        <w:t xml:space="preserve">Figure 7. </w:t>
+        <w:t xml:space="preserve">Figure 8. </w:t>
       </w:r>
       <w:r>
         <w:rPr>
@@ -7033,6 +7177,94 @@
       </w:r>
       <w:r>
         <w:t xml:space="preserve"> on Windows), and stops at the first failure.</w:t>
+      </w:r>
+    </w:p>
+    <w:p>
+      <w:pPr>
+        <w:pStyle w:val="Heading2"/>
+      </w:pPr>
+      <w:r>
+        <w:t xml:space="preserve">6.1 Setup and installation</w:t>
+      </w:r>
+    </w:p>
+    <w:p>
+      <w:pPr>
+        <w:shd w:fill="F2F4F7" w:color="auto" w:val="clear"/>
+        <w:spacing w:after="0" w:line="240"/>
+        <w:ind w:left="120" w:right="120"/>
+      </w:pPr>
+      <w:r>
+        <w:rPr>
+          <w:rFonts w:ascii="Consolas" w:cs="Consolas" w:eastAsia="Consolas" w:hAnsi="Consolas"/>
+          <w:color w:val="1E2A36"/>
+          <w:sz w:val="15"/>
+          <w:szCs w:val="15"/>
+        </w:rPr>
+        <w:t xml:space="preserve">git clone https://github.com/SnehanjaliGandham/heart-disease-prediction-mlops.git &amp;&amp; cd heart-disease-prediction-mlops</w:t>
+      </w:r>
+    </w:p>
+    <w:p>
+      <w:pPr>
+        <w:shd w:fill="F2F4F7" w:color="auto" w:val="clear"/>
+        <w:spacing w:after="0" w:line="240"/>
+        <w:ind w:left="120" w:right="120"/>
+      </w:pPr>
+      <w:r>
+        <w:rPr>
+          <w:rFonts w:ascii="Consolas" w:cs="Consolas" w:eastAsia="Consolas" w:hAnsi="Consolas"/>
+          <w:color w:val="1E2A36"/>
+          <w:sz w:val="15"/>
+          <w:szCs w:val="15"/>
+        </w:rPr>
+        <w:t xml:space="preserve">python -m venv .venv &amp;&amp; source .venv/bin/activate      # Windows: .venv\Scripts\activate</w:t>
+      </w:r>
+    </w:p>
+    <w:p>
+      <w:pPr>
+        <w:shd w:fill="F2F4F7" w:color="auto" w:val="clear"/>
+        <w:spacing w:after="0" w:line="240"/>
+        <w:ind w:left="120" w:right="120"/>
+      </w:pPr>
+      <w:r>
+        <w:rPr>
+          <w:rFonts w:ascii="Consolas" w:cs="Consolas" w:eastAsia="Consolas" w:hAnsi="Consolas"/>
+          <w:color w:val="1E2A36"/>
+          <w:sz w:val="15"/>
+          <w:szCs w:val="15"/>
+        </w:rPr>
+        <w:t xml:space="preserve">pip install -r requirements.txt                         # Python 3.9-3.13</w:t>
+      </w:r>
+    </w:p>
+    <w:p>
+      <w:pPr>
+        <w:shd w:fill="F2F4F7" w:color="auto" w:val="clear"/>
+        <w:spacing w:after="0" w:line="240"/>
+        <w:ind w:left="120" w:right="120"/>
+      </w:pPr>
+      <w:r>
+        <w:rPr>
+          <w:rFonts w:ascii="Consolas" w:cs="Consolas" w:eastAsia="Consolas" w:hAnsi="Consolas"/>
+          <w:color w:val="1E2A36"/>
+          <w:sz w:val="15"/>
+          <w:szCs w:val="15"/>
+        </w:rPr>
+        <w:t xml:space="preserve">bash scripts/run_pipeline.sh                            # Windows: .\scripts\run_pipeline.ps1</w:t>
+      </w:r>
+    </w:p>
+    <w:p>
+      <w:pPr>
+        <w:shd w:fill="F2F4F7" w:color="auto" w:val="clear"/>
+        <w:spacing w:after="120" w:line="240"/>
+        <w:ind w:left="120" w:right="120"/>
+      </w:pPr>
+      <w:r>
+        <w:rPr>
+          <w:rFonts w:ascii="Consolas" w:cs="Consolas" w:eastAsia="Consolas" w:hAnsi="Consolas"/>
+          <w:color w:val="1E2A36"/>
+          <w:sz w:val="15"/>
+          <w:szCs w:val="15"/>
+        </w:rPr>
+        <w:t xml:space="preserve">mlflow ui --backend-store-uri sqlite:///mlflow.db       # experiment browser on port 5000</w:t>
       </w:r>
     </w:p>
     <w:p>
@@ -7810,7 +8042,7 @@
                           </pic:cNvPicPr>
                         </pic:nvPicPr>
                         <pic:blipFill>
-                          <a:blip r:embed="rId20" cstate="none"/>
+                          <a:blip r:embed="rId21" cstate="none"/>
                           <a:srcRect/>
                           <a:stretch>
                             <a:fillRect/>
@@ -7866,7 +8098,7 @@
                           </pic:cNvPicPr>
                         </pic:nvPicPr>
                         <pic:blipFill>
-                          <a:blip r:embed="rId21" cstate="none"/>
+                          <a:blip r:embed="rId22" cstate="none"/>
                           <a:srcRect/>
                           <a:stretch>
                             <a:fillRect/>
@@ -7904,7 +8136,7 @@
           <w:sz w:val="16"/>
           <w:szCs w:val="16"/>
         </w:rPr>
-        <w:t xml:space="preserve">Figure 8. </w:t>
+        <w:t xml:space="preserve">Figure 9. </w:t>
       </w:r>
       <w:r>
         <w:rPr>
@@ -7940,7 +8172,7 @@
         <w:jc w:val="both"/>
       </w:pPr>
       <w:r>
-        <w:t xml:space="preserve">Following the ML Test Score rubric [9], the test suite covers not only code paths but also the data, the model and the infrastructure. It consists of 199 Pytest tests with 99 % line coverage; the tests run offline and deterministically, and those involving training use a small but real grid with real MLflow logging so that they finish in seconds. The same suite was also executed on BITS Prayogshala, where all 199 tests passed with 99 % coverage (Figure 8, right).</w:t>
+        <w:t xml:space="preserve">Following the ML Test Score rubric [9], the test suite covers not only code paths but also the data, the model and the infrastructure. It consists of 199 Pytest tests with 99 % line coverage; the tests run offline and deterministically, and those involving training use a small but real grid with real MLflow logging so that they finish in seconds. The same suite was also executed on BITS Prayogshala, where all 199 tests passed with 99 % coverage (Figure 9, right).</w:t>
       </w:r>
     </w:p>
     <w:p>
@@ -9097,79 +9329,6 @@
             <wp:extent cx="4638675" cy="1533525"/>
             <wp:effectExtent t="0" r="0" b="0" l="0"/>
             <wp:docPr id="1" name="c_task8_09_ci.png" descr="A complete pipeline run on the main branch: all five jobs succeed in 14 min 41 s, nine artifacts are uploaded, and the job summary reports 196 tests passed on Python 3.10 with 98.7 % coverage." title="c_task8_09_ci.png"/>
-            <wp:cNvGraphicFramePr>
-              <a:graphicFrameLocks xmlns:a="http://schemas.openxmlformats.org/drawingml/2006/main" noChangeAspect="1"/>
-            </wp:cNvGraphicFramePr>
-            <a:graphic xmlns:a="http://schemas.openxmlformats.org/drawingml/2006/main">
-              <a:graphicData uri="http://schemas.openxmlformats.org/drawingml/2006/picture">
-                <pic:pic xmlns:pic="http://schemas.openxmlformats.org/drawingml/2006/picture">
-                  <pic:nvPicPr>
-                    <pic:cNvPr id="0" name="" descr=""/>
-                    <pic:cNvPicPr>
-                      <a:picLocks noChangeAspect="1" noChangeArrowheads="1"/>
-                    </pic:cNvPicPr>
-                  </pic:nvPicPr>
-                  <pic:blipFill>
-                    <a:blip r:embed="rId22" cstate="none"/>
-                    <a:srcRect/>
-                    <a:stretch>
-                      <a:fillRect/>
-                    </a:stretch>
-                  </pic:blipFill>
-                  <pic:spPr bwMode="auto">
-                    <a:xfrm>
-                      <a:off x="0" y="0"/>
-                      <a:ext cx="4638675" cy="1533525"/>
-                    </a:xfrm>
-                    <a:prstGeom prst="rect">
-                      <a:avLst/>
-                    </a:prstGeom>
-                  </pic:spPr>
-                </pic:pic>
-              </a:graphicData>
-            </a:graphic>
-          </wp:inline>
-        </w:drawing>
-      </w:r>
-    </w:p>
-    <w:p>
-      <w:pPr>
-        <w:spacing w:after="110" w:before="30"/>
-        <w:jc w:val="center"/>
-      </w:pPr>
-      <w:r>
-        <w:rPr>
-          <w:b/>
-          <w:bCs/>
-          <w:color w:val="5B6B7C"/>
-          <w:sz w:val="16"/>
-          <w:szCs w:val="16"/>
-        </w:rPr>
-        <w:t xml:space="preserve">Figure 9. </w:t>
-      </w:r>
-      <w:r>
-        <w:rPr>
-          <w:i/>
-          <w:iCs/>
-          <w:color w:val="5B6B7C"/>
-          <w:sz w:val="16"/>
-          <w:szCs w:val="16"/>
-        </w:rPr>
-        <w:t xml:space="preserve">A complete pipeline run on the main branch: all five jobs succeed in 14 min 41 s, nine artifacts are uploaded, and the job summary reports 196 tests passed on Python 3.10 with 98.7 % coverage.</w:t>
-      </w:r>
-    </w:p>
-    <w:p>
-      <w:pPr>
-        <w:keepNext/>
-        <w:spacing w:before="40"/>
-        <w:jc w:val="center"/>
-      </w:pPr>
-      <w:r>
-        <w:drawing>
-          <wp:inline distT="0" distB="0" distL="0" distR="0">
-            <wp:extent cx="2190750" cy="1638300"/>
-            <wp:effectExtent t="0" r="0" b="0" l="0"/>
-            <wp:docPr id="1" name="c_task5_08_pr_checks_failed.png" descr="A pull request containing a deliberately failing test: the test jobs fail on all four Python versions and the later jobs never run, so the change cannot be merged." title="c_task5_08_pr_checks_failed.png"/>
             <wp:cNvGraphicFramePr>
               <a:graphicFrameLocks xmlns:a="http://schemas.openxmlformats.org/drawingml/2006/main" noChangeAspect="1"/>
             </wp:cNvGraphicFramePr>
@@ -9192,6 +9351,79 @@
                   <pic:spPr bwMode="auto">
                     <a:xfrm>
                       <a:off x="0" y="0"/>
+                      <a:ext cx="4638675" cy="1533525"/>
+                    </a:xfrm>
+                    <a:prstGeom prst="rect">
+                      <a:avLst/>
+                    </a:prstGeom>
+                  </pic:spPr>
+                </pic:pic>
+              </a:graphicData>
+            </a:graphic>
+          </wp:inline>
+        </w:drawing>
+      </w:r>
+    </w:p>
+    <w:p>
+      <w:pPr>
+        <w:spacing w:after="110" w:before="30"/>
+        <w:jc w:val="center"/>
+      </w:pPr>
+      <w:r>
+        <w:rPr>
+          <w:b/>
+          <w:bCs/>
+          <w:color w:val="5B6B7C"/>
+          <w:sz w:val="16"/>
+          <w:szCs w:val="16"/>
+        </w:rPr>
+        <w:t xml:space="preserve">Figure 10. </w:t>
+      </w:r>
+      <w:r>
+        <w:rPr>
+          <w:i/>
+          <w:iCs/>
+          <w:color w:val="5B6B7C"/>
+          <w:sz w:val="16"/>
+          <w:szCs w:val="16"/>
+        </w:rPr>
+        <w:t xml:space="preserve">A complete pipeline run on the main branch: all five jobs succeed in 14 min 41 s, nine artifacts are uploaded, and the job summary reports 196 tests passed on Python 3.10 with 98.7 % coverage.</w:t>
+      </w:r>
+    </w:p>
+    <w:p>
+      <w:pPr>
+        <w:keepNext/>
+        <w:spacing w:before="40"/>
+        <w:jc w:val="center"/>
+      </w:pPr>
+      <w:r>
+        <w:drawing>
+          <wp:inline distT="0" distB="0" distL="0" distR="0">
+            <wp:extent cx="2190750" cy="1638300"/>
+            <wp:effectExtent t="0" r="0" b="0" l="0"/>
+            <wp:docPr id="1" name="c_task5_08_pr_checks_failed.png" descr="A pull request containing a deliberately failing test: the test jobs fail on all four Python versions and the later jobs never run, so the change cannot be merged." title="c_task5_08_pr_checks_failed.png"/>
+            <wp:cNvGraphicFramePr>
+              <a:graphicFrameLocks xmlns:a="http://schemas.openxmlformats.org/drawingml/2006/main" noChangeAspect="1"/>
+            </wp:cNvGraphicFramePr>
+            <a:graphic xmlns:a="http://schemas.openxmlformats.org/drawingml/2006/main">
+              <a:graphicData uri="http://schemas.openxmlformats.org/drawingml/2006/picture">
+                <pic:pic xmlns:pic="http://schemas.openxmlformats.org/drawingml/2006/picture">
+                  <pic:nvPicPr>
+                    <pic:cNvPr id="0" name="" descr=""/>
+                    <pic:cNvPicPr>
+                      <a:picLocks noChangeAspect="1" noChangeArrowheads="1"/>
+                    </pic:cNvPicPr>
+                  </pic:nvPicPr>
+                  <pic:blipFill>
+                    <a:blip r:embed="rId24" cstate="none"/>
+                    <a:srcRect/>
+                    <a:stretch>
+                      <a:fillRect/>
+                    </a:stretch>
+                  </pic:blipFill>
+                  <pic:spPr bwMode="auto">
+                    <a:xfrm>
+                      <a:off x="0" y="0"/>
                       <a:ext cx="2190750" cy="1638300"/>
                     </a:xfrm>
                     <a:prstGeom prst="rect">
@@ -9218,7 +9450,7 @@
           <w:sz w:val="16"/>
           <w:szCs w:val="16"/>
         </w:rPr>
-        <w:t xml:space="preserve">Figure 10. </w:t>
+        <w:t xml:space="preserve">Figure 11. </w:t>
       </w:r>
       <w:r>
         <w:rPr>
@@ -9919,62 +10151,6 @@
                   <wp:extent cx="3124200" cy="1933575"/>
                   <wp:effectExtent t="0" r="0" b="0" l="0"/>
                   <wp:docPr id="1" name="c_task6_04_smoke_test.png" descr="scripts/smoke_test.py passes all eight end-to-end checks against the running container (left); a prediction made through the Swagger interface (right)." title="c_task6_04_smoke_test.png"/>
-                  <wp:cNvGraphicFramePr>
-                    <a:graphicFrameLocks xmlns:a="http://schemas.openxmlformats.org/drawingml/2006/main" noChangeAspect="1"/>
-                  </wp:cNvGraphicFramePr>
-                  <a:graphic xmlns:a="http://schemas.openxmlformats.org/drawingml/2006/main">
-                    <a:graphicData uri="http://schemas.openxmlformats.org/drawingml/2006/picture">
-                      <pic:pic xmlns:pic="http://schemas.openxmlformats.org/drawingml/2006/picture">
-                        <pic:nvPicPr>
-                          <pic:cNvPr id="0" name="" descr=""/>
-                          <pic:cNvPicPr>
-                            <a:picLocks noChangeAspect="1" noChangeArrowheads="1"/>
-                          </pic:cNvPicPr>
-                        </pic:nvPicPr>
-                        <pic:blipFill>
-                          <a:blip r:embed="rId24" cstate="none"/>
-                          <a:srcRect/>
-                          <a:stretch>
-                            <a:fillRect/>
-                          </a:stretch>
-                        </pic:blipFill>
-                        <pic:spPr bwMode="auto">
-                          <a:xfrm>
-                            <a:off x="0" y="0"/>
-                            <a:ext cx="3124200" cy="1933575"/>
-                          </a:xfrm>
-                          <a:prstGeom prst="rect">
-                            <a:avLst/>
-                          </a:prstGeom>
-                        </pic:spPr>
-                      </pic:pic>
-                    </a:graphicData>
-                  </a:graphic>
-                </wp:inline>
-              </w:drawing>
-            </w:r>
-          </w:p>
-        </w:tc>
-        <w:tc>
-          <w:tcPr>
-            <w:tcW w:type="dxa" w:w="5153"/>
-            <w:tcBorders>
-              <w:top w:val="none" w:color="FFFFFF" w:sz="0"/>
-              <w:left w:val="none" w:color="FFFFFF" w:sz="0"/>
-              <w:bottom w:val="none" w:color="FFFFFF" w:sz="0"/>
-              <w:right w:val="none" w:color="FFFFFF" w:sz="0"/>
-            </w:tcBorders>
-          </w:tcPr>
-          <w:p>
-            <w:pPr>
-              <w:jc w:val="center"/>
-            </w:pPr>
-            <w:r>
-              <w:drawing>
-                <wp:inline distT="0" distB="0" distL="0" distR="0">
-                  <wp:extent cx="3124200" cy="923925"/>
-                  <wp:effectExtent t="0" r="0" b="0" l="0"/>
-                  <wp:docPr id="1" name="c_task6_05b_response.png" descr="scripts/smoke_test.py passes all eight end-to-end checks against the running container (left); a prediction made through the Swagger interface (right)." title="c_task6_05b_response.png"/>
                   <wp:cNvGraphicFramePr>
                     <a:graphicFrameLocks xmlns:a="http://schemas.openxmlformats.org/drawingml/2006/main" noChangeAspect="1"/>
                   </wp:cNvGraphicFramePr>
@@ -9997,7 +10173,7 @@
                         <pic:spPr bwMode="auto">
                           <a:xfrm>
                             <a:off x="0" y="0"/>
-                            <a:ext cx="3124200" cy="923925"/>
+                            <a:ext cx="3124200" cy="1933575"/>
                           </a:xfrm>
                           <a:prstGeom prst="rect">
                             <a:avLst/>
@@ -10011,51 +10187,6 @@
             </w:r>
           </w:p>
         </w:tc>
-      </w:tr>
-    </w:tbl>
-    <w:p>
-      <w:pPr>
-        <w:spacing w:after="110" w:before="30"/>
-        <w:jc w:val="center"/>
-      </w:pPr>
-      <w:r>
-        <w:rPr>
-          <w:b/>
-          <w:bCs/>
-          <w:color w:val="5B6B7C"/>
-          <w:sz w:val="16"/>
-          <w:szCs w:val="16"/>
-        </w:rPr>
-        <w:t xml:space="preserve">Figure 11. </w:t>
-      </w:r>
-      <w:r>
-        <w:rPr>
-          <w:i/>
-          <w:iCs/>
-          <w:color w:val="5B6B7C"/>
-          <w:sz w:val="16"/>
-          <w:szCs w:val="16"/>
-        </w:rPr>
-        <w:t xml:space="preserve">scripts/smoke_test.py passes all eight end-to-end checks against the running container (left); a prediction made through the Swagger interface (right).</w:t>
-      </w:r>
-    </w:p>
-    <w:tbl>
-      <w:tblPr>
-        <w:tblW w:type="dxa" w:w="10306"/>
-        <w:tblBorders>
-          <w:top w:val="none" w:color="FFFFFF" w:sz="0"/>
-          <w:left w:val="none" w:color="FFFFFF" w:sz="0"/>
-          <w:bottom w:val="none" w:color="FFFFFF" w:sz="0"/>
-          <w:right w:val="none" w:color="FFFFFF" w:sz="0"/>
-          <w:insideH w:val="none" w:color="FFFFFF" w:sz="0"/>
-          <w:insideV w:val="none" w:color="FFFFFF" w:sz="0"/>
-        </w:tblBorders>
-      </w:tblPr>
-      <w:tblGrid>
-        <w:gridCol w:w="5153"/>
-        <w:gridCol w:w="5153"/>
-      </w:tblGrid>
-      <w:tr>
         <w:tc>
           <w:tcPr>
             <w:tcW w:type="dxa" w:w="5153"/>
@@ -10073,9 +10204,9 @@
             <w:r>
               <w:drawing>
                 <wp:inline distT="0" distB="0" distL="0" distR="0">
-                  <wp:extent cx="3124200" cy="609600"/>
+                  <wp:extent cx="3124200" cy="923925"/>
                   <wp:effectExtent t="0" r="0" b="0" l="0"/>
-                  <wp:docPr id="1" name="c_task6_06_validation_422_a.png" descr="An out-of-range request rejected with HTTP 422 and a message per field (left); the image published to the GitHub Container Registry by CI (right)." title="c_task6_06_validation_422_a.png"/>
+                  <wp:docPr id="1" name="c_task6_05b_response.png" descr="scripts/smoke_test.py passes all eight end-to-end checks against the running container (left); a prediction made through the Swagger interface (right)." title="c_task6_05b_response.png"/>
                   <wp:cNvGraphicFramePr>
                     <a:graphicFrameLocks xmlns:a="http://schemas.openxmlformats.org/drawingml/2006/main" noChangeAspect="1"/>
                   </wp:cNvGraphicFramePr>
@@ -10098,7 +10229,7 @@
                         <pic:spPr bwMode="auto">
                           <a:xfrm>
                             <a:off x="0" y="0"/>
-                            <a:ext cx="3124200" cy="609600"/>
+                            <a:ext cx="3124200" cy="923925"/>
                           </a:xfrm>
                           <a:prstGeom prst="rect">
                             <a:avLst/>
@@ -10112,6 +10243,51 @@
             </w:r>
           </w:p>
         </w:tc>
+      </w:tr>
+    </w:tbl>
+    <w:p>
+      <w:pPr>
+        <w:spacing w:after="110" w:before="30"/>
+        <w:jc w:val="center"/>
+      </w:pPr>
+      <w:r>
+        <w:rPr>
+          <w:b/>
+          <w:bCs/>
+          <w:color w:val="5B6B7C"/>
+          <w:sz w:val="16"/>
+          <w:szCs w:val="16"/>
+        </w:rPr>
+        <w:t xml:space="preserve">Figure 12. </w:t>
+      </w:r>
+      <w:r>
+        <w:rPr>
+          <w:i/>
+          <w:iCs/>
+          <w:color w:val="5B6B7C"/>
+          <w:sz w:val="16"/>
+          <w:szCs w:val="16"/>
+        </w:rPr>
+        <w:t xml:space="preserve">scripts/smoke_test.py passes all eight end-to-end checks against the running container (left); a prediction made through the Swagger interface (right).</w:t>
+      </w:r>
+    </w:p>
+    <w:tbl>
+      <w:tblPr>
+        <w:tblW w:type="dxa" w:w="10306"/>
+        <w:tblBorders>
+          <w:top w:val="none" w:color="FFFFFF" w:sz="0"/>
+          <w:left w:val="none" w:color="FFFFFF" w:sz="0"/>
+          <w:bottom w:val="none" w:color="FFFFFF" w:sz="0"/>
+          <w:right w:val="none" w:color="FFFFFF" w:sz="0"/>
+          <w:insideH w:val="none" w:color="FFFFFF" w:sz="0"/>
+          <w:insideV w:val="none" w:color="FFFFFF" w:sz="0"/>
+        </w:tblBorders>
+      </w:tblPr>
+      <w:tblGrid>
+        <w:gridCol w:w="5153"/>
+        <w:gridCol w:w="5153"/>
+      </w:tblGrid>
+      <w:tr>
         <w:tc>
           <w:tcPr>
             <w:tcW w:type="dxa" w:w="5153"/>
@@ -10129,9 +10305,9 @@
             <w:r>
               <w:drawing>
                 <wp:inline distT="0" distB="0" distL="0" distR="0">
-                  <wp:extent cx="3124200" cy="1190625"/>
+                  <wp:extent cx="3124200" cy="609600"/>
                   <wp:effectExtent t="0" r="0" b="0" l="0"/>
-                  <wp:docPr id="1" name="c_task6_12_ghcr_package.png" descr="An out-of-range request rejected with HTTP 422 and a message per field (left); the image published to the GitHub Container Registry by CI (right)." title="c_task6_12_ghcr_package.png"/>
+                  <wp:docPr id="1" name="c_task6_06_validation_422_a.png" descr="An out-of-range request rejected with HTTP 422 and a message per field (left); the image published to the GitHub Container Registry by CI (right)." title="c_task6_06_validation_422_a.png"/>
                   <wp:cNvGraphicFramePr>
                     <a:graphicFrameLocks xmlns:a="http://schemas.openxmlformats.org/drawingml/2006/main" noChangeAspect="1"/>
                   </wp:cNvGraphicFramePr>
@@ -10154,7 +10330,7 @@
                         <pic:spPr bwMode="auto">
                           <a:xfrm>
                             <a:off x="0" y="0"/>
-                            <a:ext cx="3124200" cy="1190625"/>
+                            <a:ext cx="3124200" cy="609600"/>
                           </a:xfrm>
                           <a:prstGeom prst="rect">
                             <a:avLst/>
@@ -10168,956 +10344,6 @@
             </w:r>
           </w:p>
         </w:tc>
-      </w:tr>
-    </w:tbl>
-    <w:p>
-      <w:pPr>
-        <w:spacing w:after="110" w:before="30"/>
-        <w:jc w:val="center"/>
-      </w:pPr>
-      <w:r>
-        <w:rPr>
-          <w:b/>
-          <w:bCs/>
-          <w:color w:val="5B6B7C"/>
-          <w:sz w:val="16"/>
-          <w:szCs w:val="16"/>
-        </w:rPr>
-        <w:t xml:space="preserve">Figure 12. </w:t>
-      </w:r>
-      <w:r>
-        <w:rPr>
-          <w:i/>
-          <w:iCs/>
-          <w:color w:val="5B6B7C"/>
-          <w:sz w:val="16"/>
-          <w:szCs w:val="16"/>
-        </w:rPr>
-        <w:t xml:space="preserve">An out-of-range request rejected with HTTP 422 and a message per field (left); the image published to the GitHub Container Registry by CI (right).</w:t>
-      </w:r>
-    </w:p>
-    <w:p>
-      <w:pPr>
-        <w:pStyle w:val="Heading1"/>
-        <w:pageBreakBefore/>
-      </w:pPr>
-      <w:r>
-        <w:t xml:space="preserve">9. Production deployment on Kubernetes</w:t>
-      </w:r>
-    </w:p>
-    <w:p>
-      <w:pPr>
-        <w:spacing w:after="40" w:line="242"/>
-        <w:jc w:val="both"/>
-      </w:pPr>
-      <w:r>
-        <w:t xml:space="preserve">The service is deployed to the Kubernetes cluster included in Docker Desktop, which the assignment permits; because the manifests contain nothing specific to that cluster, they apply unchanged to managed services such as GKE, EKS or AKS [5]. A single command, </w:t>
-      </w:r>
-      <w:r>
-        <w:rPr>
-          <w:rFonts w:ascii="Consolas" w:cs="Consolas" w:eastAsia="Consolas" w:hAnsi="Consolas"/>
-          <w:color w:val="333333"/>
-          <w:sz w:val="17"/>
-          <w:szCs w:val="17"/>
-        </w:rPr>
-        <w:t xml:space="preserve">kubectl apply -k deployment/k8s</w:t>
-      </w:r>
-      <w:r>
-        <w:t xml:space="preserve">, creates the resources in Table 13.</w:t>
-      </w:r>
-    </w:p>
-    <w:p>
-      <w:pPr>
-        <w:keepNext/>
-        <w:spacing w:after="40" w:before="60"/>
-        <w:jc w:val="center"/>
-      </w:pPr>
-      <w:r>
-        <w:rPr>
-          <w:b/>
-          <w:bCs/>
-          <w:color w:val="5B6B7C"/>
-          <w:sz w:val="16"/>
-          <w:szCs w:val="16"/>
-        </w:rPr>
-        <w:t xml:space="preserve">Table 13. </w:t>
-      </w:r>
-      <w:r>
-        <w:rPr>
-          <w:i/>
-          <w:iCs/>
-          <w:color w:val="5B6B7C"/>
-          <w:sz w:val="16"/>
-          <w:szCs w:val="16"/>
-        </w:rPr>
-        <w:t xml:space="preserve">Kubernetes resources and the production concern each one addresses.</w:t>
-      </w:r>
-    </w:p>
-    <w:tbl>
-      <w:tblPr>
-        <w:tblW w:type="dxa" w:w="10306"/>
-        <w:tblBorders>
-          <w:top w:val="single" w:color="auto" w:sz="4"/>
-          <w:left w:val="single" w:color="auto" w:sz="4"/>
-          <w:bottom w:val="single" w:color="auto" w:sz="4"/>
-          <w:right w:val="single" w:color="auto" w:sz="4"/>
-          <w:insideH w:val="single" w:color="auto" w:sz="4"/>
-          <w:insideV w:val="single" w:color="auto" w:sz="4"/>
-        </w:tblBorders>
-      </w:tblPr>
-      <w:tblGrid>
-        <w:gridCol w:w="2510"/>
-        <w:gridCol w:w="7796"/>
-      </w:tblGrid>
-      <w:tr>
-        <w:trPr>
-          <w:tblHeader/>
-        </w:trPr>
-        <w:tc>
-          <w:tcPr>
-            <w:tcW w:type="dxa" w:w="2510"/>
-            <w:tcBorders>
-              <w:top w:val="single" w:color="C9D3DE" w:sz="4"/>
-              <w:left w:val="single" w:color="C9D3DE" w:sz="4"/>
-              <w:bottom w:val="single" w:color="C9D3DE" w:sz="4"/>
-              <w:right w:val="single" w:color="C9D3DE" w:sz="4"/>
-            </w:tcBorders>
-            <w:shd w:fill="DCE6F2" w:color="auto" w:val="clear"/>
-            <w:tcMar>
-              <w:top w:type="dxa" w:w="25"/>
-              <w:left w:type="dxa" w:w="70"/>
-              <w:bottom w:type="dxa" w:w="25"/>
-              <w:right w:type="dxa" w:w="70"/>
-            </w:tcMar>
-          </w:tcPr>
-          <w:p>
-            <w:pPr>
-              <w:spacing w:after="0" w:line="222"/>
-              <w:jc w:val="left"/>
-            </w:pPr>
-            <w:r>
-              <w:rPr>
-                <w:b/>
-                <w:bCs/>
-                <w:sz w:val="16"/>
-                <w:szCs w:val="16"/>
-              </w:rPr>
-              <w:t xml:space="preserve">Resource</w:t>
-            </w:r>
-          </w:p>
-        </w:tc>
-        <w:tc>
-          <w:tcPr>
-            <w:tcW w:type="dxa" w:w="7796"/>
-            <w:tcBorders>
-              <w:top w:val="single" w:color="C9D3DE" w:sz="4"/>
-              <w:left w:val="single" w:color="C9D3DE" w:sz="4"/>
-              <w:bottom w:val="single" w:color="C9D3DE" w:sz="4"/>
-              <w:right w:val="single" w:color="C9D3DE" w:sz="4"/>
-            </w:tcBorders>
-            <w:shd w:fill="DCE6F2" w:color="auto" w:val="clear"/>
-            <w:tcMar>
-              <w:top w:type="dxa" w:w="25"/>
-              <w:left w:type="dxa" w:w="70"/>
-              <w:bottom w:type="dxa" w:w="25"/>
-              <w:right w:type="dxa" w:w="70"/>
-            </w:tcMar>
-          </w:tcPr>
-          <w:p>
-            <w:pPr>
-              <w:spacing w:after="0" w:line="222"/>
-              <w:jc w:val="left"/>
-            </w:pPr>
-            <w:r>
-              <w:rPr>
-                <w:b/>
-                <w:bCs/>
-                <w:sz w:val="16"/>
-                <w:szCs w:val="16"/>
-              </w:rPr>
-              <w:t xml:space="preserve">Configuration and purpose</w:t>
-            </w:r>
-          </w:p>
-        </w:tc>
-      </w:tr>
-      <w:tr>
-        <w:trPr>
-          <w:cantSplit/>
-        </w:trPr>
-        <w:tc>
-          <w:tcPr>
-            <w:tcW w:type="dxa" w:w="2510"/>
-            <w:tcBorders>
-              <w:top w:val="single" w:color="C9D3DE" w:sz="4"/>
-              <w:left w:val="single" w:color="C9D3DE" w:sz="4"/>
-              <w:bottom w:val="single" w:color="C9D3DE" w:sz="4"/>
-              <w:right w:val="single" w:color="C9D3DE" w:sz="4"/>
-            </w:tcBorders>
-            <w:shd w:fill="FFFFFF" w:color="auto" w:val="clear"/>
-            <w:tcMar>
-              <w:top w:type="dxa" w:w="25"/>
-              <w:left w:type="dxa" w:w="70"/>
-              <w:bottom w:type="dxa" w:w="25"/>
-              <w:right w:type="dxa" w:w="70"/>
-            </w:tcMar>
-          </w:tcPr>
-          <w:p>
-            <w:pPr>
-              <w:spacing w:after="0" w:line="222"/>
-              <w:jc w:val="left"/>
-            </w:pPr>
-            <w:r>
-              <w:rPr>
-                <w:sz w:val="16"/>
-                <w:szCs w:val="16"/>
-              </w:rPr>
-              <w:t xml:space="preserve">Deployment</w:t>
-            </w:r>
-          </w:p>
-        </w:tc>
-        <w:tc>
-          <w:tcPr>
-            <w:tcW w:type="dxa" w:w="7796"/>
-            <w:tcBorders>
-              <w:top w:val="single" w:color="C9D3DE" w:sz="4"/>
-              <w:left w:val="single" w:color="C9D3DE" w:sz="4"/>
-              <w:bottom w:val="single" w:color="C9D3DE" w:sz="4"/>
-              <w:right w:val="single" w:color="C9D3DE" w:sz="4"/>
-            </w:tcBorders>
-            <w:shd w:fill="FFFFFF" w:color="auto" w:val="clear"/>
-            <w:tcMar>
-              <w:top w:type="dxa" w:w="25"/>
-              <w:left w:type="dxa" w:w="70"/>
-              <w:bottom w:type="dxa" w:w="25"/>
-              <w:right w:type="dxa" w:w="70"/>
-            </w:tcMar>
-          </w:tcPr>
-          <w:p>
-            <w:pPr>
-              <w:spacing w:after="0" w:line="222"/>
-              <w:jc w:val="left"/>
-            </w:pPr>
-            <w:r>
-              <w:rPr>
-                <w:sz w:val="16"/>
-                <w:szCs w:val="16"/>
-              </w:rPr>
-              <w:t xml:space="preserve">Two replicas; rolling updates with surge 1 and unavailability 0, plus a 5-second pre-stop pause, so capacity never drops during an update; startup and readiness probes on /ready and a liveness probe on /health; CPU and memory requests and limits; a hardened security context (non-root user, read-only root filesystem, all Linux capabilities dropped, seccomp profile, no service-account token).</w:t>
-            </w:r>
-          </w:p>
-        </w:tc>
-      </w:tr>
-      <w:tr>
-        <w:trPr>
-          <w:cantSplit/>
-        </w:trPr>
-        <w:tc>
-          <w:tcPr>
-            <w:tcW w:type="dxa" w:w="2510"/>
-            <w:tcBorders>
-              <w:top w:val="single" w:color="C9D3DE" w:sz="4"/>
-              <w:left w:val="single" w:color="C9D3DE" w:sz="4"/>
-              <w:bottom w:val="single" w:color="C9D3DE" w:sz="4"/>
-              <w:right w:val="single" w:color="C9D3DE" w:sz="4"/>
-            </w:tcBorders>
-            <w:shd w:fill="F4F7FB" w:color="auto" w:val="clear"/>
-            <w:tcMar>
-              <w:top w:type="dxa" w:w="25"/>
-              <w:left w:type="dxa" w:w="70"/>
-              <w:bottom w:type="dxa" w:w="25"/>
-              <w:right w:type="dxa" w:w="70"/>
-            </w:tcMar>
-          </w:tcPr>
-          <w:p>
-            <w:pPr>
-              <w:spacing w:after="0" w:line="222"/>
-              <w:jc w:val="left"/>
-            </w:pPr>
-            <w:r>
-              <w:rPr>
-                <w:sz w:val="16"/>
-                <w:szCs w:val="16"/>
-              </w:rPr>
-              <w:t xml:space="preserve">Service (LoadBalancer)</w:t>
-            </w:r>
-          </w:p>
-        </w:tc>
-        <w:tc>
-          <w:tcPr>
-            <w:tcW w:type="dxa" w:w="7796"/>
-            <w:tcBorders>
-              <w:top w:val="single" w:color="C9D3DE" w:sz="4"/>
-              <w:left w:val="single" w:color="C9D3DE" w:sz="4"/>
-              <w:bottom w:val="single" w:color="C9D3DE" w:sz="4"/>
-              <w:right w:val="single" w:color="C9D3DE" w:sz="4"/>
-            </w:tcBorders>
-            <w:shd w:fill="F4F7FB" w:color="auto" w:val="clear"/>
-            <w:tcMar>
-              <w:top w:type="dxa" w:w="25"/>
-              <w:left w:type="dxa" w:w="70"/>
-              <w:bottom w:type="dxa" w:w="25"/>
-              <w:right w:type="dxa" w:w="70"/>
-            </w:tcMar>
-          </w:tcPr>
-          <w:p>
-            <w:pPr>
-              <w:spacing w:after="0" w:line="222"/>
-              <w:jc w:val="left"/>
-            </w:pPr>
-            <w:r>
-              <w:rPr>
-                <w:sz w:val="16"/>
-                <w:szCs w:val="16"/>
-              </w:rPr>
-              <w:t xml:space="preserve">A single stable address on port 8080 that distributes traffic across ready replicas; a cloud provider would assign a public IP. An Ingress alternative is provided in deployment/k8s-optional/.</w:t>
-            </w:r>
-          </w:p>
-        </w:tc>
-      </w:tr>
-      <w:tr>
-        <w:trPr>
-          <w:cantSplit/>
-        </w:trPr>
-        <w:tc>
-          <w:tcPr>
-            <w:tcW w:type="dxa" w:w="2510"/>
-            <w:tcBorders>
-              <w:top w:val="single" w:color="C9D3DE" w:sz="4"/>
-              <w:left w:val="single" w:color="C9D3DE" w:sz="4"/>
-              <w:bottom w:val="single" w:color="C9D3DE" w:sz="4"/>
-              <w:right w:val="single" w:color="C9D3DE" w:sz="4"/>
-            </w:tcBorders>
-            <w:shd w:fill="FFFFFF" w:color="auto" w:val="clear"/>
-            <w:tcMar>
-              <w:top w:type="dxa" w:w="25"/>
-              <w:left w:type="dxa" w:w="70"/>
-              <w:bottom w:type="dxa" w:w="25"/>
-              <w:right w:type="dxa" w:w="70"/>
-            </w:tcMar>
-          </w:tcPr>
-          <w:p>
-            <w:pPr>
-              <w:spacing w:after="0" w:line="222"/>
-              <w:jc w:val="left"/>
-            </w:pPr>
-            <w:r>
-              <w:rPr>
-                <w:sz w:val="16"/>
-                <w:szCs w:val="16"/>
-              </w:rPr>
-              <w:t xml:space="preserve">HorizontalPodAutoscaler</w:t>
-            </w:r>
-          </w:p>
-        </w:tc>
-        <w:tc>
-          <w:tcPr>
-            <w:tcW w:type="dxa" w:w="7796"/>
-            <w:tcBorders>
-              <w:top w:val="single" w:color="C9D3DE" w:sz="4"/>
-              <w:left w:val="single" w:color="C9D3DE" w:sz="4"/>
-              <w:bottom w:val="single" w:color="C9D3DE" w:sz="4"/>
-              <w:right w:val="single" w:color="C9D3DE" w:sz="4"/>
-            </w:tcBorders>
-            <w:shd w:fill="FFFFFF" w:color="auto" w:val="clear"/>
-            <w:tcMar>
-              <w:top w:type="dxa" w:w="25"/>
-              <w:left w:type="dxa" w:w="70"/>
-              <w:bottom w:type="dxa" w:w="25"/>
-              <w:right w:type="dxa" w:w="70"/>
-            </w:tcMar>
-          </w:tcPr>
-          <w:p>
-            <w:pPr>
-              <w:spacing w:after="0" w:line="222"/>
-              <w:jc w:val="left"/>
-            </w:pPr>
-            <w:r>
-              <w:rPr>
-                <w:sz w:val="16"/>
-                <w:szCs w:val="16"/>
-              </w:rPr>
-              <w:t xml:space="preserve">Scales between two and five replicas to keep average CPU utilisation near 60 % (metrics-server is installed from deployment/metrics-server/).</w:t>
-            </w:r>
-          </w:p>
-        </w:tc>
-      </w:tr>
-      <w:tr>
-        <w:trPr>
-          <w:cantSplit/>
-        </w:trPr>
-        <w:tc>
-          <w:tcPr>
-            <w:tcW w:type="dxa" w:w="2510"/>
-            <w:tcBorders>
-              <w:top w:val="single" w:color="C9D3DE" w:sz="4"/>
-              <w:left w:val="single" w:color="C9D3DE" w:sz="4"/>
-              <w:bottom w:val="single" w:color="C9D3DE" w:sz="4"/>
-              <w:right w:val="single" w:color="C9D3DE" w:sz="4"/>
-            </w:tcBorders>
-            <w:shd w:fill="F4F7FB" w:color="auto" w:val="clear"/>
-            <w:tcMar>
-              <w:top w:type="dxa" w:w="25"/>
-              <w:left w:type="dxa" w:w="70"/>
-              <w:bottom w:type="dxa" w:w="25"/>
-              <w:right w:type="dxa" w:w="70"/>
-            </w:tcMar>
-          </w:tcPr>
-          <w:p>
-            <w:pPr>
-              <w:spacing w:after="0" w:line="222"/>
-              <w:jc w:val="left"/>
-            </w:pPr>
-            <w:r>
-              <w:rPr>
-                <w:sz w:val="16"/>
-                <w:szCs w:val="16"/>
-              </w:rPr>
-              <w:t xml:space="preserve">PodDisruptionBudget, ConfigMap</w:t>
-            </w:r>
-          </w:p>
-        </w:tc>
-        <w:tc>
-          <w:tcPr>
-            <w:tcW w:type="dxa" w:w="7796"/>
-            <w:tcBorders>
-              <w:top w:val="single" w:color="C9D3DE" w:sz="4"/>
-              <w:left w:val="single" w:color="C9D3DE" w:sz="4"/>
-              <w:bottom w:val="single" w:color="C9D3DE" w:sz="4"/>
-              <w:right w:val="single" w:color="C9D3DE" w:sz="4"/>
-            </w:tcBorders>
-            <w:shd w:fill="F4F7FB" w:color="auto" w:val="clear"/>
-            <w:tcMar>
-              <w:top w:type="dxa" w:w="25"/>
-              <w:left w:type="dxa" w:w="70"/>
-              <w:bottom w:type="dxa" w:w="25"/>
-              <w:right w:type="dxa" w:w="70"/>
-            </w:tcMar>
-          </w:tcPr>
-          <w:p>
-            <w:pPr>
-              <w:spacing w:after="0" w:line="222"/>
-              <w:jc w:val="left"/>
-            </w:pPr>
-            <w:r>
-              <w:rPr>
-                <w:sz w:val="16"/>
-                <w:szCs w:val="16"/>
-              </w:rPr>
-              <w:t xml:space="preserve">At least one replica remains available during voluntary disruptions; the decision threshold and log level can be changed without rebuilding the image.</w:t>
-            </w:r>
-          </w:p>
-        </w:tc>
-      </w:tr>
-    </w:tbl>
-    <w:p>
-      <w:pPr>
-        <w:spacing w:after="60"/>
-      </w:pPr>
-      <w:r>
-        <w:rPr>
-          <w:sz w:val="8"/>
-          <w:szCs w:val="8"/>
-        </w:rPr>
-        <w:t xml:space="preserve"/>
-      </w:r>
-    </w:p>
-    <w:p>
-      <w:pPr>
-        <w:spacing w:after="40" w:line="242"/>
-        <w:jc w:val="both"/>
-      </w:pPr>
-      <w:r>
-        <w:t xml:space="preserve">Each production property was verified experimentally rather than assumed (Table 14).</w:t>
-      </w:r>
-    </w:p>
-    <w:p>
-      <w:pPr>
-        <w:keepNext/>
-        <w:spacing w:after="40" w:before="60"/>
-        <w:jc w:val="center"/>
-      </w:pPr>
-      <w:r>
-        <w:rPr>
-          <w:b/>
-          <w:bCs/>
-          <w:color w:val="5B6B7C"/>
-          <w:sz w:val="16"/>
-          <w:szCs w:val="16"/>
-        </w:rPr>
-        <w:t xml:space="preserve">Table 14. </w:t>
-      </w:r>
-      <w:r>
-        <w:rPr>
-          <w:i/>
-          <w:iCs/>
-          <w:color w:val="5B6B7C"/>
-          <w:sz w:val="16"/>
-          <w:szCs w:val="16"/>
-        </w:rPr>
-        <w:t xml:space="preserve">Operational experiments on the deployed service.</w:t>
-      </w:r>
-    </w:p>
-    <w:tbl>
-      <w:tblPr>
-        <w:tblW w:type="dxa" w:w="10306"/>
-        <w:tblBorders>
-          <w:top w:val="single" w:color="auto" w:sz="4"/>
-          <w:left w:val="single" w:color="auto" w:sz="4"/>
-          <w:bottom w:val="single" w:color="auto" w:sz="4"/>
-          <w:right w:val="single" w:color="auto" w:sz="4"/>
-          <w:insideH w:val="single" w:color="auto" w:sz="4"/>
-          <w:insideV w:val="single" w:color="auto" w:sz="4"/>
-        </w:tblBorders>
-      </w:tblPr>
-      <w:tblGrid>
-        <w:gridCol w:w="3435"/>
-        <w:gridCol w:w="6871"/>
-      </w:tblGrid>
-      <w:tr>
-        <w:trPr>
-          <w:tblHeader/>
-        </w:trPr>
-        <w:tc>
-          <w:tcPr>
-            <w:tcW w:type="dxa" w:w="3435"/>
-            <w:tcBorders>
-              <w:top w:val="single" w:color="C9D3DE" w:sz="4"/>
-              <w:left w:val="single" w:color="C9D3DE" w:sz="4"/>
-              <w:bottom w:val="single" w:color="C9D3DE" w:sz="4"/>
-              <w:right w:val="single" w:color="C9D3DE" w:sz="4"/>
-            </w:tcBorders>
-            <w:shd w:fill="DCE6F2" w:color="auto" w:val="clear"/>
-            <w:tcMar>
-              <w:top w:type="dxa" w:w="25"/>
-              <w:left w:type="dxa" w:w="70"/>
-              <w:bottom w:type="dxa" w:w="25"/>
-              <w:right w:type="dxa" w:w="70"/>
-            </w:tcMar>
-          </w:tcPr>
-          <w:p>
-            <w:pPr>
-              <w:spacing w:after="0" w:line="222"/>
-              <w:jc w:val="left"/>
-            </w:pPr>
-            <w:r>
-              <w:rPr>
-                <w:b/>
-                <w:bCs/>
-                <w:sz w:val="16"/>
-                <w:szCs w:val="16"/>
-              </w:rPr>
-              <w:t xml:space="preserve">Experiment</w:t>
-            </w:r>
-          </w:p>
-        </w:tc>
-        <w:tc>
-          <w:tcPr>
-            <w:tcW w:type="dxa" w:w="6871"/>
-            <w:tcBorders>
-              <w:top w:val="single" w:color="C9D3DE" w:sz="4"/>
-              <w:left w:val="single" w:color="C9D3DE" w:sz="4"/>
-              <w:bottom w:val="single" w:color="C9D3DE" w:sz="4"/>
-              <w:right w:val="single" w:color="C9D3DE" w:sz="4"/>
-            </w:tcBorders>
-            <w:shd w:fill="DCE6F2" w:color="auto" w:val="clear"/>
-            <w:tcMar>
-              <w:top w:type="dxa" w:w="25"/>
-              <w:left w:type="dxa" w:w="70"/>
-              <w:bottom w:type="dxa" w:w="25"/>
-              <w:right w:type="dxa" w:w="70"/>
-            </w:tcMar>
-          </w:tcPr>
-          <w:p>
-            <w:pPr>
-              <w:spacing w:after="0" w:line="222"/>
-              <w:jc w:val="left"/>
-            </w:pPr>
-            <w:r>
-              <w:rPr>
-                <w:b/>
-                <w:bCs/>
-                <w:sz w:val="16"/>
-                <w:szCs w:val="16"/>
-              </w:rPr>
-              <w:t xml:space="preserve">Observed result</w:t>
-            </w:r>
-          </w:p>
-        </w:tc>
-      </w:tr>
-      <w:tr>
-        <w:trPr>
-          <w:cantSplit/>
-        </w:trPr>
-        <w:tc>
-          <w:tcPr>
-            <w:tcW w:type="dxa" w:w="3435"/>
-            <w:tcBorders>
-              <w:top w:val="single" w:color="C9D3DE" w:sz="4"/>
-              <w:left w:val="single" w:color="C9D3DE" w:sz="4"/>
-              <w:bottom w:val="single" w:color="C9D3DE" w:sz="4"/>
-              <w:right w:val="single" w:color="C9D3DE" w:sz="4"/>
-            </w:tcBorders>
-            <w:shd w:fill="FFFFFF" w:color="auto" w:val="clear"/>
-            <w:tcMar>
-              <w:top w:type="dxa" w:w="25"/>
-              <w:left w:type="dxa" w:w="70"/>
-              <w:bottom w:type="dxa" w:w="25"/>
-              <w:right w:type="dxa" w:w="70"/>
-            </w:tcMar>
-          </w:tcPr>
-          <w:p>
-            <w:pPr>
-              <w:spacing w:after="0" w:line="222"/>
-              <w:jc w:val="left"/>
-            </w:pPr>
-            <w:r>
-              <w:rPr>
-                <w:sz w:val="16"/>
-                <w:szCs w:val="16"/>
-              </w:rPr>
-              <w:t xml:space="preserve">Deployment and smoke test through localhost:8080</w:t>
-            </w:r>
-          </w:p>
-        </w:tc>
-        <w:tc>
-          <w:tcPr>
-            <w:tcW w:type="dxa" w:w="6871"/>
-            <w:tcBorders>
-              <w:top w:val="single" w:color="C9D3DE" w:sz="4"/>
-              <w:left w:val="single" w:color="C9D3DE" w:sz="4"/>
-              <w:bottom w:val="single" w:color="C9D3DE" w:sz="4"/>
-              <w:right w:val="single" w:color="C9D3DE" w:sz="4"/>
-            </w:tcBorders>
-            <w:shd w:fill="FFFFFF" w:color="auto" w:val="clear"/>
-            <w:tcMar>
-              <w:top w:type="dxa" w:w="25"/>
-              <w:left w:type="dxa" w:w="70"/>
-              <w:bottom w:type="dxa" w:w="25"/>
-              <w:right w:type="dxa" w:w="70"/>
-            </w:tcMar>
-          </w:tcPr>
-          <w:p>
-            <w:pPr>
-              <w:spacing w:after="0" w:line="222"/>
-              <w:jc w:val="left"/>
-            </w:pPr>
-            <w:r>
-              <w:rPr>
-                <w:sz w:val="16"/>
-                <w:szCs w:val="16"/>
-              </w:rPr>
-              <w:t xml:space="preserve">Both replicas ready in about 11 s; all 8 checks pass; requests distributed evenly (5 / 5) between replicas.</w:t>
-            </w:r>
-          </w:p>
-        </w:tc>
-      </w:tr>
-      <w:tr>
-        <w:trPr>
-          <w:cantSplit/>
-        </w:trPr>
-        <w:tc>
-          <w:tcPr>
-            <w:tcW w:type="dxa" w:w="3435"/>
-            <w:tcBorders>
-              <w:top w:val="single" w:color="C9D3DE" w:sz="4"/>
-              <w:left w:val="single" w:color="C9D3DE" w:sz="4"/>
-              <w:bottom w:val="single" w:color="C9D3DE" w:sz="4"/>
-              <w:right w:val="single" w:color="C9D3DE" w:sz="4"/>
-            </w:tcBorders>
-            <w:shd w:fill="F4F7FB" w:color="auto" w:val="clear"/>
-            <w:tcMar>
-              <w:top w:type="dxa" w:w="25"/>
-              <w:left w:type="dxa" w:w="70"/>
-              <w:bottom w:type="dxa" w:w="25"/>
-              <w:right w:type="dxa" w:w="70"/>
-            </w:tcMar>
-          </w:tcPr>
-          <w:p>
-            <w:pPr>
-              <w:spacing w:after="0" w:line="222"/>
-              <w:jc w:val="left"/>
-            </w:pPr>
-            <w:r>
-              <w:rPr>
-                <w:sz w:val="16"/>
-                <w:szCs w:val="16"/>
-              </w:rPr>
-              <w:t xml:space="preserve">Deletion of a running pod</w:t>
-            </w:r>
-          </w:p>
-        </w:tc>
-        <w:tc>
-          <w:tcPr>
-            <w:tcW w:type="dxa" w:w="6871"/>
-            <w:tcBorders>
-              <w:top w:val="single" w:color="C9D3DE" w:sz="4"/>
-              <w:left w:val="single" w:color="C9D3DE" w:sz="4"/>
-              <w:bottom w:val="single" w:color="C9D3DE" w:sz="4"/>
-              <w:right w:val="single" w:color="C9D3DE" w:sz="4"/>
-            </w:tcBorders>
-            <w:shd w:fill="F4F7FB" w:color="auto" w:val="clear"/>
-            <w:tcMar>
-              <w:top w:type="dxa" w:w="25"/>
-              <w:left w:type="dxa" w:w="70"/>
-              <w:bottom w:type="dxa" w:w="25"/>
-              <w:right w:type="dxa" w:w="70"/>
-            </w:tcMar>
-          </w:tcPr>
-          <w:p>
-            <w:pPr>
-              <w:spacing w:after="0" w:line="222"/>
-              <w:jc w:val="left"/>
-            </w:pPr>
-            <w:r>
-              <w:rPr>
-                <w:sz w:val="16"/>
-                <w:szCs w:val="16"/>
-              </w:rPr>
-              <w:t xml:space="preserve">A replacement started within seconds; no request failed.</w:t>
-            </w:r>
-          </w:p>
-        </w:tc>
-      </w:tr>
-      <w:tr>
-        <w:trPr>
-          <w:cantSplit/>
-        </w:trPr>
-        <w:tc>
-          <w:tcPr>
-            <w:tcW w:type="dxa" w:w="3435"/>
-            <w:tcBorders>
-              <w:top w:val="single" w:color="C9D3DE" w:sz="4"/>
-              <w:left w:val="single" w:color="C9D3DE" w:sz="4"/>
-              <w:bottom w:val="single" w:color="C9D3DE" w:sz="4"/>
-              <w:right w:val="single" w:color="C9D3DE" w:sz="4"/>
-            </w:tcBorders>
-            <w:shd w:fill="FFFFFF" w:color="auto" w:val="clear"/>
-            <w:tcMar>
-              <w:top w:type="dxa" w:w="25"/>
-              <w:left w:type="dxa" w:w="70"/>
-              <w:bottom w:type="dxa" w:w="25"/>
-              <w:right w:type="dxa" w:w="70"/>
-            </w:tcMar>
-          </w:tcPr>
-          <w:p>
-            <w:pPr>
-              <w:spacing w:after="0" w:line="222"/>
-              <w:jc w:val="left"/>
-            </w:pPr>
-            <w:r>
-              <w:rPr>
-                <w:sz w:val="16"/>
-                <w:szCs w:val="16"/>
-              </w:rPr>
-              <w:t xml:space="preserve">Load test: 16 concurrent clients for 3 minutes</w:t>
-            </w:r>
-          </w:p>
-        </w:tc>
-        <w:tc>
-          <w:tcPr>
-            <w:tcW w:type="dxa" w:w="6871"/>
-            <w:tcBorders>
-              <w:top w:val="single" w:color="C9D3DE" w:sz="4"/>
-              <w:left w:val="single" w:color="C9D3DE" w:sz="4"/>
-              <w:bottom w:val="single" w:color="C9D3DE" w:sz="4"/>
-              <w:right w:val="single" w:color="C9D3DE" w:sz="4"/>
-            </w:tcBorders>
-            <w:shd w:fill="FFFFFF" w:color="auto" w:val="clear"/>
-            <w:tcMar>
-              <w:top w:type="dxa" w:w="25"/>
-              <w:left w:type="dxa" w:w="70"/>
-              <w:bottom w:type="dxa" w:w="25"/>
-              <w:right w:type="dxa" w:w="70"/>
-            </w:tcMar>
-          </w:tcPr>
-          <w:p>
-            <w:pPr>
-              <w:spacing w:after="0" w:line="222"/>
-              <w:jc w:val="left"/>
-            </w:pPr>
-            <w:r>
-              <w:rPr>
-                <w:sz w:val="16"/>
-                <w:szCs w:val="16"/>
-              </w:rPr>
-              <w:t xml:space="preserve">CPU rose from 5 % to 791 % of the request; the autoscaler scaled 2 → 5 → 2 replicas; 22,880 requests with 0 errors; median latency 100 ms, 95th percentile 300 ms.</w:t>
-            </w:r>
-          </w:p>
-        </w:tc>
-      </w:tr>
-      <w:tr>
-        <w:trPr>
-          <w:cantSplit/>
-        </w:trPr>
-        <w:tc>
-          <w:tcPr>
-            <w:tcW w:type="dxa" w:w="3435"/>
-            <w:tcBorders>
-              <w:top w:val="single" w:color="C9D3DE" w:sz="4"/>
-              <w:left w:val="single" w:color="C9D3DE" w:sz="4"/>
-              <w:bottom w:val="single" w:color="C9D3DE" w:sz="4"/>
-              <w:right w:val="single" w:color="C9D3DE" w:sz="4"/>
-            </w:tcBorders>
-            <w:shd w:fill="F4F7FB" w:color="auto" w:val="clear"/>
-            <w:tcMar>
-              <w:top w:type="dxa" w:w="25"/>
-              <w:left w:type="dxa" w:w="70"/>
-              <w:bottom w:type="dxa" w:w="25"/>
-              <w:right w:type="dxa" w:w="70"/>
-            </w:tcMar>
-          </w:tcPr>
-          <w:p>
-            <w:pPr>
-              <w:spacing w:after="0" w:line="222"/>
-              <w:jc w:val="left"/>
-            </w:pPr>
-            <w:r>
-              <w:rPr>
-                <w:sz w:val="16"/>
-                <w:szCs w:val="16"/>
-              </w:rPr>
-              <w:t xml:space="preserve">Rolling update during load</w:t>
-            </w:r>
-          </w:p>
-        </w:tc>
-        <w:tc>
-          <w:tcPr>
-            <w:tcW w:type="dxa" w:w="6871"/>
-            <w:tcBorders>
-              <w:top w:val="single" w:color="C9D3DE" w:sz="4"/>
-              <w:left w:val="single" w:color="C9D3DE" w:sz="4"/>
-              <w:bottom w:val="single" w:color="C9D3DE" w:sz="4"/>
-              <w:right w:val="single" w:color="C9D3DE" w:sz="4"/>
-            </w:tcBorders>
-            <w:shd w:fill="F4F7FB" w:color="auto" w:val="clear"/>
-            <w:tcMar>
-              <w:top w:type="dxa" w:w="25"/>
-              <w:left w:type="dxa" w:w="70"/>
-              <w:bottom w:type="dxa" w:w="25"/>
-              <w:right w:type="dxa" w:w="70"/>
-            </w:tcMar>
-          </w:tcPr>
-          <w:p>
-            <w:pPr>
-              <w:spacing w:after="0" w:line="222"/>
-              <w:jc w:val="left"/>
-            </w:pPr>
-            <w:r>
-              <w:rPr>
-                <w:sz w:val="16"/>
-                <w:szCs w:val="16"/>
-              </w:rPr>
-              <w:t xml:space="preserve">Every replica replaced; 4,002 requests with 0 errors.</w:t>
-            </w:r>
-          </w:p>
-        </w:tc>
-      </w:tr>
-      <w:tr>
-        <w:trPr>
-          <w:cantSplit/>
-        </w:trPr>
-        <w:tc>
-          <w:tcPr>
-            <w:tcW w:type="dxa" w:w="3435"/>
-            <w:tcBorders>
-              <w:top w:val="single" w:color="C9D3DE" w:sz="4"/>
-              <w:left w:val="single" w:color="C9D3DE" w:sz="4"/>
-              <w:bottom w:val="single" w:color="C9D3DE" w:sz="4"/>
-              <w:right w:val="single" w:color="C9D3DE" w:sz="4"/>
-            </w:tcBorders>
-            <w:shd w:fill="FFFFFF" w:color="auto" w:val="clear"/>
-            <w:tcMar>
-              <w:top w:type="dxa" w:w="25"/>
-              <w:left w:type="dxa" w:w="70"/>
-              <w:bottom w:type="dxa" w:w="25"/>
-              <w:right w:type="dxa" w:w="70"/>
-            </w:tcMar>
-          </w:tcPr>
-          <w:p>
-            <w:pPr>
-              <w:spacing w:after="0" w:line="222"/>
-              <w:jc w:val="left"/>
-            </w:pPr>
-            <w:r>
-              <w:rPr>
-                <w:sz w:val="16"/>
-                <w:szCs w:val="16"/>
-              </w:rPr>
-              <w:t xml:space="preserve">Faulty release followed by </w:t>
-            </w:r>
-            <w:r>
-              <w:rPr>
-                <w:rFonts w:ascii="Consolas" w:cs="Consolas" w:eastAsia="Consolas" w:hAnsi="Consolas"/>
-                <w:color w:val="333333"/>
-                <w:sz w:val="16"/>
-                <w:szCs w:val="16"/>
-              </w:rPr>
-              <w:t xml:space="preserve">kubectl rollout undo</w:t>
-            </w:r>
-          </w:p>
-        </w:tc>
-        <w:tc>
-          <w:tcPr>
-            <w:tcW w:type="dxa" w:w="6871"/>
-            <w:tcBorders>
-              <w:top w:val="single" w:color="C9D3DE" w:sz="4"/>
-              <w:left w:val="single" w:color="C9D3DE" w:sz="4"/>
-              <w:bottom w:val="single" w:color="C9D3DE" w:sz="4"/>
-              <w:right w:val="single" w:color="C9D3DE" w:sz="4"/>
-            </w:tcBorders>
-            <w:shd w:fill="FFFFFF" w:color="auto" w:val="clear"/>
-            <w:tcMar>
-              <w:top w:type="dxa" w:w="25"/>
-              <w:left w:type="dxa" w:w="70"/>
-              <w:bottom w:type="dxa" w:w="25"/>
-              <w:right w:type="dxa" w:w="70"/>
-            </w:tcMar>
-          </w:tcPr>
-          <w:p>
-            <w:pPr>
-              <w:spacing w:after="0" w:line="222"/>
-              <w:jc w:val="left"/>
-            </w:pPr>
-            <w:r>
-              <w:rPr>
-                <w:sz w:val="16"/>
-                <w:szCs w:val="16"/>
-              </w:rPr>
-              <w:t xml:space="preserve">The new pod could not start (ImagePullBackOff) while the existing replicas continued to serve; the previous version was restored.</w:t>
-            </w:r>
-          </w:p>
-        </w:tc>
-      </w:tr>
-    </w:tbl>
-    <w:p>
-      <w:pPr>
-        <w:spacing w:after="60"/>
-      </w:pPr>
-      <w:r>
-        <w:rPr>
-          <w:sz w:val="8"/>
-          <w:szCs w:val="8"/>
-        </w:rPr>
-        <w:t xml:space="preserve"/>
-      </w:r>
-    </w:p>
-    <w:tbl>
-      <w:tblPr>
-        <w:tblW w:type="dxa" w:w="10306"/>
-        <w:tblBorders>
-          <w:top w:val="none" w:color="FFFFFF" w:sz="0"/>
-          <w:left w:val="none" w:color="FFFFFF" w:sz="0"/>
-          <w:bottom w:val="none" w:color="FFFFFF" w:sz="0"/>
-          <w:right w:val="none" w:color="FFFFFF" w:sz="0"/>
-          <w:insideH w:val="none" w:color="FFFFFF" w:sz="0"/>
-          <w:insideV w:val="none" w:color="FFFFFF" w:sz="0"/>
-        </w:tblBorders>
-      </w:tblPr>
-      <w:tblGrid>
-        <w:gridCol w:w="5153"/>
-        <w:gridCol w:w="5153"/>
-      </w:tblGrid>
-      <w:tr>
         <w:tc>
           <w:tcPr>
             <w:tcW w:type="dxa" w:w="5153"/>
@@ -11135,9 +10361,9 @@
             <w:r>
               <w:drawing>
                 <wp:inline distT="0" distB="0" distL="0" distR="0">
-                  <wp:extent cx="3124200" cy="790575"/>
+                  <wp:extent cx="3124200" cy="1190625"/>
                   <wp:effectExtent t="0" r="0" b="0" l="0"/>
-                  <wp:docPr id="1" name="c_task7_01_deployed.png" descr="Deployed resources: replicas, LoadBalancer service and autoscaler (left); load-test summary showing 22,880 requests without error (right)." title="c_task7_01_deployed.png"/>
+                  <wp:docPr id="1" name="c_task6_12_ghcr_package.png" descr="An out-of-range request rejected with HTTP 422 and a message per field (left); the image published to the GitHub Container Registry by CI (right)." title="c_task6_12_ghcr_package.png"/>
                   <wp:cNvGraphicFramePr>
                     <a:graphicFrameLocks xmlns:a="http://schemas.openxmlformats.org/drawingml/2006/main" noChangeAspect="1"/>
                   </wp:cNvGraphicFramePr>
@@ -11160,7 +10386,7 @@
                         <pic:spPr bwMode="auto">
                           <a:xfrm>
                             <a:off x="0" y="0"/>
-                            <a:ext cx="3124200" cy="790575"/>
+                            <a:ext cx="3124200" cy="1190625"/>
                           </a:xfrm>
                           <a:prstGeom prst="rect">
                             <a:avLst/>
@@ -11174,6 +10400,1044 @@
             </w:r>
           </w:p>
         </w:tc>
+      </w:tr>
+    </w:tbl>
+    <w:p>
+      <w:pPr>
+        <w:spacing w:after="110" w:before="30"/>
+        <w:jc w:val="center"/>
+      </w:pPr>
+      <w:r>
+        <w:rPr>
+          <w:b/>
+          <w:bCs/>
+          <w:color w:val="5B6B7C"/>
+          <w:sz w:val="16"/>
+          <w:szCs w:val="16"/>
+        </w:rPr>
+        <w:t xml:space="preserve">Figure 13. </w:t>
+      </w:r>
+      <w:r>
+        <w:rPr>
+          <w:i/>
+          <w:iCs/>
+          <w:color w:val="5B6B7C"/>
+          <w:sz w:val="16"/>
+          <w:szCs w:val="16"/>
+        </w:rPr>
+        <w:t xml:space="preserve">An out-of-range request rejected with HTTP 422 and a message per field (left); the image published to the GitHub Container Registry by CI (right).</w:t>
+      </w:r>
+    </w:p>
+    <w:p>
+      <w:pPr>
+        <w:pStyle w:val="Heading1"/>
+        <w:pageBreakBefore/>
+      </w:pPr>
+      <w:r>
+        <w:t xml:space="preserve">9. Production deployment on Kubernetes</w:t>
+      </w:r>
+    </w:p>
+    <w:p>
+      <w:pPr>
+        <w:spacing w:after="40" w:line="242"/>
+        <w:jc w:val="both"/>
+      </w:pPr>
+      <w:r>
+        <w:t xml:space="preserve">The service is deployed to the Kubernetes cluster included in Docker Desktop, which the assignment permits; because the manifests contain nothing specific to that cluster, they apply unchanged to managed services such as GKE, EKS or AKS [5]. A single command, </w:t>
+      </w:r>
+      <w:r>
+        <w:rPr>
+          <w:rFonts w:ascii="Consolas" w:cs="Consolas" w:eastAsia="Consolas" w:hAnsi="Consolas"/>
+          <w:color w:val="333333"/>
+          <w:sz w:val="17"/>
+          <w:szCs w:val="17"/>
+        </w:rPr>
+        <w:t xml:space="preserve">kubectl apply -k deployment/k8s</w:t>
+      </w:r>
+      <w:r>
+        <w:t xml:space="preserve">, creates the resources in Table 13.</w:t>
+      </w:r>
+    </w:p>
+    <w:p>
+      <w:pPr>
+        <w:pStyle w:val="Heading2"/>
+      </w:pPr>
+      <w:r>
+        <w:t xml:space="preserve">9.1 Access instructions (local testing)</w:t>
+      </w:r>
+    </w:p>
+    <w:p>
+      <w:pPr>
+        <w:shd w:fill="F2F4F7" w:color="auto" w:val="clear"/>
+        <w:spacing w:after="0" w:line="240"/>
+        <w:ind w:left="120" w:right="120"/>
+      </w:pPr>
+      <w:r>
+        <w:rPr>
+          <w:rFonts w:ascii="Consolas" w:cs="Consolas" w:eastAsia="Consolas" w:hAnsi="Consolas"/>
+          <w:color w:val="1E2A36"/>
+          <w:sz w:val="15"/>
+          <w:szCs w:val="15"/>
+        </w:rPr>
+        <w:t xml:space="preserve">docker build -t heart-disease-api:1.0.0 .                          # image used by the cluster</w:t>
+      </w:r>
+    </w:p>
+    <w:p>
+      <w:pPr>
+        <w:shd w:fill="F2F4F7" w:color="auto" w:val="clear"/>
+        <w:spacing w:after="0" w:line="240"/>
+        <w:ind w:left="120" w:right="120"/>
+      </w:pPr>
+      <w:r>
+        <w:rPr>
+          <w:rFonts w:ascii="Consolas" w:cs="Consolas" w:eastAsia="Consolas" w:hAnsi="Consolas"/>
+          <w:color w:val="1E2A36"/>
+          <w:sz w:val="15"/>
+          <w:szCs w:val="15"/>
+        </w:rPr>
+        <w:t xml:space="preserve">kubectl apply -k deployment/metrics-server &amp;&amp; kubectl apply -k deployment/k8s</w:t>
+      </w:r>
+    </w:p>
+    <w:p>
+      <w:pPr>
+        <w:shd w:fill="F2F4F7" w:color="auto" w:val="clear"/>
+        <w:spacing w:after="0" w:line="240"/>
+        <w:ind w:left="120" w:right="120"/>
+      </w:pPr>
+      <w:r>
+        <w:rPr>
+          <w:rFonts w:ascii="Consolas" w:cs="Consolas" w:eastAsia="Consolas" w:hAnsi="Consolas"/>
+          <w:color w:val="1E2A36"/>
+          <w:sz w:val="15"/>
+          <w:szCs w:val="15"/>
+        </w:rPr>
+        <w:t xml:space="preserve">python scripts/smoke_test.py --url http://localhost:8080            # 8 end-to-end checks</w:t>
+      </w:r>
+    </w:p>
+    <w:p>
+      <w:pPr>
+        <w:shd w:fill="F2F4F7" w:color="auto" w:val="clear"/>
+        <w:spacing w:after="0" w:line="240"/>
+        <w:ind w:left="120" w:right="120"/>
+      </w:pPr>
+      <w:r>
+        <w:rPr>
+          <w:rFonts w:ascii="Consolas" w:cs="Consolas" w:eastAsia="Consolas" w:hAnsi="Consolas"/>
+          <w:color w:val="1E2A36"/>
+          <w:sz w:val="15"/>
+          <w:szCs w:val="15"/>
+        </w:rPr>
+        <w:t xml:space="preserve">curl -X POST http://localhost:8080/predict -H "Content-Type: application/json" -d @samples/high_risk.json</w:t>
+      </w:r>
+    </w:p>
+    <w:p>
+      <w:pPr>
+        <w:shd w:fill="F2F4F7" w:color="auto" w:val="clear"/>
+        <w:spacing w:after="120" w:line="240"/>
+        <w:ind w:left="120" w:right="120"/>
+      </w:pPr>
+      <w:r>
+        <w:rPr>
+          <w:rFonts w:ascii="Consolas" w:cs="Consolas" w:eastAsia="Consolas" w:hAnsi="Consolas"/>
+          <w:color w:val="1E2A36"/>
+          <w:sz w:val="15"/>
+          <w:szCs w:val="15"/>
+        </w:rPr>
+        <w:t xml:space="preserve"># Swagger UI: http://localhost:8080/docs   ·   monitoring: kubectl apply -k deployment/monitoring</w:t>
+      </w:r>
+    </w:p>
+    <w:p>
+      <w:pPr>
+        <w:keepNext/>
+        <w:spacing w:after="40" w:before="60"/>
+        <w:jc w:val="center"/>
+      </w:pPr>
+      <w:r>
+        <w:rPr>
+          <w:b/>
+          <w:bCs/>
+          <w:color w:val="5B6B7C"/>
+          <w:sz w:val="16"/>
+          <w:szCs w:val="16"/>
+        </w:rPr>
+        <w:t xml:space="preserve">Table 13. </w:t>
+      </w:r>
+      <w:r>
+        <w:rPr>
+          <w:i/>
+          <w:iCs/>
+          <w:color w:val="5B6B7C"/>
+          <w:sz w:val="16"/>
+          <w:szCs w:val="16"/>
+        </w:rPr>
+        <w:t xml:space="preserve">Kubernetes resources and the production concern each one addresses.</w:t>
+      </w:r>
+    </w:p>
+    <w:tbl>
+      <w:tblPr>
+        <w:tblW w:type="dxa" w:w="10306"/>
+        <w:tblBorders>
+          <w:top w:val="single" w:color="auto" w:sz="4"/>
+          <w:left w:val="single" w:color="auto" w:sz="4"/>
+          <w:bottom w:val="single" w:color="auto" w:sz="4"/>
+          <w:right w:val="single" w:color="auto" w:sz="4"/>
+          <w:insideH w:val="single" w:color="auto" w:sz="4"/>
+          <w:insideV w:val="single" w:color="auto" w:sz="4"/>
+        </w:tblBorders>
+      </w:tblPr>
+      <w:tblGrid>
+        <w:gridCol w:w="2510"/>
+        <w:gridCol w:w="7796"/>
+      </w:tblGrid>
+      <w:tr>
+        <w:trPr>
+          <w:tblHeader/>
+        </w:trPr>
+        <w:tc>
+          <w:tcPr>
+            <w:tcW w:type="dxa" w:w="2510"/>
+            <w:tcBorders>
+              <w:top w:val="single" w:color="C9D3DE" w:sz="4"/>
+              <w:left w:val="single" w:color="C9D3DE" w:sz="4"/>
+              <w:bottom w:val="single" w:color="C9D3DE" w:sz="4"/>
+              <w:right w:val="single" w:color="C9D3DE" w:sz="4"/>
+            </w:tcBorders>
+            <w:shd w:fill="DCE6F2" w:color="auto" w:val="clear"/>
+            <w:tcMar>
+              <w:top w:type="dxa" w:w="25"/>
+              <w:left w:type="dxa" w:w="70"/>
+              <w:bottom w:type="dxa" w:w="25"/>
+              <w:right w:type="dxa" w:w="70"/>
+            </w:tcMar>
+          </w:tcPr>
+          <w:p>
+            <w:pPr>
+              <w:spacing w:after="0" w:line="222"/>
+              <w:jc w:val="left"/>
+            </w:pPr>
+            <w:r>
+              <w:rPr>
+                <w:b/>
+                <w:bCs/>
+                <w:sz w:val="16"/>
+                <w:szCs w:val="16"/>
+              </w:rPr>
+              <w:t xml:space="preserve">Resource</w:t>
+            </w:r>
+          </w:p>
+        </w:tc>
+        <w:tc>
+          <w:tcPr>
+            <w:tcW w:type="dxa" w:w="7796"/>
+            <w:tcBorders>
+              <w:top w:val="single" w:color="C9D3DE" w:sz="4"/>
+              <w:left w:val="single" w:color="C9D3DE" w:sz="4"/>
+              <w:bottom w:val="single" w:color="C9D3DE" w:sz="4"/>
+              <w:right w:val="single" w:color="C9D3DE" w:sz="4"/>
+            </w:tcBorders>
+            <w:shd w:fill="DCE6F2" w:color="auto" w:val="clear"/>
+            <w:tcMar>
+              <w:top w:type="dxa" w:w="25"/>
+              <w:left w:type="dxa" w:w="70"/>
+              <w:bottom w:type="dxa" w:w="25"/>
+              <w:right w:type="dxa" w:w="70"/>
+            </w:tcMar>
+          </w:tcPr>
+          <w:p>
+            <w:pPr>
+              <w:spacing w:after="0" w:line="222"/>
+              <w:jc w:val="left"/>
+            </w:pPr>
+            <w:r>
+              <w:rPr>
+                <w:b/>
+                <w:bCs/>
+                <w:sz w:val="16"/>
+                <w:szCs w:val="16"/>
+              </w:rPr>
+              <w:t xml:space="preserve">Configuration and purpose</w:t>
+            </w:r>
+          </w:p>
+        </w:tc>
+      </w:tr>
+      <w:tr>
+        <w:trPr>
+          <w:cantSplit/>
+        </w:trPr>
+        <w:tc>
+          <w:tcPr>
+            <w:tcW w:type="dxa" w:w="2510"/>
+            <w:tcBorders>
+              <w:top w:val="single" w:color="C9D3DE" w:sz="4"/>
+              <w:left w:val="single" w:color="C9D3DE" w:sz="4"/>
+              <w:bottom w:val="single" w:color="C9D3DE" w:sz="4"/>
+              <w:right w:val="single" w:color="C9D3DE" w:sz="4"/>
+            </w:tcBorders>
+            <w:shd w:fill="FFFFFF" w:color="auto" w:val="clear"/>
+            <w:tcMar>
+              <w:top w:type="dxa" w:w="25"/>
+              <w:left w:type="dxa" w:w="70"/>
+              <w:bottom w:type="dxa" w:w="25"/>
+              <w:right w:type="dxa" w:w="70"/>
+            </w:tcMar>
+          </w:tcPr>
+          <w:p>
+            <w:pPr>
+              <w:spacing w:after="0" w:line="222"/>
+              <w:jc w:val="left"/>
+            </w:pPr>
+            <w:r>
+              <w:rPr>
+                <w:sz w:val="16"/>
+                <w:szCs w:val="16"/>
+              </w:rPr>
+              <w:t xml:space="preserve">Deployment</w:t>
+            </w:r>
+          </w:p>
+        </w:tc>
+        <w:tc>
+          <w:tcPr>
+            <w:tcW w:type="dxa" w:w="7796"/>
+            <w:tcBorders>
+              <w:top w:val="single" w:color="C9D3DE" w:sz="4"/>
+              <w:left w:val="single" w:color="C9D3DE" w:sz="4"/>
+              <w:bottom w:val="single" w:color="C9D3DE" w:sz="4"/>
+              <w:right w:val="single" w:color="C9D3DE" w:sz="4"/>
+            </w:tcBorders>
+            <w:shd w:fill="FFFFFF" w:color="auto" w:val="clear"/>
+            <w:tcMar>
+              <w:top w:type="dxa" w:w="25"/>
+              <w:left w:type="dxa" w:w="70"/>
+              <w:bottom w:type="dxa" w:w="25"/>
+              <w:right w:type="dxa" w:w="70"/>
+            </w:tcMar>
+          </w:tcPr>
+          <w:p>
+            <w:pPr>
+              <w:spacing w:after="0" w:line="222"/>
+              <w:jc w:val="left"/>
+            </w:pPr>
+            <w:r>
+              <w:rPr>
+                <w:sz w:val="16"/>
+                <w:szCs w:val="16"/>
+              </w:rPr>
+              <w:t xml:space="preserve">Two replicas; rolling updates with surge 1 and unavailability 0, plus a 5-second pre-stop pause, so capacity never drops during an update; startup and readiness probes on /ready and a liveness probe on /health; CPU and memory requests and limits; a hardened security context (non-root user, read-only root filesystem, all Linux capabilities dropped, seccomp profile, no service-account token).</w:t>
+            </w:r>
+          </w:p>
+        </w:tc>
+      </w:tr>
+      <w:tr>
+        <w:trPr>
+          <w:cantSplit/>
+        </w:trPr>
+        <w:tc>
+          <w:tcPr>
+            <w:tcW w:type="dxa" w:w="2510"/>
+            <w:tcBorders>
+              <w:top w:val="single" w:color="C9D3DE" w:sz="4"/>
+              <w:left w:val="single" w:color="C9D3DE" w:sz="4"/>
+              <w:bottom w:val="single" w:color="C9D3DE" w:sz="4"/>
+              <w:right w:val="single" w:color="C9D3DE" w:sz="4"/>
+            </w:tcBorders>
+            <w:shd w:fill="F4F7FB" w:color="auto" w:val="clear"/>
+            <w:tcMar>
+              <w:top w:type="dxa" w:w="25"/>
+              <w:left w:type="dxa" w:w="70"/>
+              <w:bottom w:type="dxa" w:w="25"/>
+              <w:right w:type="dxa" w:w="70"/>
+            </w:tcMar>
+          </w:tcPr>
+          <w:p>
+            <w:pPr>
+              <w:spacing w:after="0" w:line="222"/>
+              <w:jc w:val="left"/>
+            </w:pPr>
+            <w:r>
+              <w:rPr>
+                <w:sz w:val="16"/>
+                <w:szCs w:val="16"/>
+              </w:rPr>
+              <w:t xml:space="preserve">Service (LoadBalancer)</w:t>
+            </w:r>
+          </w:p>
+        </w:tc>
+        <w:tc>
+          <w:tcPr>
+            <w:tcW w:type="dxa" w:w="7796"/>
+            <w:tcBorders>
+              <w:top w:val="single" w:color="C9D3DE" w:sz="4"/>
+              <w:left w:val="single" w:color="C9D3DE" w:sz="4"/>
+              <w:bottom w:val="single" w:color="C9D3DE" w:sz="4"/>
+              <w:right w:val="single" w:color="C9D3DE" w:sz="4"/>
+            </w:tcBorders>
+            <w:shd w:fill="F4F7FB" w:color="auto" w:val="clear"/>
+            <w:tcMar>
+              <w:top w:type="dxa" w:w="25"/>
+              <w:left w:type="dxa" w:w="70"/>
+              <w:bottom w:type="dxa" w:w="25"/>
+              <w:right w:type="dxa" w:w="70"/>
+            </w:tcMar>
+          </w:tcPr>
+          <w:p>
+            <w:pPr>
+              <w:spacing w:after="0" w:line="222"/>
+              <w:jc w:val="left"/>
+            </w:pPr>
+            <w:r>
+              <w:rPr>
+                <w:sz w:val="16"/>
+                <w:szCs w:val="16"/>
+              </w:rPr>
+              <w:t xml:space="preserve">A single stable address on port 8080 that distributes traffic across ready replicas; a cloud provider would assign a public IP. An Ingress alternative is provided in deployment/k8s-optional/.</w:t>
+            </w:r>
+          </w:p>
+        </w:tc>
+      </w:tr>
+      <w:tr>
+        <w:trPr>
+          <w:cantSplit/>
+        </w:trPr>
+        <w:tc>
+          <w:tcPr>
+            <w:tcW w:type="dxa" w:w="2510"/>
+            <w:tcBorders>
+              <w:top w:val="single" w:color="C9D3DE" w:sz="4"/>
+              <w:left w:val="single" w:color="C9D3DE" w:sz="4"/>
+              <w:bottom w:val="single" w:color="C9D3DE" w:sz="4"/>
+              <w:right w:val="single" w:color="C9D3DE" w:sz="4"/>
+            </w:tcBorders>
+            <w:shd w:fill="FFFFFF" w:color="auto" w:val="clear"/>
+            <w:tcMar>
+              <w:top w:type="dxa" w:w="25"/>
+              <w:left w:type="dxa" w:w="70"/>
+              <w:bottom w:type="dxa" w:w="25"/>
+              <w:right w:type="dxa" w:w="70"/>
+            </w:tcMar>
+          </w:tcPr>
+          <w:p>
+            <w:pPr>
+              <w:spacing w:after="0" w:line="222"/>
+              <w:jc w:val="left"/>
+            </w:pPr>
+            <w:r>
+              <w:rPr>
+                <w:sz w:val="16"/>
+                <w:szCs w:val="16"/>
+              </w:rPr>
+              <w:t xml:space="preserve">HorizontalPodAutoscaler</w:t>
+            </w:r>
+          </w:p>
+        </w:tc>
+        <w:tc>
+          <w:tcPr>
+            <w:tcW w:type="dxa" w:w="7796"/>
+            <w:tcBorders>
+              <w:top w:val="single" w:color="C9D3DE" w:sz="4"/>
+              <w:left w:val="single" w:color="C9D3DE" w:sz="4"/>
+              <w:bottom w:val="single" w:color="C9D3DE" w:sz="4"/>
+              <w:right w:val="single" w:color="C9D3DE" w:sz="4"/>
+            </w:tcBorders>
+            <w:shd w:fill="FFFFFF" w:color="auto" w:val="clear"/>
+            <w:tcMar>
+              <w:top w:type="dxa" w:w="25"/>
+              <w:left w:type="dxa" w:w="70"/>
+              <w:bottom w:type="dxa" w:w="25"/>
+              <w:right w:type="dxa" w:w="70"/>
+            </w:tcMar>
+          </w:tcPr>
+          <w:p>
+            <w:pPr>
+              <w:spacing w:after="0" w:line="222"/>
+              <w:jc w:val="left"/>
+            </w:pPr>
+            <w:r>
+              <w:rPr>
+                <w:sz w:val="16"/>
+                <w:szCs w:val="16"/>
+              </w:rPr>
+              <w:t xml:space="preserve">Scales between two and five replicas to keep average CPU utilisation near 60 % (metrics-server is installed from deployment/metrics-server/).</w:t>
+            </w:r>
+          </w:p>
+        </w:tc>
+      </w:tr>
+      <w:tr>
+        <w:trPr>
+          <w:cantSplit/>
+        </w:trPr>
+        <w:tc>
+          <w:tcPr>
+            <w:tcW w:type="dxa" w:w="2510"/>
+            <w:tcBorders>
+              <w:top w:val="single" w:color="C9D3DE" w:sz="4"/>
+              <w:left w:val="single" w:color="C9D3DE" w:sz="4"/>
+              <w:bottom w:val="single" w:color="C9D3DE" w:sz="4"/>
+              <w:right w:val="single" w:color="C9D3DE" w:sz="4"/>
+            </w:tcBorders>
+            <w:shd w:fill="F4F7FB" w:color="auto" w:val="clear"/>
+            <w:tcMar>
+              <w:top w:type="dxa" w:w="25"/>
+              <w:left w:type="dxa" w:w="70"/>
+              <w:bottom w:type="dxa" w:w="25"/>
+              <w:right w:type="dxa" w:w="70"/>
+            </w:tcMar>
+          </w:tcPr>
+          <w:p>
+            <w:pPr>
+              <w:spacing w:after="0" w:line="222"/>
+              <w:jc w:val="left"/>
+            </w:pPr>
+            <w:r>
+              <w:rPr>
+                <w:sz w:val="16"/>
+                <w:szCs w:val="16"/>
+              </w:rPr>
+              <w:t xml:space="preserve">PodDisruptionBudget, ConfigMap</w:t>
+            </w:r>
+          </w:p>
+        </w:tc>
+        <w:tc>
+          <w:tcPr>
+            <w:tcW w:type="dxa" w:w="7796"/>
+            <w:tcBorders>
+              <w:top w:val="single" w:color="C9D3DE" w:sz="4"/>
+              <w:left w:val="single" w:color="C9D3DE" w:sz="4"/>
+              <w:bottom w:val="single" w:color="C9D3DE" w:sz="4"/>
+              <w:right w:val="single" w:color="C9D3DE" w:sz="4"/>
+            </w:tcBorders>
+            <w:shd w:fill="F4F7FB" w:color="auto" w:val="clear"/>
+            <w:tcMar>
+              <w:top w:type="dxa" w:w="25"/>
+              <w:left w:type="dxa" w:w="70"/>
+              <w:bottom w:type="dxa" w:w="25"/>
+              <w:right w:type="dxa" w:w="70"/>
+            </w:tcMar>
+          </w:tcPr>
+          <w:p>
+            <w:pPr>
+              <w:spacing w:after="0" w:line="222"/>
+              <w:jc w:val="left"/>
+            </w:pPr>
+            <w:r>
+              <w:rPr>
+                <w:sz w:val="16"/>
+                <w:szCs w:val="16"/>
+              </w:rPr>
+              <w:t xml:space="preserve">At least one replica remains available during voluntary disruptions; the decision threshold and log level can be changed without rebuilding the image.</w:t>
+            </w:r>
+          </w:p>
+        </w:tc>
+      </w:tr>
+    </w:tbl>
+    <w:p>
+      <w:pPr>
+        <w:spacing w:after="60"/>
+      </w:pPr>
+      <w:r>
+        <w:rPr>
+          <w:sz w:val="8"/>
+          <w:szCs w:val="8"/>
+        </w:rPr>
+        <w:t xml:space="preserve"/>
+      </w:r>
+    </w:p>
+    <w:p>
+      <w:pPr>
+        <w:spacing w:after="40" w:line="242"/>
+        <w:jc w:val="both"/>
+      </w:pPr>
+      <w:r>
+        <w:t xml:space="preserve">Each production property was verified experimentally rather than assumed (Table 14).</w:t>
+      </w:r>
+    </w:p>
+    <w:p>
+      <w:pPr>
+        <w:keepNext/>
+        <w:spacing w:after="40" w:before="60"/>
+        <w:jc w:val="center"/>
+      </w:pPr>
+      <w:r>
+        <w:rPr>
+          <w:b/>
+          <w:bCs/>
+          <w:color w:val="5B6B7C"/>
+          <w:sz w:val="16"/>
+          <w:szCs w:val="16"/>
+        </w:rPr>
+        <w:t xml:space="preserve">Table 14. </w:t>
+      </w:r>
+      <w:r>
+        <w:rPr>
+          <w:i/>
+          <w:iCs/>
+          <w:color w:val="5B6B7C"/>
+          <w:sz w:val="16"/>
+          <w:szCs w:val="16"/>
+        </w:rPr>
+        <w:t xml:space="preserve">Operational experiments on the deployed service.</w:t>
+      </w:r>
+    </w:p>
+    <w:tbl>
+      <w:tblPr>
+        <w:tblW w:type="dxa" w:w="10306"/>
+        <w:tblBorders>
+          <w:top w:val="single" w:color="auto" w:sz="4"/>
+          <w:left w:val="single" w:color="auto" w:sz="4"/>
+          <w:bottom w:val="single" w:color="auto" w:sz="4"/>
+          <w:right w:val="single" w:color="auto" w:sz="4"/>
+          <w:insideH w:val="single" w:color="auto" w:sz="4"/>
+          <w:insideV w:val="single" w:color="auto" w:sz="4"/>
+        </w:tblBorders>
+      </w:tblPr>
+      <w:tblGrid>
+        <w:gridCol w:w="3435"/>
+        <w:gridCol w:w="6871"/>
+      </w:tblGrid>
+      <w:tr>
+        <w:trPr>
+          <w:tblHeader/>
+        </w:trPr>
+        <w:tc>
+          <w:tcPr>
+            <w:tcW w:type="dxa" w:w="3435"/>
+            <w:tcBorders>
+              <w:top w:val="single" w:color="C9D3DE" w:sz="4"/>
+              <w:left w:val="single" w:color="C9D3DE" w:sz="4"/>
+              <w:bottom w:val="single" w:color="C9D3DE" w:sz="4"/>
+              <w:right w:val="single" w:color="C9D3DE" w:sz="4"/>
+            </w:tcBorders>
+            <w:shd w:fill="DCE6F2" w:color="auto" w:val="clear"/>
+            <w:tcMar>
+              <w:top w:type="dxa" w:w="25"/>
+              <w:left w:type="dxa" w:w="70"/>
+              <w:bottom w:type="dxa" w:w="25"/>
+              <w:right w:type="dxa" w:w="70"/>
+            </w:tcMar>
+          </w:tcPr>
+          <w:p>
+            <w:pPr>
+              <w:spacing w:after="0" w:line="222"/>
+              <w:jc w:val="left"/>
+            </w:pPr>
+            <w:r>
+              <w:rPr>
+                <w:b/>
+                <w:bCs/>
+                <w:sz w:val="16"/>
+                <w:szCs w:val="16"/>
+              </w:rPr>
+              <w:t xml:space="preserve">Experiment</w:t>
+            </w:r>
+          </w:p>
+        </w:tc>
+        <w:tc>
+          <w:tcPr>
+            <w:tcW w:type="dxa" w:w="6871"/>
+            <w:tcBorders>
+              <w:top w:val="single" w:color="C9D3DE" w:sz="4"/>
+              <w:left w:val="single" w:color="C9D3DE" w:sz="4"/>
+              <w:bottom w:val="single" w:color="C9D3DE" w:sz="4"/>
+              <w:right w:val="single" w:color="C9D3DE" w:sz="4"/>
+            </w:tcBorders>
+            <w:shd w:fill="DCE6F2" w:color="auto" w:val="clear"/>
+            <w:tcMar>
+              <w:top w:type="dxa" w:w="25"/>
+              <w:left w:type="dxa" w:w="70"/>
+              <w:bottom w:type="dxa" w:w="25"/>
+              <w:right w:type="dxa" w:w="70"/>
+            </w:tcMar>
+          </w:tcPr>
+          <w:p>
+            <w:pPr>
+              <w:spacing w:after="0" w:line="222"/>
+              <w:jc w:val="left"/>
+            </w:pPr>
+            <w:r>
+              <w:rPr>
+                <w:b/>
+                <w:bCs/>
+                <w:sz w:val="16"/>
+                <w:szCs w:val="16"/>
+              </w:rPr>
+              <w:t xml:space="preserve">Observed result</w:t>
+            </w:r>
+          </w:p>
+        </w:tc>
+      </w:tr>
+      <w:tr>
+        <w:trPr>
+          <w:cantSplit/>
+        </w:trPr>
+        <w:tc>
+          <w:tcPr>
+            <w:tcW w:type="dxa" w:w="3435"/>
+            <w:tcBorders>
+              <w:top w:val="single" w:color="C9D3DE" w:sz="4"/>
+              <w:left w:val="single" w:color="C9D3DE" w:sz="4"/>
+              <w:bottom w:val="single" w:color="C9D3DE" w:sz="4"/>
+              <w:right w:val="single" w:color="C9D3DE" w:sz="4"/>
+            </w:tcBorders>
+            <w:shd w:fill="FFFFFF" w:color="auto" w:val="clear"/>
+            <w:tcMar>
+              <w:top w:type="dxa" w:w="25"/>
+              <w:left w:type="dxa" w:w="70"/>
+              <w:bottom w:type="dxa" w:w="25"/>
+              <w:right w:type="dxa" w:w="70"/>
+            </w:tcMar>
+          </w:tcPr>
+          <w:p>
+            <w:pPr>
+              <w:spacing w:after="0" w:line="222"/>
+              <w:jc w:val="left"/>
+            </w:pPr>
+            <w:r>
+              <w:rPr>
+                <w:sz w:val="16"/>
+                <w:szCs w:val="16"/>
+              </w:rPr>
+              <w:t xml:space="preserve">Deployment and smoke test through localhost:8080</w:t>
+            </w:r>
+          </w:p>
+        </w:tc>
+        <w:tc>
+          <w:tcPr>
+            <w:tcW w:type="dxa" w:w="6871"/>
+            <w:tcBorders>
+              <w:top w:val="single" w:color="C9D3DE" w:sz="4"/>
+              <w:left w:val="single" w:color="C9D3DE" w:sz="4"/>
+              <w:bottom w:val="single" w:color="C9D3DE" w:sz="4"/>
+              <w:right w:val="single" w:color="C9D3DE" w:sz="4"/>
+            </w:tcBorders>
+            <w:shd w:fill="FFFFFF" w:color="auto" w:val="clear"/>
+            <w:tcMar>
+              <w:top w:type="dxa" w:w="25"/>
+              <w:left w:type="dxa" w:w="70"/>
+              <w:bottom w:type="dxa" w:w="25"/>
+              <w:right w:type="dxa" w:w="70"/>
+            </w:tcMar>
+          </w:tcPr>
+          <w:p>
+            <w:pPr>
+              <w:spacing w:after="0" w:line="222"/>
+              <w:jc w:val="left"/>
+            </w:pPr>
+            <w:r>
+              <w:rPr>
+                <w:sz w:val="16"/>
+                <w:szCs w:val="16"/>
+              </w:rPr>
+              <w:t xml:space="preserve">Both replicas ready in about 11 s; all 8 checks pass; requests distributed evenly (5 / 5) between replicas.</w:t>
+            </w:r>
+          </w:p>
+        </w:tc>
+      </w:tr>
+      <w:tr>
+        <w:trPr>
+          <w:cantSplit/>
+        </w:trPr>
+        <w:tc>
+          <w:tcPr>
+            <w:tcW w:type="dxa" w:w="3435"/>
+            <w:tcBorders>
+              <w:top w:val="single" w:color="C9D3DE" w:sz="4"/>
+              <w:left w:val="single" w:color="C9D3DE" w:sz="4"/>
+              <w:bottom w:val="single" w:color="C9D3DE" w:sz="4"/>
+              <w:right w:val="single" w:color="C9D3DE" w:sz="4"/>
+            </w:tcBorders>
+            <w:shd w:fill="F4F7FB" w:color="auto" w:val="clear"/>
+            <w:tcMar>
+              <w:top w:type="dxa" w:w="25"/>
+              <w:left w:type="dxa" w:w="70"/>
+              <w:bottom w:type="dxa" w:w="25"/>
+              <w:right w:type="dxa" w:w="70"/>
+            </w:tcMar>
+          </w:tcPr>
+          <w:p>
+            <w:pPr>
+              <w:spacing w:after="0" w:line="222"/>
+              <w:jc w:val="left"/>
+            </w:pPr>
+            <w:r>
+              <w:rPr>
+                <w:sz w:val="16"/>
+                <w:szCs w:val="16"/>
+              </w:rPr>
+              <w:t xml:space="preserve">Deletion of a running pod</w:t>
+            </w:r>
+          </w:p>
+        </w:tc>
+        <w:tc>
+          <w:tcPr>
+            <w:tcW w:type="dxa" w:w="6871"/>
+            <w:tcBorders>
+              <w:top w:val="single" w:color="C9D3DE" w:sz="4"/>
+              <w:left w:val="single" w:color="C9D3DE" w:sz="4"/>
+              <w:bottom w:val="single" w:color="C9D3DE" w:sz="4"/>
+              <w:right w:val="single" w:color="C9D3DE" w:sz="4"/>
+            </w:tcBorders>
+            <w:shd w:fill="F4F7FB" w:color="auto" w:val="clear"/>
+            <w:tcMar>
+              <w:top w:type="dxa" w:w="25"/>
+              <w:left w:type="dxa" w:w="70"/>
+              <w:bottom w:type="dxa" w:w="25"/>
+              <w:right w:type="dxa" w:w="70"/>
+            </w:tcMar>
+          </w:tcPr>
+          <w:p>
+            <w:pPr>
+              <w:spacing w:after="0" w:line="222"/>
+              <w:jc w:val="left"/>
+            </w:pPr>
+            <w:r>
+              <w:rPr>
+                <w:sz w:val="16"/>
+                <w:szCs w:val="16"/>
+              </w:rPr>
+              <w:t xml:space="preserve">A replacement started within seconds; no request failed.</w:t>
+            </w:r>
+          </w:p>
+        </w:tc>
+      </w:tr>
+      <w:tr>
+        <w:trPr>
+          <w:cantSplit/>
+        </w:trPr>
+        <w:tc>
+          <w:tcPr>
+            <w:tcW w:type="dxa" w:w="3435"/>
+            <w:tcBorders>
+              <w:top w:val="single" w:color="C9D3DE" w:sz="4"/>
+              <w:left w:val="single" w:color="C9D3DE" w:sz="4"/>
+              <w:bottom w:val="single" w:color="C9D3DE" w:sz="4"/>
+              <w:right w:val="single" w:color="C9D3DE" w:sz="4"/>
+            </w:tcBorders>
+            <w:shd w:fill="FFFFFF" w:color="auto" w:val="clear"/>
+            <w:tcMar>
+              <w:top w:type="dxa" w:w="25"/>
+              <w:left w:type="dxa" w:w="70"/>
+              <w:bottom w:type="dxa" w:w="25"/>
+              <w:right w:type="dxa" w:w="70"/>
+            </w:tcMar>
+          </w:tcPr>
+          <w:p>
+            <w:pPr>
+              <w:spacing w:after="0" w:line="222"/>
+              <w:jc w:val="left"/>
+            </w:pPr>
+            <w:r>
+              <w:rPr>
+                <w:sz w:val="16"/>
+                <w:szCs w:val="16"/>
+              </w:rPr>
+              <w:t xml:space="preserve">Load test: 16 concurrent clients for 3 minutes</w:t>
+            </w:r>
+          </w:p>
+        </w:tc>
+        <w:tc>
+          <w:tcPr>
+            <w:tcW w:type="dxa" w:w="6871"/>
+            <w:tcBorders>
+              <w:top w:val="single" w:color="C9D3DE" w:sz="4"/>
+              <w:left w:val="single" w:color="C9D3DE" w:sz="4"/>
+              <w:bottom w:val="single" w:color="C9D3DE" w:sz="4"/>
+              <w:right w:val="single" w:color="C9D3DE" w:sz="4"/>
+            </w:tcBorders>
+            <w:shd w:fill="FFFFFF" w:color="auto" w:val="clear"/>
+            <w:tcMar>
+              <w:top w:type="dxa" w:w="25"/>
+              <w:left w:type="dxa" w:w="70"/>
+              <w:bottom w:type="dxa" w:w="25"/>
+              <w:right w:type="dxa" w:w="70"/>
+            </w:tcMar>
+          </w:tcPr>
+          <w:p>
+            <w:pPr>
+              <w:spacing w:after="0" w:line="222"/>
+              <w:jc w:val="left"/>
+            </w:pPr>
+            <w:r>
+              <w:rPr>
+                <w:sz w:val="16"/>
+                <w:szCs w:val="16"/>
+              </w:rPr>
+              <w:t xml:space="preserve">CPU rose from 5 % to 791 % of the request; the autoscaler scaled 2 → 5 → 2 replicas; 22,880 requests with 0 errors; median latency 100 ms, 95th percentile 300 ms.</w:t>
+            </w:r>
+          </w:p>
+        </w:tc>
+      </w:tr>
+      <w:tr>
+        <w:trPr>
+          <w:cantSplit/>
+        </w:trPr>
+        <w:tc>
+          <w:tcPr>
+            <w:tcW w:type="dxa" w:w="3435"/>
+            <w:tcBorders>
+              <w:top w:val="single" w:color="C9D3DE" w:sz="4"/>
+              <w:left w:val="single" w:color="C9D3DE" w:sz="4"/>
+              <w:bottom w:val="single" w:color="C9D3DE" w:sz="4"/>
+              <w:right w:val="single" w:color="C9D3DE" w:sz="4"/>
+            </w:tcBorders>
+            <w:shd w:fill="F4F7FB" w:color="auto" w:val="clear"/>
+            <w:tcMar>
+              <w:top w:type="dxa" w:w="25"/>
+              <w:left w:type="dxa" w:w="70"/>
+              <w:bottom w:type="dxa" w:w="25"/>
+              <w:right w:type="dxa" w:w="70"/>
+            </w:tcMar>
+          </w:tcPr>
+          <w:p>
+            <w:pPr>
+              <w:spacing w:after="0" w:line="222"/>
+              <w:jc w:val="left"/>
+            </w:pPr>
+            <w:r>
+              <w:rPr>
+                <w:sz w:val="16"/>
+                <w:szCs w:val="16"/>
+              </w:rPr>
+              <w:t xml:space="preserve">Rolling update during load</w:t>
+            </w:r>
+          </w:p>
+        </w:tc>
+        <w:tc>
+          <w:tcPr>
+            <w:tcW w:type="dxa" w:w="6871"/>
+            <w:tcBorders>
+              <w:top w:val="single" w:color="C9D3DE" w:sz="4"/>
+              <w:left w:val="single" w:color="C9D3DE" w:sz="4"/>
+              <w:bottom w:val="single" w:color="C9D3DE" w:sz="4"/>
+              <w:right w:val="single" w:color="C9D3DE" w:sz="4"/>
+            </w:tcBorders>
+            <w:shd w:fill="F4F7FB" w:color="auto" w:val="clear"/>
+            <w:tcMar>
+              <w:top w:type="dxa" w:w="25"/>
+              <w:left w:type="dxa" w:w="70"/>
+              <w:bottom w:type="dxa" w:w="25"/>
+              <w:right w:type="dxa" w:w="70"/>
+            </w:tcMar>
+          </w:tcPr>
+          <w:p>
+            <w:pPr>
+              <w:spacing w:after="0" w:line="222"/>
+              <w:jc w:val="left"/>
+            </w:pPr>
+            <w:r>
+              <w:rPr>
+                <w:sz w:val="16"/>
+                <w:szCs w:val="16"/>
+              </w:rPr>
+              <w:t xml:space="preserve">Every replica replaced; 4,002 requests with 0 errors.</w:t>
+            </w:r>
+          </w:p>
+        </w:tc>
+      </w:tr>
+      <w:tr>
+        <w:trPr>
+          <w:cantSplit/>
+        </w:trPr>
+        <w:tc>
+          <w:tcPr>
+            <w:tcW w:type="dxa" w:w="3435"/>
+            <w:tcBorders>
+              <w:top w:val="single" w:color="C9D3DE" w:sz="4"/>
+              <w:left w:val="single" w:color="C9D3DE" w:sz="4"/>
+              <w:bottom w:val="single" w:color="C9D3DE" w:sz="4"/>
+              <w:right w:val="single" w:color="C9D3DE" w:sz="4"/>
+            </w:tcBorders>
+            <w:shd w:fill="FFFFFF" w:color="auto" w:val="clear"/>
+            <w:tcMar>
+              <w:top w:type="dxa" w:w="25"/>
+              <w:left w:type="dxa" w:w="70"/>
+              <w:bottom w:type="dxa" w:w="25"/>
+              <w:right w:type="dxa" w:w="70"/>
+            </w:tcMar>
+          </w:tcPr>
+          <w:p>
+            <w:pPr>
+              <w:spacing w:after="0" w:line="222"/>
+              <w:jc w:val="left"/>
+            </w:pPr>
+            <w:r>
+              <w:rPr>
+                <w:sz w:val="16"/>
+                <w:szCs w:val="16"/>
+              </w:rPr>
+              <w:t xml:space="preserve">Faulty release followed by </w:t>
+            </w:r>
+            <w:r>
+              <w:rPr>
+                <w:rFonts w:ascii="Consolas" w:cs="Consolas" w:eastAsia="Consolas" w:hAnsi="Consolas"/>
+                <w:color w:val="333333"/>
+                <w:sz w:val="16"/>
+                <w:szCs w:val="16"/>
+              </w:rPr>
+              <w:t xml:space="preserve">kubectl rollout undo</w:t>
+            </w:r>
+          </w:p>
+        </w:tc>
+        <w:tc>
+          <w:tcPr>
+            <w:tcW w:type="dxa" w:w="6871"/>
+            <w:tcBorders>
+              <w:top w:val="single" w:color="C9D3DE" w:sz="4"/>
+              <w:left w:val="single" w:color="C9D3DE" w:sz="4"/>
+              <w:bottom w:val="single" w:color="C9D3DE" w:sz="4"/>
+              <w:right w:val="single" w:color="C9D3DE" w:sz="4"/>
+            </w:tcBorders>
+            <w:shd w:fill="FFFFFF" w:color="auto" w:val="clear"/>
+            <w:tcMar>
+              <w:top w:type="dxa" w:w="25"/>
+              <w:left w:type="dxa" w:w="70"/>
+              <w:bottom w:type="dxa" w:w="25"/>
+              <w:right w:type="dxa" w:w="70"/>
+            </w:tcMar>
+          </w:tcPr>
+          <w:p>
+            <w:pPr>
+              <w:spacing w:after="0" w:line="222"/>
+              <w:jc w:val="left"/>
+            </w:pPr>
+            <w:r>
+              <w:rPr>
+                <w:sz w:val="16"/>
+                <w:szCs w:val="16"/>
+              </w:rPr>
+              <w:t xml:space="preserve">The new pod could not start (ImagePullBackOff) while the existing replicas continued to serve; the previous version was restored.</w:t>
+            </w:r>
+          </w:p>
+        </w:tc>
+      </w:tr>
+    </w:tbl>
+    <w:p>
+      <w:pPr>
+        <w:spacing w:after="60"/>
+      </w:pPr>
+      <w:r>
+        <w:rPr>
+          <w:sz w:val="8"/>
+          <w:szCs w:val="8"/>
+        </w:rPr>
+        <w:t xml:space="preserve"/>
+      </w:r>
+    </w:p>
+    <w:tbl>
+      <w:tblPr>
+        <w:tblW w:type="dxa" w:w="10306"/>
+        <w:tblBorders>
+          <w:top w:val="none" w:color="FFFFFF" w:sz="0"/>
+          <w:left w:val="none" w:color="FFFFFF" w:sz="0"/>
+          <w:bottom w:val="none" w:color="FFFFFF" w:sz="0"/>
+          <w:right w:val="none" w:color="FFFFFF" w:sz="0"/>
+          <w:insideH w:val="none" w:color="FFFFFF" w:sz="0"/>
+          <w:insideV w:val="none" w:color="FFFFFF" w:sz="0"/>
+        </w:tblBorders>
+      </w:tblPr>
+      <w:tblGrid>
+        <w:gridCol w:w="5153"/>
+        <w:gridCol w:w="5153"/>
+      </w:tblGrid>
+      <w:tr>
         <w:tc>
           <w:tcPr>
             <w:tcW w:type="dxa" w:w="5153"/>
@@ -11191,9 +11455,9 @@
             <w:r>
               <w:drawing>
                 <wp:inline distT="0" distB="0" distL="0" distR="0">
-                  <wp:extent cx="3124200" cy="1857375"/>
+                  <wp:extent cx="3124200" cy="790575"/>
                   <wp:effectExtent t="0" r="0" b="0" l="0"/>
-                  <wp:docPr id="1" name="c_task7_06_load_test.png" descr="Deployed resources: replicas, LoadBalancer service and autoscaler (left); load-test summary showing 22,880 requests without error (right)." title="c_task7_06_load_test.png"/>
+                  <wp:docPr id="1" name="c_task7_01_deployed.png" descr="Deployed resources: replicas, LoadBalancer service and autoscaler (left); load-test summary showing 22,880 requests without error (right)." title="c_task7_01_deployed.png"/>
                   <wp:cNvGraphicFramePr>
                     <a:graphicFrameLocks xmlns:a="http://schemas.openxmlformats.org/drawingml/2006/main" noChangeAspect="1"/>
                   </wp:cNvGraphicFramePr>
@@ -11216,6 +11480,62 @@
                         <pic:spPr bwMode="auto">
                           <a:xfrm>
                             <a:off x="0" y="0"/>
+                            <a:ext cx="3124200" cy="790575"/>
+                          </a:xfrm>
+                          <a:prstGeom prst="rect">
+                            <a:avLst/>
+                          </a:prstGeom>
+                        </pic:spPr>
+                      </pic:pic>
+                    </a:graphicData>
+                  </a:graphic>
+                </wp:inline>
+              </w:drawing>
+            </w:r>
+          </w:p>
+        </w:tc>
+        <w:tc>
+          <w:tcPr>
+            <w:tcW w:type="dxa" w:w="5153"/>
+            <w:tcBorders>
+              <w:top w:val="none" w:color="FFFFFF" w:sz="0"/>
+              <w:left w:val="none" w:color="FFFFFF" w:sz="0"/>
+              <w:bottom w:val="none" w:color="FFFFFF" w:sz="0"/>
+              <w:right w:val="none" w:color="FFFFFF" w:sz="0"/>
+            </w:tcBorders>
+          </w:tcPr>
+          <w:p>
+            <w:pPr>
+              <w:jc w:val="center"/>
+            </w:pPr>
+            <w:r>
+              <w:drawing>
+                <wp:inline distT="0" distB="0" distL="0" distR="0">
+                  <wp:extent cx="3124200" cy="1857375"/>
+                  <wp:effectExtent t="0" r="0" b="0" l="0"/>
+                  <wp:docPr id="1" name="c_task7_06_load_test.png" descr="Deployed resources: replicas, LoadBalancer service and autoscaler (left); load-test summary showing 22,880 requests without error (right)." title="c_task7_06_load_test.png"/>
+                  <wp:cNvGraphicFramePr>
+                    <a:graphicFrameLocks xmlns:a="http://schemas.openxmlformats.org/drawingml/2006/main" noChangeAspect="1"/>
+                  </wp:cNvGraphicFramePr>
+                  <a:graphic xmlns:a="http://schemas.openxmlformats.org/drawingml/2006/main">
+                    <a:graphicData uri="http://schemas.openxmlformats.org/drawingml/2006/picture">
+                      <pic:pic xmlns:pic="http://schemas.openxmlformats.org/drawingml/2006/picture">
+                        <pic:nvPicPr>
+                          <pic:cNvPr id="0" name="" descr=""/>
+                          <pic:cNvPicPr>
+                            <a:picLocks noChangeAspect="1" noChangeArrowheads="1"/>
+                          </pic:cNvPicPr>
+                        </pic:nvPicPr>
+                        <pic:blipFill>
+                          <a:blip r:embed="rId30" cstate="none"/>
+                          <a:srcRect/>
+                          <a:stretch>
+                            <a:fillRect/>
+                          </a:stretch>
+                        </pic:blipFill>
+                        <pic:spPr bwMode="auto">
+                          <a:xfrm>
+                            <a:off x="0" y="0"/>
                             <a:ext cx="3124200" cy="1857375"/>
                           </a:xfrm>
                           <a:prstGeom prst="rect">
@@ -11245,7 +11565,7 @@
           <w:sz w:val="16"/>
           <w:szCs w:val="16"/>
         </w:rPr>
-        <w:t xml:space="preserve">Figure 13. </w:t>
+        <w:t xml:space="preserve">Figure 14. </w:t>
       </w:r>
       <w:r>
         <w:rPr>
@@ -11267,143 +11587,9 @@
       <w:r>
         <w:drawing>
           <wp:inline distT="0" distB="0" distL="0" distR="0">
-            <wp:extent cx="5153025" cy="1019175"/>
+            <wp:extent cx="3990975" cy="790575"/>
             <wp:effectExtent t="0" r="0" b="0" l="0"/>
             <wp:docPr id="1" name="task7_05b_hpa_scale_down.png" descr="Autoscaler behaviour under load: CPU utilisation rises to 791 % of the request, the deployment scales from two to five replicas and returns to two when traffic stops." title="task7_05b_hpa_scale_down.png"/>
-            <wp:cNvGraphicFramePr>
-              <a:graphicFrameLocks xmlns:a="http://schemas.openxmlformats.org/drawingml/2006/main" noChangeAspect="1"/>
-            </wp:cNvGraphicFramePr>
-            <a:graphic xmlns:a="http://schemas.openxmlformats.org/drawingml/2006/main">
-              <a:graphicData uri="http://schemas.openxmlformats.org/drawingml/2006/picture">
-                <pic:pic xmlns:pic="http://schemas.openxmlformats.org/drawingml/2006/picture">
-                  <pic:nvPicPr>
-                    <pic:cNvPr id="0" name="" descr=""/>
-                    <pic:cNvPicPr>
-                      <a:picLocks noChangeAspect="1" noChangeArrowheads="1"/>
-                    </pic:cNvPicPr>
-                  </pic:nvPicPr>
-                  <pic:blipFill>
-                    <a:blip r:embed="rId30" cstate="none"/>
-                    <a:srcRect/>
-                    <a:stretch>
-                      <a:fillRect/>
-                    </a:stretch>
-                  </pic:blipFill>
-                  <pic:spPr bwMode="auto">
-                    <a:xfrm>
-                      <a:off x="0" y="0"/>
-                      <a:ext cx="5153025" cy="1019175"/>
-                    </a:xfrm>
-                    <a:prstGeom prst="rect">
-                      <a:avLst/>
-                    </a:prstGeom>
-                  </pic:spPr>
-                </pic:pic>
-              </a:graphicData>
-            </a:graphic>
-          </wp:inline>
-        </w:drawing>
-      </w:r>
-    </w:p>
-    <w:p>
-      <w:pPr>
-        <w:spacing w:after="110" w:before="30"/>
-        <w:jc w:val="center"/>
-      </w:pPr>
-      <w:r>
-        <w:rPr>
-          <w:b/>
-          <w:bCs/>
-          <w:color w:val="5B6B7C"/>
-          <w:sz w:val="16"/>
-          <w:szCs w:val="16"/>
-        </w:rPr>
-        <w:t xml:space="preserve">Figure 14. </w:t>
-      </w:r>
-      <w:r>
-        <w:rPr>
-          <w:i/>
-          <w:iCs/>
-          <w:color w:val="5B6B7C"/>
-          <w:sz w:val="16"/>
-          <w:szCs w:val="16"/>
-        </w:rPr>
-        <w:t xml:space="preserve">Autoscaler behaviour under load: CPU utilisation rises to 791 % of the request, the deployment scales from two to five replicas and returns to two when traffic stops.</w:t>
-      </w:r>
-    </w:p>
-    <w:p>
-      <w:pPr>
-        <w:pStyle w:val="Heading1"/>
-        <w:pageBreakBefore/>
-      </w:pPr>
-      <w:r>
-        <w:t xml:space="preserve">10. Monitoring, logging and drift detection</w:t>
-      </w:r>
-    </w:p>
-    <w:p>
-      <w:pPr>
-        <w:spacing w:after="80" w:line="242"/>
-        <w:jc w:val="both"/>
-      </w:pPr>
-      <w:r>
-        <w:rPr>
-          <w:b/>
-          <w:bCs/>
-        </w:rPr>
-        <w:t xml:space="preserve">Logging.</w:t>
-      </w:r>
-      <w:r>
-        <w:t xml:space="preserve"> The API writes one structured JSON record per request (timestamp, pod, request identifier, route, status and latency) and one per prediction. The request identifier is returned to the caller so that an individual prediction can be traced; patient attributes are never written to the logs, which is enforced by a unit test. </w:t>
-      </w:r>
-      <w:r>
-        <w:rPr>
-          <w:b/>
-          <w:bCs/>
-        </w:rPr>
-        <w:t xml:space="preserve">Metrics.</w:t>
-      </w:r>
-      <w:r>
-        <w:t xml:space="preserve"> Every replica exposes request counts, a latency histogram, predictions per class, the distribution of predicted probabilities, rejected requests, summaries of each numeric input, the model version, CPU and memory use, and the training mean and standard deviation of each feature, read from the scaler of the model actually being served. Prometheus discovers the replicas through the Kubernetes API, so replicas added by the autoscaler are monitored automatically, and Grafana is provisioned entirely from configuration files. </w:t>
-      </w:r>
-      <w:r>
-        <w:rPr>
-          <w:b/>
-          <w:bCs/>
-        </w:rPr>
-        <w:t xml:space="preserve">Alerting.</w:t>
-      </w:r>
-      <w:r>
-        <w:t xml:space="preserve"> Seven alert rules cover unavailable replicas, missing targets, server errors above 5 %, 95th-percentile latency above 500 ms, input drift, a shift in the share of positive predictions and a high rate of invalid requests; five of them are unit-tested with promtool in CI.</w:t>
-      </w:r>
-    </w:p>
-    <w:p>
-      <w:pPr>
-        <w:spacing w:after="80" w:line="242"/>
-        <w:jc w:val="both"/>
-      </w:pPr>
-      <w:r>
-        <w:rPr>
-          <w:b/>
-          <w:bCs/>
-        </w:rPr>
-        <w:t xml:space="preserve">Drift detection.</w:t>
-      </w:r>
-      <w:r>
-        <w:t xml:space="preserve"> Because confirmed diagnoses arrive long after predictions, the service monitors its inputs, a recommended practice for detecting dataset shift [10]. For each feature, the drift score is the difference between the mean of the inputs received in the last 15 minutes and the training mean, divided by the training standard deviation; an alert fires when its magnitude exceeds 0.5 for five minutes. Under realistic traffic the scores remained within ±0.07. When an older, higher-risk population was sent, the scores reached +1.67 for age, −1.12 for maximum heart rate and +1.06 for cholesterol, the share of positive predictions rose from 43 % to 57 %, and the alert HeartApiInputDrift fired.</w:t>
-      </w:r>
-    </w:p>
-    <w:p>
-      <w:pPr>
-        <w:keepNext/>
-        <w:spacing w:before="40"/>
-        <w:jc w:val="center"/>
-      </w:pPr>
-      <w:r>
-        <w:drawing>
-          <wp:inline distT="0" distB="0" distL="0" distR="0">
-            <wp:extent cx="6438900" cy="1162050"/>
-            <wp:effectExtent t="0" r="0" b="0" l="0"/>
-            <wp:docPr id="1" name="c_task8_07_grafana_drift.png" descr="Grafana drift panels during the population shift: every monitored feature leaves the ±0.5 band (left); recent versus training means, with age at +1.67 standard deviations (right)." title="c_task8_07_grafana_drift.png"/>
             <wp:cNvGraphicFramePr>
               <a:graphicFrameLocks xmlns:a="http://schemas.openxmlformats.org/drawingml/2006/main" noChangeAspect="1"/>
             </wp:cNvGraphicFramePr>
@@ -11426,7 +11612,7 @@
                   <pic:spPr bwMode="auto">
                     <a:xfrm>
                       <a:off x="0" y="0"/>
-                      <a:ext cx="6438900" cy="1162050"/>
+                      <a:ext cx="3990975" cy="790575"/>
                     </a:xfrm>
                     <a:prstGeom prst="rect">
                       <a:avLst/>
@@ -11462,7 +11648,68 @@
           <w:sz w:val="16"/>
           <w:szCs w:val="16"/>
         </w:rPr>
-        <w:t xml:space="preserve">Grafana drift panels during the population shift: every monitored feature leaves the ±0.5 band (left); recent versus training means, with age at +1.67 standard deviations (right).</w:t>
+        <w:t xml:space="preserve">Autoscaler behaviour under load: CPU utilisation rises to 791 % of the request, the deployment scales from two to five replicas and returns to two when traffic stops.</w:t>
+      </w:r>
+    </w:p>
+    <w:p>
+      <w:pPr>
+        <w:pStyle w:val="Heading1"/>
+        <w:pageBreakBefore/>
+      </w:pPr>
+      <w:r>
+        <w:t xml:space="preserve">10. Monitoring, logging and drift detection</w:t>
+      </w:r>
+    </w:p>
+    <w:p>
+      <w:pPr>
+        <w:spacing w:after="80" w:line="242"/>
+        <w:jc w:val="both"/>
+      </w:pPr>
+      <w:r>
+        <w:rPr>
+          <w:b/>
+          <w:bCs/>
+        </w:rPr>
+        <w:t xml:space="preserve">Logging.</w:t>
+      </w:r>
+      <w:r>
+        <w:t xml:space="preserve"> The API writes one structured JSON record per request (timestamp, pod, request identifier, route, status and latency) and one per prediction. The request identifier is returned to the caller so that an individual prediction can be traced; patient attributes are never written to the logs, which is enforced by a unit test. </w:t>
+      </w:r>
+      <w:r>
+        <w:rPr>
+          <w:b/>
+          <w:bCs/>
+        </w:rPr>
+        <w:t xml:space="preserve">Metrics.</w:t>
+      </w:r>
+      <w:r>
+        <w:t xml:space="preserve"> Every replica exposes request counts, a latency histogram, predictions per class, the distribution of predicted probabilities, rejected requests, summaries of each numeric input, the model version, CPU and memory use, and the training mean and standard deviation of each feature, read from the scaler of the model actually being served. Prometheus discovers the replicas through the Kubernetes API, so replicas added by the autoscaler are monitored automatically, and Grafana is provisioned entirely from configuration files. </w:t>
+      </w:r>
+      <w:r>
+        <w:rPr>
+          <w:b/>
+          <w:bCs/>
+        </w:rPr>
+        <w:t xml:space="preserve">Alerting.</w:t>
+      </w:r>
+      <w:r>
+        <w:t xml:space="preserve"> Seven alert rules cover unavailable replicas, missing targets, server errors above 5 %, 95th-percentile latency above 500 ms, input drift, a shift in the share of positive predictions and a high rate of invalid requests; five of them are unit-tested with promtool in CI.</w:t>
+      </w:r>
+    </w:p>
+    <w:p>
+      <w:pPr>
+        <w:spacing w:after="80" w:line="242"/>
+        <w:jc w:val="both"/>
+      </w:pPr>
+      <w:r>
+        <w:rPr>
+          <w:b/>
+          <w:bCs/>
+        </w:rPr>
+        <w:t xml:space="preserve">Drift detection.</w:t>
+      </w:r>
+      <w:r>
+        <w:t xml:space="preserve"> Because confirmed diagnoses arrive long after predictions, the service monitors its inputs, a recommended practice for detecting dataset shift [10]. For each feature, the drift score is the difference between the mean of the inputs received in the last 15 minutes and the training mean, divided by the training standard deviation; an alert fires when its magnitude exceeds 0.5 for five minutes. Under realistic traffic the scores remained within ±0.07. When an older, higher-risk population was sent, the scores reached +1.67 for age, −1.12 for maximum heart rate and +1.06 for cholesterol, the share of positive predictions rose from 43 % to 57 %, and the alert HeartApiInputDrift fired.</w:t>
       </w:r>
     </w:p>
     <w:p>
@@ -11474,9 +11721,9 @@
       <w:r>
         <w:drawing>
           <wp:inline distT="0" distB="0" distL="0" distR="0">
-            <wp:extent cx="5153025" cy="762000"/>
+            <wp:extent cx="6438900" cy="1162050"/>
             <wp:effectExtent t="0" r="0" b="0" l="0"/>
-            <wp:docPr id="1" name="c_task8_08_drift_alert.png" descr="Prometheus: HeartApiInputDrift firing for age and maximum heart rate (thalach); chol, oldpeak and trestbps pending." title="c_task8_08_drift_alert.png"/>
+            <wp:docPr id="1" name="c_task8_07_grafana_drift.png" descr="Grafana drift panels during the population shift: every monitored feature leaves the ±0.5 band (left); recent versus training means, with age at +1.67 standard deviations (right)." title="c_task8_07_grafana_drift.png"/>
             <wp:cNvGraphicFramePr>
               <a:graphicFrameLocks xmlns:a="http://schemas.openxmlformats.org/drawingml/2006/main" noChangeAspect="1"/>
             </wp:cNvGraphicFramePr>
@@ -11499,6 +11746,79 @@
                   <pic:spPr bwMode="auto">
                     <a:xfrm>
                       <a:off x="0" y="0"/>
+                      <a:ext cx="6438900" cy="1162050"/>
+                    </a:xfrm>
+                    <a:prstGeom prst="rect">
+                      <a:avLst/>
+                    </a:prstGeom>
+                  </pic:spPr>
+                </pic:pic>
+              </a:graphicData>
+            </a:graphic>
+          </wp:inline>
+        </w:drawing>
+      </w:r>
+    </w:p>
+    <w:p>
+      <w:pPr>
+        <w:spacing w:after="110" w:before="30"/>
+        <w:jc w:val="center"/>
+      </w:pPr>
+      <w:r>
+        <w:rPr>
+          <w:b/>
+          <w:bCs/>
+          <w:color w:val="5B6B7C"/>
+          <w:sz w:val="16"/>
+          <w:szCs w:val="16"/>
+        </w:rPr>
+        <w:t xml:space="preserve">Figure 16. </w:t>
+      </w:r>
+      <w:r>
+        <w:rPr>
+          <w:i/>
+          <w:iCs/>
+          <w:color w:val="5B6B7C"/>
+          <w:sz w:val="16"/>
+          <w:szCs w:val="16"/>
+        </w:rPr>
+        <w:t xml:space="preserve">Grafana drift panels during the population shift: every monitored feature leaves the ±0.5 band (left); recent versus training means, with age at +1.67 standard deviations (right).</w:t>
+      </w:r>
+    </w:p>
+    <w:p>
+      <w:pPr>
+        <w:keepNext/>
+        <w:spacing w:before="40"/>
+        <w:jc w:val="center"/>
+      </w:pPr>
+      <w:r>
+        <w:drawing>
+          <wp:inline distT="0" distB="0" distL="0" distR="0">
+            <wp:extent cx="5153025" cy="762000"/>
+            <wp:effectExtent t="0" r="0" b="0" l="0"/>
+            <wp:docPr id="1" name="c_task8_08_drift_alert.png" descr="Prometheus: HeartApiInputDrift firing for age and maximum heart rate (thalach); chol, oldpeak and trestbps pending." title="c_task8_08_drift_alert.png"/>
+            <wp:cNvGraphicFramePr>
+              <a:graphicFrameLocks xmlns:a="http://schemas.openxmlformats.org/drawingml/2006/main" noChangeAspect="1"/>
+            </wp:cNvGraphicFramePr>
+            <a:graphic xmlns:a="http://schemas.openxmlformats.org/drawingml/2006/main">
+              <a:graphicData uri="http://schemas.openxmlformats.org/drawingml/2006/picture">
+                <pic:pic xmlns:pic="http://schemas.openxmlformats.org/drawingml/2006/picture">
+                  <pic:nvPicPr>
+                    <pic:cNvPr id="0" name="" descr=""/>
+                    <pic:cNvPicPr>
+                      <a:picLocks noChangeAspect="1" noChangeArrowheads="1"/>
+                    </pic:cNvPicPr>
+                  </pic:nvPicPr>
+                  <pic:blipFill>
+                    <a:blip r:embed="rId33" cstate="none"/>
+                    <a:srcRect/>
+                    <a:stretch>
+                      <a:fillRect/>
+                    </a:stretch>
+                  </pic:blipFill>
+                  <pic:spPr bwMode="auto">
+                    <a:xfrm>
+                      <a:off x="0" y="0"/>
                       <a:ext cx="5153025" cy="762000"/>
                     </a:xfrm>
                     <a:prstGeom prst="rect">
@@ -11525,7 +11845,7 @@
           <w:sz w:val="16"/>
           <w:szCs w:val="16"/>
         </w:rPr>
-        <w:t xml:space="preserve">Figure 16. </w:t>
+        <w:t xml:space="preserve">Figure 17. </w:t>
       </w:r>
       <w:r>
         <w:rPr>

--- a/report/MLOps_Assignment1_Report_2025AE05303.docx
+++ b/report/MLOps_Assignment1_Report_2025AE05303.docx
@@ -391,7 +391,7 @@
               <w:spacing w:after="0" w:line="222"/>
               <w:jc w:val="left"/>
             </w:pPr>
-            <w:hyperlink w:history="1" r:id="rIdlb1nwpkesjvgdffyjtul-">
+            <w:hyperlink w:history="1" r:id="rId8di0qt9k6f-lml-hoeb5p">
               <w:r>
                 <w:rPr>
                   <w:color w:val="0563C1"/>
@@ -469,7 +469,7 @@
               <w:spacing w:after="0" w:line="222"/>
               <w:jc w:val="left"/>
             </w:pPr>
-            <w:hyperlink w:history="1" r:id="rIdve6iwsy8lfsk2dltd4whm">
+            <w:hyperlink w:history="1" r:id="rIdsckjcwoy9eaaf6nawpsqn">
               <w:r>
                 <w:rPr>
                   <w:color w:val="0563C1"/>
@@ -644,7 +644,7 @@
         <w:jc w:val="both"/>
       </w:pPr>
       <w:r>
-        <w:t xml:space="preserve">This report presents the design and implementation of a production-grade machine-learning system that estimates the risk of heart disease from thirteen routine clinical measurements, using the Cleveland subset of the UCI Heart Disease dataset [1]. Beyond training an accurate classifier, the work addresses the operational concerns that MLOps practice identifies as the main source of failure in deployed models [2]: data integrity, experiment traceability, reproducibility, automated verification, safe deployment and post-deployment monitoring. Three model families were tuned with stratified five-fold cross-validation and compared under a selection rule declared before training; Logistic Regression was selected with a cross-validated ROC-AUC of 0.911 ± 0.018 and achieved a ROC-AUC of 0.961 and a recall of 0.929 on 61 held-out patients. All runs are recorded in MLflow with a model registry. A five-stage GitHub Actions pipeline enforces 199 automated tests (99 % line coverage), a model quality gate, container verification and a Kubernetes deployment test on every change. Deployed on Kubernetes, the FastAPI service served 22,880 requests without error while autoscaling from two to five replicas, and its Prometheus/Grafana monitoring detected a deliberately shifted patient population within five minutes. The complete training pipeline was re-executed on the BITS Prayogshala virtual lab with identical results.</w:t>
+        <w:t xml:space="preserve">This report presents the design and implementation of a production-oriented machine-learning prototype that estimates the risk of heart disease from thirteen routine clinical measurements, using the Cleveland subset of the UCI Heart Disease dataset [1]. Beyond training an accurate classifier, the work addresses the operational concerns that MLOps practice identifies as the main source of failure in deployed models [2]: data integrity, experiment traceability, reproducibility, automated verification, safe deployment and post-deployment monitoring. Three model families were tuned with stratified five-fold cross-validation and compared under a selection rule declared before training; Logistic Regression was selected with a cross-validated ROC-AUC of 0.911 ± 0.018 and achieved a ROC-AUC of 0.961 and a recall of 0.929 on 61 held-out patients. All runs are recorded in MLflow with a model registry. A five-stage GitHub Actions pipeline enforces 199 automated tests (99 % line coverage), a model quality gate, container verification and a Kubernetes deployment test on every change. Deployed on local Kubernetes, the FastAPI service handled a 22,880-request load test with no connection or server errors while autoscaling from two to five replicas, and its Prometheus/Grafana monitoring detected a deliberately shifted patient population within five minutes. The complete training pipeline was re-executed on the BITS Prayogshala virtual lab with identical results.</w:t>
       </w:r>
     </w:p>
     <w:p>
@@ -6749,7 +6749,7 @@
           <w:sz w:val="16"/>
           <w:szCs w:val="16"/>
         </w:rPr>
-        <w:t xml:space="preserve">Packaged model artifacts in the `models/` directory.</w:t>
+        <w:t xml:space="preserve">Packaged model artifacts in the models/ directory.</w:t>
       </w:r>
     </w:p>
     <w:tbl>
@@ -8172,7 +8172,7 @@
         <w:jc w:val="both"/>
       </w:pPr>
       <w:r>
-        <w:t xml:space="preserve">Following the ML Test Score rubric [9], the test suite covers not only code paths but also the data, the model and the infrastructure. It consists of 199 Pytest tests with 99 % line coverage; the tests run offline and deterministically, and those involving training use a small but real grid with real MLflow logging so that they finish in seconds. The same suite was also executed on BITS Prayogshala, where all 199 tests passed with 99 % coverage (Figure 9, right).</w:t>
+        <w:t xml:space="preserve">Following the ML Test Score rubric [9], the test suite covers not only code paths but also the data, the model and the infrastructure. It consists of 199 Pytest tests; the tests run offline and deterministically, and those involving training use a small but real grid with real MLflow logging so that they finish in seconds. With the locked library versions all 199 tests pass at 99 % line coverage — on the laptop, in the CI training job and on BITS Prayogshala (Figure 9, right). In the CI matrix job on Python 3.10, three tests that load the committed model are skipped by design, because the scikit-learn release used for training requires Python 3.11 or later; that job therefore reports 196 passed, 3 skipped and 98.7 % coverage (Figure 10).</w:t>
       </w:r>
     </w:p>
     <w:p>
@@ -9326,9 +9326,9 @@
       <w:r>
         <w:drawing>
           <wp:inline distT="0" distB="0" distL="0" distR="0">
-            <wp:extent cx="4638675" cy="1533525"/>
+            <wp:extent cx="4124325" cy="1362075"/>
             <wp:effectExtent t="0" r="0" b="0" l="0"/>
-            <wp:docPr id="1" name="c_task8_09_ci.png" descr="A complete pipeline run on the main branch: all five jobs succeed in 14 min 41 s, nine artifacts are uploaded, and the job summary reports 196 tests passed on Python 3.10 with 98.7 % coverage." title="c_task8_09_ci.png"/>
+            <wp:docPr id="1" name="c_task8_09_ci.png" descr="A complete pipeline run on the main branch: all five jobs succeed in 14 min 41 s, nine artifacts are uploaded, and the Python 3.10 job summary reports 196 passed and 3 skipped by design (98.7 % coverage)." title="c_task8_09_ci.png"/>
             <wp:cNvGraphicFramePr>
               <a:graphicFrameLocks xmlns:a="http://schemas.openxmlformats.org/drawingml/2006/main" noChangeAspect="1"/>
             </wp:cNvGraphicFramePr>
@@ -9351,7 +9351,7 @@
                   <pic:spPr bwMode="auto">
                     <a:xfrm>
                       <a:off x="0" y="0"/>
-                      <a:ext cx="4638675" cy="1533525"/>
+                      <a:ext cx="4124325" cy="1362075"/>
                     </a:xfrm>
                     <a:prstGeom prst="rect">
                       <a:avLst/>
@@ -9387,7 +9387,7 @@
           <w:sz w:val="16"/>
           <w:szCs w:val="16"/>
         </w:rPr>
-        <w:t xml:space="preserve">A complete pipeline run on the main branch: all five jobs succeed in 14 min 41 s, nine artifacts are uploaded, and the job summary reports 196 tests passed on Python 3.10 with 98.7 % coverage.</w:t>
+        <w:t xml:space="preserve">A complete pipeline run on the main branch: all five jobs succeed in 14 min 41 s, nine artifacts are uploaded, and the Python 3.10 job summary reports 196 passed and 3 skipped by design (98.7 % coverage).</w:t>
       </w:r>
     </w:p>
     <w:p>
@@ -9724,7 +9724,7 @@
                 <w:sz w:val="16"/>
                 <w:szCs w:val="16"/>
               </w:rPr>
-              <w:t xml:space="preserve">Accepts one patient (13 attributes as JSON) and returns the predicted class, label, probability of disease, confidence, model version and a request identifier.</w:t>
+              <w:t xml:space="preserve">Accepts one patient (13 attributes as JSON) and returns the predicted class, label, probability of disease, confidence (the probability of the predicted class, i.e. max(p, 1 − p)), model version and a request identifier.</w:t>
             </w:r>
           </w:p>
         </w:tc>
@@ -10517,7 +10517,7 @@
     <w:p>
       <w:pPr>
         <w:shd w:fill="F2F4F7" w:color="auto" w:val="clear"/>
-        <w:spacing w:after="0" w:line="240"/>
+        <w:spacing w:after="120" w:line="240"/>
         <w:ind w:left="120" w:right="120"/>
       </w:pPr>
       <w:r>
@@ -10528,22 +10528,6 @@
           <w:szCs w:val="15"/>
         </w:rPr>
         <w:t xml:space="preserve">curl -X POST http://localhost:8080/predict -H "Content-Type: application/json" -d @samples/high_risk.json</w:t>
-      </w:r>
-    </w:p>
-    <w:p>
-      <w:pPr>
-        <w:shd w:fill="F2F4F7" w:color="auto" w:val="clear"/>
-        <w:spacing w:after="120" w:line="240"/>
-        <w:ind w:left="120" w:right="120"/>
-      </w:pPr>
-      <w:r>
-        <w:rPr>
-          <w:rFonts w:ascii="Consolas" w:cs="Consolas" w:eastAsia="Consolas" w:hAnsi="Consolas"/>
-          <w:color w:val="1E2A36"/>
-          <w:sz w:val="15"/>
-          <w:szCs w:val="15"/>
-        </w:rPr>
-        <w:t xml:space="preserve"># Swagger UI: http://localhost:8080/docs   ·   monitoring: kubectl apply -k deployment/monitoring</w:t>
       </w:r>
     </w:p>
     <w:p>
@@ -10722,7 +10706,7 @@
                 <w:sz w:val="16"/>
                 <w:szCs w:val="16"/>
               </w:rPr>
-              <w:t xml:space="preserve">Two replicas; rolling updates with surge 1 and unavailability 0, plus a 5-second pre-stop pause, so capacity never drops during an update; startup and readiness probes on /ready and a liveness probe on /health; CPU and memory requests and limits; a hardened security context (non-root user, read-only root filesystem, all Linux capabilities dropped, seccomp profile, no service-account token).</w:t>
+              <w:t xml:space="preserve">Two replicas; rolling updates with surge 1, unavailability 0 and a 5-second pre-stop pause, so capacity never drops; startup and readiness probes on /ready, liveness on /health; CPU and memory requests and limits; hardened security context (non-root, read-only root filesystem, all capabilities dropped, seccomp, no service-account token).</w:t>
             </w:r>
           </w:p>
         </w:tc>
@@ -11193,7 +11177,7 @@
                 <w:sz w:val="16"/>
                 <w:szCs w:val="16"/>
               </w:rPr>
-              <w:t xml:space="preserve">A replacement started within seconds; no request failed.</w:t>
+              <w:t xml:space="preserve">A replacement pod started within seconds; the Service continued routing to the healthy replica.</w:t>
             </w:r>
           </w:p>
         </w:tc>
@@ -11260,7 +11244,7 @@
                 <w:sz w:val="16"/>
                 <w:szCs w:val="16"/>
               </w:rPr>
-              <w:t xml:space="preserve">CPU rose from 5 % to 791 % of the request; the autoscaler scaled 2 → 5 → 2 replicas; 22,880 requests with 0 errors; median latency 100 ms, 95th percentile 300 ms.</w:t>
+              <w:t xml:space="preserve">CPU 5 % → 791 % of the request; autoscaler 2 → 5 → 2 replicas; 22,880 requests = 21,625 HTTP 200 + 1,255 HTTP 422 (the 5 % deliberately invalid inputs), 0 server and 0 connection errors; p50 100 ms, p95 300 ms.</w:t>
             </w:r>
           </w:p>
         </w:tc>
@@ -11327,7 +11311,7 @@
                 <w:sz w:val="16"/>
                 <w:szCs w:val="16"/>
               </w:rPr>
-              <w:t xml:space="preserve">Every replica replaced; 4,002 requests with 0 errors.</w:t>
+              <w:t xml:space="preserve">Every replica replaced; 4,002 requests = 3,779 HTTP 200 + 223 deliberate HTTP 422, 0 server and 0 connection errors.</w:t>
             </w:r>
           </w:p>
         </w:tc>
@@ -11457,7 +11441,7 @@
                 <wp:inline distT="0" distB="0" distL="0" distR="0">
                   <wp:extent cx="3124200" cy="790575"/>
                   <wp:effectExtent t="0" r="0" b="0" l="0"/>
-                  <wp:docPr id="1" name="c_task7_01_deployed.png" descr="Deployed resources: replicas, LoadBalancer service and autoscaler (left); load-test summary showing 22,880 requests without error (right)." title="c_task7_01_deployed.png"/>
+                  <wp:docPr id="1" name="c_task7_01_deployed.png" descr="Deployed resources: replicas, LoadBalancer service and autoscaler (left); load-test summary: 22,880 requests, 21,625 HTTP 200, 1,255 deliberate HTTP 422, 0 connection errors (right)." title="c_task7_01_deployed.png"/>
                   <wp:cNvGraphicFramePr>
                     <a:graphicFrameLocks xmlns:a="http://schemas.openxmlformats.org/drawingml/2006/main" noChangeAspect="1"/>
                   </wp:cNvGraphicFramePr>
@@ -11513,7 +11497,7 @@
                 <wp:inline distT="0" distB="0" distL="0" distR="0">
                   <wp:extent cx="3124200" cy="1857375"/>
                   <wp:effectExtent t="0" r="0" b="0" l="0"/>
-                  <wp:docPr id="1" name="c_task7_06_load_test.png" descr="Deployed resources: replicas, LoadBalancer service and autoscaler (left); load-test summary showing 22,880 requests without error (right)." title="c_task7_06_load_test.png"/>
+                  <wp:docPr id="1" name="c_task7_06_load_test.png" descr="Deployed resources: replicas, LoadBalancer service and autoscaler (left); load-test summary: 22,880 requests, 21,625 HTTP 200, 1,255 deliberate HTTP 422, 0 connection errors (right)." title="c_task7_06_load_test.png"/>
                   <wp:cNvGraphicFramePr>
                     <a:graphicFrameLocks xmlns:a="http://schemas.openxmlformats.org/drawingml/2006/main" noChangeAspect="1"/>
                   </wp:cNvGraphicFramePr>
@@ -11575,7 +11559,7 @@
           <w:sz w:val="16"/>
           <w:szCs w:val="16"/>
         </w:rPr>
-        <w:t xml:space="preserve">Deployed resources: replicas, LoadBalancer service and autoscaler (left); load-test summary showing 22,880 requests without error (right).</w:t>
+        <w:t xml:space="preserve">Deployed resources: replicas, LoadBalancer service and autoscaler (left); load-test summary: 22,880 requests, 21,625 HTTP 200, 1,255 deliberate HTTP 422, 0 connection errors (right).</w:t>
       </w:r>
     </w:p>
     <w:p>
@@ -11587,7 +11571,7 @@
       <w:r>
         <w:drawing>
           <wp:inline distT="0" distB="0" distL="0" distR="0">
-            <wp:extent cx="3990975" cy="790575"/>
+            <wp:extent cx="3219450" cy="638175"/>
             <wp:effectExtent t="0" r="0" b="0" l="0"/>
             <wp:docPr id="1" name="task7_05b_hpa_scale_down.png" descr="Autoscaler behaviour under load: CPU utilisation rises to 791 % of the request, the deployment scales from two to five replicas and returns to two when traffic stops." title="task7_05b_hpa_scale_down.png"/>
             <wp:cNvGraphicFramePr>
@@ -11612,7 +11596,7 @@
                   <pic:spPr bwMode="auto">
                     <a:xfrm>
                       <a:off x="0" y="0"/>
-                      <a:ext cx="3990975" cy="790575"/>
+                      <a:ext cx="3219450" cy="638175"/>
                     </a:xfrm>
                     <a:prstGeom prst="rect">
                       <a:avLst/>
@@ -11683,7 +11667,7 @@
         <w:t xml:space="preserve">Metrics.</w:t>
       </w:r>
       <w:r>
-        <w:t xml:space="preserve"> Every replica exposes request counts, a latency histogram, predictions per class, the distribution of predicted probabilities, rejected requests, summaries of each numeric input, the model version, CPU and memory use, and the training mean and standard deviation of each feature, read from the scaler of the model actually being served. Prometheus discovers the replicas through the Kubernetes API, so replicas added by the autoscaler are monitored automatically, and Grafana is provisioned entirely from configuration files. </w:t>
+        <w:t xml:space="preserve"> Every replica exposes request counts, a latency histogram, predictions per class, the distribution of predicted probabilities, rejected requests, summaries of each numeric input, the model version, CPU and memory use, and the training mean and standard deviation of each feature, read from the scaler of the model actually being served. Prometheus discovers replicas through the Kubernetes API, so autoscaled replicas are monitored automatically; Grafana is provisioned from files. </w:t>
       </w:r>
       <w:r>
         <w:rPr>
@@ -11709,7 +11693,7 @@
         <w:t xml:space="preserve">Drift detection.</w:t>
       </w:r>
       <w:r>
-        <w:t xml:space="preserve"> Because confirmed diagnoses arrive long after predictions, the service monitors its inputs, a recommended practice for detecting dataset shift [10]. For each feature, the drift score is the difference between the mean of the inputs received in the last 15 minutes and the training mean, divided by the training standard deviation; an alert fires when its magnitude exceeds 0.5 for five minutes. Under realistic traffic the scores remained within ±0.07. When an older, higher-risk population was sent, the scores reached +1.67 for age, −1.12 for maximum heart rate and +1.06 for cholesterol, the share of positive predictions rose from 43 % to 57 %, and the alert HeartApiInputDrift fired.</w:t>
+        <w:t xml:space="preserve"> Because confirmed diagnoses arrive long after predictions, the service monitors its inputs, a recommended practice for detecting dataset shift [10]. For each feature, the drift score is the difference between the mean of the inputs received in the last 15 minutes and the training mean, divided by the training standard deviation; an alert fires when its magnitude exceeds 0.5 for five minutes. Under realistic traffic the scores remained within ±0.07. When an older, higher-risk population was sent, all five monitored features left the ±0.5 band — age +1.67, maximum heart rate −1.12, cholesterol +1.06, ST depression +0.93 and resting blood pressure +0.89 — the share of positive predictions rose from 43 % to 57 %, and HeartApiInputDrift fired for the two features that had exceeded the threshold for five minutes (age and maximum heart rate). Input drift shows that the model is serving a population it was not trained on; it triggers a review but does not by itself prove that prediction quality has degraded, which can only be confirmed once true diagnoses arrive.</w:t>
       </w:r>
     </w:p>
     <w:p>
@@ -11721,7 +11705,7 @@
       <w:r>
         <w:drawing>
           <wp:inline distT="0" distB="0" distL="0" distR="0">
-            <wp:extent cx="6438900" cy="1162050"/>
+            <wp:extent cx="5791200" cy="1038225"/>
             <wp:effectExtent t="0" r="0" b="0" l="0"/>
             <wp:docPr id="1" name="c_task8_07_grafana_drift.png" descr="Grafana drift panels during the population shift: every monitored feature leaves the ±0.5 band (left); recent versus training means, with age at +1.67 standard deviations (right)." title="c_task8_07_grafana_drift.png"/>
             <wp:cNvGraphicFramePr>
@@ -11746,7 +11730,7 @@
                   <pic:spPr bwMode="auto">
                     <a:xfrm>
                       <a:off x="0" y="0"/>
-                      <a:ext cx="6438900" cy="1162050"/>
+                      <a:ext cx="5791200" cy="1038225"/>
                     </a:xfrm>
                     <a:prstGeom prst="rect">
                       <a:avLst/>
@@ -11794,7 +11778,7 @@
       <w:r>
         <w:drawing>
           <wp:inline distT="0" distB="0" distL="0" distR="0">
-            <wp:extent cx="5153025" cy="762000"/>
+            <wp:extent cx="3543300" cy="523875"/>
             <wp:effectExtent t="0" r="0" b="0" l="0"/>
             <wp:docPr id="1" name="c_task8_08_drift_alert.png" descr="Prometheus: HeartApiInputDrift firing for age and maximum heart rate (thalach); chol, oldpeak and trestbps pending." title="c_task8_08_drift_alert.png"/>
             <wp:cNvGraphicFramePr>
@@ -11819,7 +11803,7 @@
                   <pic:spPr bwMode="auto">
                     <a:xfrm>
                       <a:off x="0" y="0"/>
-                      <a:ext cx="5153025" cy="762000"/>
+                      <a:ext cx="3543300" cy="523875"/>
                     </a:xfrm>
                     <a:prstGeom prst="rect">
                       <a:avLst/>
@@ -11879,7 +11863,7 @@
         <w:t xml:space="preserve">Problems encountered.</w:t>
       </w:r>
       <w:r>
-        <w:t xml:space="preserve"> Development exposed several realistic failure modes, each of which was fixed and protected by a check: Windows line endings altered the data checksum (resolved by normalised hashing); eight requests failed during an early rolling update because pods terminated before leaving the load balancer (resolved by a pre-stop pause, after which 4,002 requests passed without error); a model trained with a newer scikit-learn could not be loaded on Python 3.10 (resolved by a version check and locked-version tests); and the Prayogshala run revealed suppressed notebook charts and a pipeline script that ignored a lint failure (both corrected and re-verified). </w:t>
+        <w:t xml:space="preserve"> Development exposed several realistic failure modes, each of which was fixed and protected by a check: Windows line endings altered the data checksum (resolved by normalised hashing); eight requests failed during an early rolling update because pods terminated before leaving the load balancer (resolved by a pre-stop pause, after which a 4,002-request rolling update produced no connection or server errors); a model trained with a newer scikit-learn could not be loaded on Python 3.10 (resolved by a version check and locked-version tests); and the Prayogshala run revealed suppressed notebook charts and a pipeline script that ignored a lint failure (both corrected and re-verified). </w:t>
       </w:r>
       <w:r>
         <w:rPr>
@@ -11899,7 +11883,7 @@
         <w:t xml:space="preserve">Conclusion.</w:t>
       </w:r>
       <w:r>
-        <w:t xml:space="preserve"> All tasks of the assignment have been implemented, executed and evidenced, and the resulting system exhibits the properties expected of a production service: it is reproducible, tested, self-healing, scalable and observable.</w:t>
+        <w:t xml:space="preserve"> All nine tasks of the assignment have been implemented, executed and evidenced. The result is a production-oriented prototype that is reproducible, tested, self-healing, scalable and observable in a local Kubernetes environment. Its discriminative performance on this dataset is promising, but the small held-out set means it is not a clinical validation, and the deployment demonstrates an engineering workflow rather than a publicly operated clinical service.</w:t>
       </w:r>
     </w:p>
     <w:p>
